--- a/rapport/components/chap6.docx
+++ b/rapport/components/chap6.docx
@@ -4,6 +4,7 @@
   <w:body>
     <w:p>
       <w:pPr>
+        <w:pStyle w:val="829"/>
         <w:pBdr/>
         <w:spacing/>
         <w:ind/>
@@ -16,6 +17,7 @@
     </w:p>
     <w:p>
       <w:pPr>
+        <w:pStyle w:val="829"/>
         <w:pBdr/>
         <w:spacing/>
         <w:ind/>
@@ -26,392 +28,6 @@
       <w:r>
         <w:t xml:space="preserve">BILAN ET PERSPECTIVES</w:t>
       </w:r>
-      <w:r/>
-      <w:r/>
-      <w:r/>
-    </w:p>
-    <w:p>
-      <w:pPr>
-        <w:pBdr/>
-        <w:spacing/>
-        <w:ind/>
-        <w:rPr/>
-      </w:pPr>
-      <w:r/>
-      <w:r/>
-      <w:r/>
-    </w:p>
-    <w:p>
-      <w:pPr>
-        <w:pStyle w:val="140"/>
-        <w:pBdr>
-          <w:top w:val="none" w:color="000000" w:sz="4" w:space="0"/>
-          <w:left w:val="none" w:color="000000" w:sz="4" w:space="0"/>
-          <w:bottom w:val="none" w:color="000000" w:sz="4" w:space="0"/>
-          <w:right w:val="none" w:color="000000" w:sz="4" w:space="0"/>
-        </w:pBdr>
-        <w:spacing/>
-        <w:ind w:right="0" w:firstLine="0" w:left="0"/>
-        <w:rPr/>
-      </w:pPr>
-      <w:r>
-        <w:rPr>
-          <w:rFonts w:ascii="Times New Roman" w:hAnsi="Times New Roman" w:eastAsia="Times New Roman" w:cs="Times New Roman"/>
-          <w:b/>
-          <w:color w:val="000000"/>
-          <w:sz w:val="36"/>
-        </w:rPr>
-        <w:t xml:space="preserve">6.1 Introduction</w:t>
-      </w:r>
-      <w:r/>
-    </w:p>
-    <w:p>
-      <w:pPr>
-        <w:pStyle w:val="140"/>
-        <w:pBdr>
-          <w:top w:val="none" w:color="000000" w:sz="4" w:space="0"/>
-          <w:left w:val="none" w:color="000000" w:sz="4" w:space="0"/>
-          <w:bottom w:val="none" w:color="000000" w:sz="4" w:space="0"/>
-          <w:right w:val="none" w:color="000000" w:sz="4" w:space="0"/>
-        </w:pBdr>
-        <w:spacing/>
-        <w:ind w:right="0" w:firstLine="0" w:left="0"/>
-        <w:rPr/>
-      </w:pPr>
-      <w:r>
-        <w:rPr>
-          <w:rFonts w:ascii="Times New Roman" w:hAnsi="Times New Roman" w:eastAsia="Times New Roman" w:cs="Times New Roman"/>
-          <w:b/>
-          <w:color w:val="000000"/>
-          <w:sz w:val="36"/>
-        </w:rPr>
-        <w:t xml:space="preserve">6.2 Planning réel et écarts</w:t>
-      </w:r>
-      <w:r/>
-    </w:p>
-    <w:p>
-      <w:pPr>
-        <w:pBdr>
-          <w:top w:val="none" w:color="000000" w:sz="4" w:space="0"/>
-          <w:left w:val="none" w:color="000000" w:sz="4" w:space="0"/>
-          <w:bottom w:val="none" w:color="000000" w:sz="4" w:space="0"/>
-          <w:right w:val="none" w:color="000000" w:sz="4" w:space="0"/>
-        </w:pBdr>
-        <w:spacing/>
-        <w:ind w:right="0" w:firstLine="0" w:left="0"/>
-        <w:rPr/>
-      </w:pPr>
-      <w:r>
-        <w:rPr>
-          <w:rFonts w:ascii="Times New Roman" w:hAnsi="Times New Roman" w:eastAsia="Times New Roman" w:cs="Times New Roman"/>
-          <w:color w:val="000000"/>
-          <w:sz w:val="24"/>
-        </w:rPr>
-        <w:t xml:space="preserve">Comparaison prévisionnel/réel.</w:t>
-      </w:r>
-      <w:r/>
-    </w:p>
-    <w:p>
-      <w:pPr>
-        <w:pStyle w:val="140"/>
-        <w:pBdr>
-          <w:top w:val="none" w:color="000000" w:sz="4" w:space="0"/>
-          <w:left w:val="none" w:color="000000" w:sz="4" w:space="0"/>
-          <w:bottom w:val="none" w:color="000000" w:sz="4" w:space="0"/>
-          <w:right w:val="none" w:color="000000" w:sz="4" w:space="0"/>
-        </w:pBdr>
-        <w:spacing/>
-        <w:ind w:right="0" w:firstLine="0" w:left="0"/>
-        <w:rPr/>
-      </w:pPr>
-      <w:r>
-        <w:rPr>
-          <w:rFonts w:ascii="Times New Roman" w:hAnsi="Times New Roman" w:eastAsia="Times New Roman" w:cs="Times New Roman"/>
-          <w:b/>
-          <w:color w:val="000000"/>
-          <w:sz w:val="36"/>
-        </w:rPr>
-        <w:t xml:space="preserve">6.3 Difficultés rencontrées</w:t>
-      </w:r>
-      <w:r/>
-    </w:p>
-    <w:p>
-      <w:pPr>
-        <w:pBdr>
-          <w:top w:val="none" w:color="000000" w:sz="4" w:space="0"/>
-          <w:left w:val="none" w:color="000000" w:sz="4" w:space="0"/>
-          <w:bottom w:val="none" w:color="000000" w:sz="4" w:space="0"/>
-          <w:right w:val="none" w:color="000000" w:sz="4" w:space="0"/>
-        </w:pBdr>
-        <w:spacing/>
-        <w:ind w:right="0" w:firstLine="0" w:left="0"/>
-        <w:rPr/>
-      </w:pPr>
-      <w:r>
-        <w:rPr>
-          <w:rFonts w:ascii="Times New Roman" w:hAnsi="Times New Roman" w:eastAsia="Times New Roman" w:cs="Times New Roman"/>
-          <w:color w:val="000000"/>
-          <w:sz w:val="24"/>
-        </w:rPr>
-        <w:t xml:space="preserve">Très bonne section possible.</w:t>
-      </w:r>
-      <w:r/>
-    </w:p>
-    <w:p>
-      <w:pPr>
-        <w:pBdr>
-          <w:top w:val="none" w:color="000000" w:sz="4" w:space="0"/>
-          <w:left w:val="none" w:color="000000" w:sz="4" w:space="0"/>
-          <w:bottom w:val="none" w:color="000000" w:sz="4" w:space="0"/>
-          <w:right w:val="none" w:color="000000" w:sz="4" w:space="0"/>
-        </w:pBdr>
-        <w:spacing/>
-        <w:ind w:right="0" w:firstLine="0" w:left="0"/>
-        <w:rPr/>
-      </w:pPr>
-      <w:r>
-        <w:rPr>
-          <w:rFonts w:ascii="Times New Roman" w:hAnsi="Times New Roman" w:eastAsia="Times New Roman" w:cs="Times New Roman"/>
-          <w:color w:val="000000"/>
-          <w:sz w:val="24"/>
-        </w:rPr>
-        <w:t xml:space="preserve">Exemple :</w:t>
-      </w:r>
-      <w:r/>
-    </w:p>
-    <w:p>
-      <w:pPr>
-        <w:pStyle w:val="668"/>
-        <w:numPr>
-          <w:ilvl w:val="0"/>
-          <w:numId w:val="1"/>
-        </w:numPr>
-        <w:pBdr>
-          <w:top w:val="none" w:color="000000" w:sz="4" w:space="0"/>
-          <w:left w:val="none" w:color="000000" w:sz="4" w:space="0"/>
-          <w:bottom w:val="none" w:color="000000" w:sz="4" w:space="0"/>
-          <w:right w:val="none" w:color="000000" w:sz="4" w:space="0"/>
-        </w:pBdr>
-        <w:spacing/>
-        <w:ind w:right="0"/>
-        <w:rPr/>
-      </w:pPr>
-      <w:r>
-        <w:rPr>
-          <w:rFonts w:ascii="Times New Roman" w:hAnsi="Times New Roman" w:eastAsia="Times New Roman" w:cs="Times New Roman"/>
-          <w:color w:val="000000"/>
-          <w:sz w:val="24"/>
-        </w:rPr>
-        <w:t xml:space="preserve">compréhension métier</w:t>
-      </w:r>
-      <w:r/>
-    </w:p>
-    <w:p>
-      <w:pPr>
-        <w:pStyle w:val="668"/>
-        <w:numPr>
-          <w:ilvl w:val="0"/>
-          <w:numId w:val="1"/>
-        </w:numPr>
-        <w:pBdr>
-          <w:top w:val="none" w:color="000000" w:sz="4" w:space="0"/>
-          <w:left w:val="none" w:color="000000" w:sz="4" w:space="0"/>
-          <w:bottom w:val="none" w:color="000000" w:sz="4" w:space="0"/>
-          <w:right w:val="none" w:color="000000" w:sz="4" w:space="0"/>
-        </w:pBdr>
-        <w:spacing/>
-        <w:ind w:right="0"/>
-        <w:rPr/>
-      </w:pPr>
-      <w:r>
-        <w:rPr>
-          <w:rFonts w:ascii="Times New Roman" w:hAnsi="Times New Roman" w:eastAsia="Times New Roman" w:cs="Times New Roman"/>
-          <w:color w:val="000000"/>
-          <w:sz w:val="24"/>
-        </w:rPr>
-        <w:t xml:space="preserve">Docker</w:t>
-      </w:r>
-      <w:r/>
-    </w:p>
-    <w:p>
-      <w:pPr>
-        <w:pStyle w:val="668"/>
-        <w:numPr>
-          <w:ilvl w:val="0"/>
-          <w:numId w:val="1"/>
-        </w:numPr>
-        <w:pBdr>
-          <w:top w:val="none" w:color="000000" w:sz="4" w:space="0"/>
-          <w:left w:val="none" w:color="000000" w:sz="4" w:space="0"/>
-          <w:bottom w:val="none" w:color="000000" w:sz="4" w:space="0"/>
-          <w:right w:val="none" w:color="000000" w:sz="4" w:space="0"/>
-        </w:pBdr>
-        <w:spacing/>
-        <w:ind w:right="0"/>
-        <w:rPr/>
-      </w:pPr>
-      <w:r>
-        <w:rPr>
-          <w:rFonts w:ascii="Times New Roman" w:hAnsi="Times New Roman" w:eastAsia="Times New Roman" w:cs="Times New Roman"/>
-          <w:color w:val="000000"/>
-          <w:sz w:val="24"/>
-        </w:rPr>
-        <w:t xml:space="preserve">gestion des rôles</w:t>
-      </w:r>
-      <w:r/>
-    </w:p>
-    <w:p>
-      <w:pPr>
-        <w:pStyle w:val="668"/>
-        <w:numPr>
-          <w:ilvl w:val="0"/>
-          <w:numId w:val="1"/>
-        </w:numPr>
-        <w:pBdr>
-          <w:top w:val="none" w:color="000000" w:sz="4" w:space="0"/>
-          <w:left w:val="none" w:color="000000" w:sz="4" w:space="0"/>
-          <w:bottom w:val="none" w:color="000000" w:sz="4" w:space="0"/>
-          <w:right w:val="none" w:color="000000" w:sz="4" w:space="0"/>
-        </w:pBdr>
-        <w:spacing/>
-        <w:ind w:right="0"/>
-        <w:rPr/>
-      </w:pPr>
-      <w:r>
-        <w:rPr>
-          <w:rFonts w:ascii="Times New Roman" w:hAnsi="Times New Roman" w:eastAsia="Times New Roman" w:cs="Times New Roman"/>
-          <w:color w:val="000000"/>
-          <w:sz w:val="24"/>
-        </w:rPr>
-        <w:t xml:space="preserve">modélisation UML</w:t>
-      </w:r>
-      <w:r/>
-    </w:p>
-    <w:p>
-      <w:pPr>
-        <w:pBdr>
-          <w:top w:val="none" w:color="000000" w:sz="4" w:space="0"/>
-          <w:left w:val="none" w:color="000000" w:sz="4" w:space="0"/>
-          <w:bottom w:val="none" w:color="000000" w:sz="4" w:space="0"/>
-          <w:right w:val="none" w:color="000000" w:sz="4" w:space="0"/>
-        </w:pBdr>
-        <w:spacing/>
-        <w:ind w:right="0" w:firstLine="0" w:left="0"/>
-        <w:rPr/>
-      </w:pPr>
-      <w:r>
-        <w:rPr>
-          <w:rFonts w:ascii="Times New Roman" w:hAnsi="Times New Roman" w:eastAsia="Times New Roman" w:cs="Times New Roman"/>
-          <w:color w:val="000000"/>
-          <w:sz w:val="24"/>
-        </w:rPr>
-        <w:t xml:space="preserve">Ça humanise le travail.</w:t>
-      </w:r>
-      <w:r/>
-    </w:p>
-    <w:p>
-      <w:pPr>
-        <w:pStyle w:val="140"/>
-        <w:pBdr>
-          <w:top w:val="none" w:color="000000" w:sz="4" w:space="0"/>
-          <w:left w:val="none" w:color="000000" w:sz="4" w:space="0"/>
-          <w:bottom w:val="none" w:color="000000" w:sz="4" w:space="0"/>
-          <w:right w:val="none" w:color="000000" w:sz="4" w:space="0"/>
-        </w:pBdr>
-        <w:spacing/>
-        <w:ind w:right="0" w:firstLine="0" w:left="0"/>
-        <w:rPr/>
-      </w:pPr>
-      <w:r>
-        <w:rPr>
-          <w:rFonts w:ascii="Times New Roman" w:hAnsi="Times New Roman" w:eastAsia="Times New Roman" w:cs="Times New Roman"/>
-          <w:b/>
-          <w:color w:val="000000"/>
-          <w:sz w:val="36"/>
-        </w:rPr>
-        <w:t xml:space="preserve">6.4 Limites de la solution</w:t>
-      </w:r>
-      <w:r/>
-    </w:p>
-    <w:p>
-      <w:pPr>
-        <w:pStyle w:val="140"/>
-        <w:pBdr>
-          <w:top w:val="none" w:color="000000" w:sz="4" w:space="0"/>
-          <w:left w:val="none" w:color="000000" w:sz="4" w:space="0"/>
-          <w:bottom w:val="none" w:color="000000" w:sz="4" w:space="0"/>
-          <w:right w:val="none" w:color="000000" w:sz="4" w:space="0"/>
-        </w:pBdr>
-        <w:spacing/>
-        <w:ind w:right="0" w:firstLine="0" w:left="0"/>
-        <w:rPr/>
-      </w:pPr>
-      <w:r>
-        <w:rPr>
-          <w:rFonts w:ascii="Times New Roman" w:hAnsi="Times New Roman" w:eastAsia="Times New Roman" w:cs="Times New Roman"/>
-          <w:b/>
-          <w:color w:val="000000"/>
-          <w:sz w:val="36"/>
-        </w:rPr>
-        <w:t xml:space="preserve">6.5 Perspectives d’amélioration</w:t>
-      </w:r>
-      <w:r/>
-    </w:p>
-    <w:p>
-      <w:pPr>
-        <w:pStyle w:val="140"/>
-        <w:pBdr>
-          <w:top w:val="none" w:color="000000" w:sz="4" w:space="0"/>
-          <w:left w:val="none" w:color="000000" w:sz="4" w:space="0"/>
-          <w:bottom w:val="none" w:color="000000" w:sz="4" w:space="0"/>
-          <w:right w:val="none" w:color="000000" w:sz="4" w:space="0"/>
-        </w:pBdr>
-        <w:spacing/>
-        <w:ind w:right="0" w:firstLine="0" w:left="0"/>
-        <w:rPr/>
-      </w:pPr>
-      <w:r>
-        <w:rPr>
-          <w:rFonts w:ascii="Times New Roman" w:hAnsi="Times New Roman" w:eastAsia="Times New Roman" w:cs="Times New Roman"/>
-          <w:b/>
-          <w:color w:val="000000"/>
-          <w:sz w:val="36"/>
-        </w:rPr>
-        <w:t xml:space="preserve">6.6 Conclusion générale</w:t>
-      </w:r>
-      <w:r/>
-    </w:p>
-    <w:p>
-      <w:pPr>
-        <w:pBdr>
-          <w:top w:val="none" w:color="000000" w:sz="4" w:space="0"/>
-          <w:left w:val="none" w:color="000000" w:sz="4" w:space="0"/>
-          <w:bottom w:val="none" w:color="000000" w:sz="4" w:space="0"/>
-          <w:right w:val="none" w:color="000000" w:sz="4" w:space="0"/>
-        </w:pBdr>
-        <w:spacing/>
-        <w:ind w:right="0" w:firstLine="0" w:left="0"/>
-        <w:rPr/>
-      </w:pPr>
-      <w:r>
-        <w:rPr>
-          <w:rFonts w:ascii="Times New Roman" w:hAnsi="Times New Roman" w:eastAsia="Times New Roman" w:cs="Times New Roman"/>
-          <w:color w:val="000000"/>
-          <w:sz w:val="24"/>
-        </w:rPr>
-        <w:t xml:space="preserve">Et là :</w:t>
-        <w:br/>
-        <w:t xml:space="preserve"> tu peux faire une vraie conclusion globale du projet.</w:t>
-      </w:r>
-      <w:r/>
-    </w:p>
-    <w:p>
-      <w:pPr>
-        <w:pBdr/>
-        <w:spacing/>
-        <w:ind/>
-        <w:rPr/>
-      </w:pPr>
       <w:r>
         <w:rPr>
           <w:highlight w:val="none"/>
@@ -422,9 +38,3063 @@
           <w:highlight w:val="none"/>
         </w:rPr>
       </w:r>
+    </w:p>
+    <w:p>
+      <w:pPr>
+        <w:pStyle w:val="830"/>
+        <w:pBdr/>
+        <w:spacing/>
+        <w:ind/>
+        <w:rPr/>
+      </w:pPr>
       <w:r>
         <w:rPr>
           <w:highlight w:val="none"/>
+        </w:rPr>
+        <w:t xml:space="preserve">6.1 Introduction</w:t>
+      </w:r>
+      <w:r>
+        <w:rPr>
+          <w:highlight w:val="none"/>
+        </w:rPr>
+      </w:r>
+      <w:r/>
+    </w:p>
+    <w:p>
+      <w:pPr>
+        <w:pBdr/>
+        <w:spacing/>
+        <w:ind/>
+        <w:rPr/>
+      </w:pPr>
+      <w:r>
+        <w:rPr>
+          <w:highlight w:val="none"/>
+        </w:rPr>
+        <w:t xml:space="preserve">C</w:t>
+      </w:r>
+      <w:r>
+        <w:rPr>
+          <w:highlight w:val="none"/>
+        </w:rPr>
+        <w:t xml:space="preserve">e dernier chapitre présente un bilan global du projet réalisé au sein de la Direction des Systèmes d'Information de l'Université Joseph Ki-Zerbo. Il permet de comparer le déroulement réel du projet avec la planification initiale, de revenir sur les princip</w:t>
+      </w:r>
+      <w:r>
+        <w:rPr>
+          <w:highlight w:val="none"/>
+        </w:rPr>
+        <w:t xml:space="preserve">ales difficultés rencontrées durant le développement et d'identifier les limites actuelles de la solution. Enfin, des perspectives d'amélioration sont proposées afin d'envisager les évolutions futures du système.</w:t>
+      </w:r>
+      <w:r>
+        <w:rPr>
+          <w:highlight w:val="none"/>
+        </w:rPr>
+      </w:r>
+      <w:r/>
+    </w:p>
+    <w:p>
+      <w:pPr>
+        <w:pStyle w:val="830"/>
+        <w:pBdr>
+          <w:top w:val="none" w:color="000000" w:sz="4" w:space="0"/>
+          <w:left w:val="none" w:color="000000" w:sz="4" w:space="0"/>
+          <w:bottom w:val="none" w:color="000000" w:sz="4" w:space="0"/>
+          <w:right w:val="none" w:color="000000" w:sz="4" w:space="0"/>
+        </w:pBdr>
+        <w:spacing/>
+        <w:ind w:right="0" w:firstLine="0" w:left="0"/>
+        <w:rPr>
+          <w14:ligatures w14:val="none"/>
+        </w:rPr>
+      </w:pPr>
+      <w:r>
+        <w:t xml:space="preserve">6.2 Planning réel et écarts</w:t>
+      </w:r>
+      <w:r/>
+    </w:p>
+    <w:p>
+      <w:pPr>
+        <w:pBdr>
+          <w:top w:val="none" w:color="000000" w:sz="4" w:space="0"/>
+          <w:left w:val="none" w:color="000000" w:sz="4" w:space="0"/>
+          <w:bottom w:val="none" w:color="000000" w:sz="4" w:space="0"/>
+          <w:right w:val="none" w:color="000000" w:sz="4" w:space="0"/>
+        </w:pBdr>
+        <w:spacing/>
+        <w:ind w:right="0" w:firstLine="0" w:left="0"/>
+        <w:rPr/>
+      </w:pPr>
+      <w:r>
+        <w:rPr>
+          <w:rFonts w:ascii="Times New Roman" w:hAnsi="Times New Roman" w:eastAsia="Times New Roman" w:cs="Times New Roman"/>
+          <w:color w:val="000000"/>
+          <w:sz w:val="24"/>
+        </w:rPr>
+        <w:t xml:space="preserve">Le projet s'est déroulé globalement conformément à la planification établie en début de stage. Les principales phases d'analyse, de conception, de développement et de validation ont pu être réalisées dans les délais impartis.</w:t>
+      </w:r>
+      <w:r/>
+    </w:p>
+    <w:p>
+      <w:pPr>
+        <w:pBdr>
+          <w:top w:val="none" w:color="000000" w:sz="4" w:space="0"/>
+          <w:left w:val="none" w:color="000000" w:sz="4" w:space="0"/>
+          <w:bottom w:val="none" w:color="000000" w:sz="4" w:space="0"/>
+          <w:right w:val="none" w:color="000000" w:sz="4" w:space="0"/>
+        </w:pBdr>
+        <w:spacing/>
+        <w:ind w:right="0" w:firstLine="0" w:left="0"/>
+        <w:rPr/>
+      </w:pPr>
+      <w:r>
+        <w:rPr>
+          <w:rFonts w:ascii="Times New Roman" w:hAnsi="Times New Roman" w:eastAsia="Times New Roman" w:cs="Times New Roman"/>
+          <w:color w:val="000000"/>
+          <w:sz w:val="24"/>
+        </w:rPr>
+        <w:t xml:space="preserve">Toutefois, certains ajustements ont été nécessaires au cours du développement. La compréhension progressive des besoins et l'affinement de certains choix de conception ont conduit à plusieurs itérations. Ces ajustements ne remettent pas en cause l'organisa</w:t>
+      </w:r>
+      <w:r>
+        <w:rPr>
+          <w:rFonts w:ascii="Times New Roman" w:hAnsi="Times New Roman" w:eastAsia="Times New Roman" w:cs="Times New Roman"/>
+          <w:color w:val="000000"/>
+          <w:sz w:val="24"/>
+        </w:rPr>
+        <w:t xml:space="preserve">tion en sprints adoptée pour le projet, mais traduisent plutôt une démarche d'amélioration continue propre aux méthodes agiles. Au fil de ces évolutions, plusieurs versions intermédiaires de la solution ont été produites jusqu'à l'obtention d'une version s</w:t>
+      </w:r>
+      <w:r>
+        <w:rPr>
+          <w:rFonts w:ascii="Times New Roman" w:hAnsi="Times New Roman" w:eastAsia="Times New Roman" w:cs="Times New Roman"/>
+          <w:color w:val="000000"/>
+          <w:sz w:val="24"/>
+        </w:rPr>
+        <w:t xml:space="preserve">table et fonctionnelle (v4.2.1) répondant aux exigences définies </w:t>
+      </w:r>
+      <w:r>
+        <w:rPr>
+          <w:rFonts w:ascii="Times New Roman" w:hAnsi="Times New Roman" w:eastAsia="Times New Roman" w:cs="Times New Roman"/>
+          <w:b/>
+          <w:bCs/>
+          <w:color w:val="000000"/>
+          <w:sz w:val="32"/>
+          <w:szCs w:val="28"/>
+        </w:rPr>
+        <w:t xml:space="preserve">[Annexe ]</w:t>
+      </w:r>
+      <w:r>
+        <w:rPr>
+          <w:rFonts w:ascii="Times New Roman" w:hAnsi="Times New Roman" w:eastAsia="Times New Roman" w:cs="Times New Roman"/>
+          <w:color w:val="000000"/>
+          <w:sz w:val="24"/>
+        </w:rPr>
+        <w:t xml:space="preserve">. Une présentation détaillée de l'évolution des versions est proposée en annexe.</w:t>
+      </w:r>
+      <w:r/>
+    </w:p>
+    <w:p>
+      <w:pPr>
+        <w:pBdr>
+          <w:top w:val="none" w:color="000000" w:sz="4" w:space="0"/>
+          <w:left w:val="none" w:color="000000" w:sz="4" w:space="0"/>
+          <w:bottom w:val="none" w:color="000000" w:sz="4" w:space="0"/>
+          <w:right w:val="none" w:color="000000" w:sz="4" w:space="0"/>
+        </w:pBdr>
+        <w:spacing/>
+        <w:ind w:right="0" w:firstLine="0" w:left="0"/>
+        <w:rPr/>
+      </w:pPr>
+      <w:r>
+        <w:rPr>
+          <w:rFonts w:ascii="Times New Roman" w:hAnsi="Times New Roman" w:eastAsia="Times New Roman" w:cs="Times New Roman"/>
+          <w:color w:val="000000"/>
+          <w:sz w:val="24"/>
+        </w:rPr>
+        <w:t xml:space="preserve">Les principaux écarts observés concernent les activités d'analyse, de modélisation et de développement. Plusieurs diagrammes ont notamment été revus à différentes reprises afin de mieux représenter les règles de gestion et les interactions entre les acteur</w:t>
+      </w:r>
+      <w:r>
+        <w:rPr>
+          <w:rFonts w:ascii="Times New Roman" w:hAnsi="Times New Roman" w:eastAsia="Times New Roman" w:cs="Times New Roman"/>
+          <w:color w:val="000000"/>
+          <w:sz w:val="24"/>
+        </w:rPr>
+        <w:t xml:space="preserve">s du système. De même, certaines fonctionnalités ont été réorganisées ou améliorées au cours du développement afin de renforcer la cohérence globale de l'application.</w:t>
+      </w:r>
+      <w:r/>
+    </w:p>
+    <w:p>
+      <w:pPr>
+        <w:pBdr>
+          <w:top w:val="none" w:color="000000" w:sz="4" w:space="0"/>
+          <w:left w:val="none" w:color="000000" w:sz="4" w:space="0"/>
+          <w:bottom w:val="none" w:color="000000" w:sz="4" w:space="0"/>
+          <w:right w:val="none" w:color="000000" w:sz="4" w:space="0"/>
+        </w:pBdr>
+        <w:spacing/>
+        <w:ind w:right="0" w:firstLine="0" w:left="0"/>
+        <w:rPr/>
+      </w:pPr>
+      <w:r>
+        <w:rPr>
+          <w:rFonts w:ascii="Times New Roman" w:hAnsi="Times New Roman" w:eastAsia="Times New Roman" w:cs="Times New Roman"/>
+          <w:color w:val="000000"/>
+          <w:sz w:val="24"/>
+        </w:rPr>
+        <w:t xml:space="preserve">Malgré ces ajustements, les objectifs fixés au début du stage ont été atteints et les fonctionnalités essentielles du système ont été réalisées puis validées.</w:t>
+      </w:r>
+      <w:r/>
+    </w:p>
+    <w:p>
+      <w:pPr>
+        <w:pStyle w:val="831"/>
+        <w:pBdr>
+          <w:top w:val="none" w:color="000000" w:sz="4" w:space="0"/>
+          <w:left w:val="none" w:color="000000" w:sz="4" w:space="0"/>
+          <w:bottom w:val="none" w:color="000000" w:sz="4" w:space="0"/>
+          <w:right w:val="none" w:color="000000" w:sz="4" w:space="0"/>
+        </w:pBdr>
+        <w:spacing/>
+        <w:ind w:right="0" w:firstLine="0" w:left="0"/>
+        <w:rPr/>
+      </w:pPr>
+      <w:r>
+        <w:rPr>
+          <w:rFonts w:ascii="Times New Roman" w:hAnsi="Times New Roman" w:eastAsia="Times New Roman" w:cs="Times New Roman"/>
+          <w:b/>
+          <w:color w:val="000000"/>
+          <w:sz w:val="28"/>
+        </w:rPr>
+        <w:t xml:space="preserve">Tableau comparatif du planning prévisionnel et réel</w:t>
+      </w:r>
+      <w:r/>
+    </w:p>
+    <w:tbl>
+      <w:tblPr>
+        <w:tblStyle w:val="703"/>
+        <w:tblInd w:w="0" w:type="dxa"/>
+        <w:tblW w:w="0" w:type="auto"/>
+        <w:tblBorders>
+          <w:top w:val="none" w:color="000000" w:sz="4" w:space="0"/>
+          <w:left w:val="none" w:color="000000" w:sz="4" w:space="0"/>
+          <w:bottom w:val="none" w:color="000000" w:sz="4" w:space="0"/>
+          <w:right w:val="none" w:color="000000" w:sz="4" w:space="0"/>
+          <w:insideH w:val="none" w:color="000000" w:sz="4" w:space="0"/>
+          <w:insideV w:val="none" w:color="000000" w:sz="4" w:space="0"/>
+        </w:tblBorders>
+        <w:tblLayout w:type="fixed"/>
+        <w:tblLook w:val="04A0" w:firstRow="1" w:lastRow="0" w:firstColumn="1" w:lastColumn="0" w:noHBand="0" w:noVBand="1"/>
+      </w:tblPr>
+      <w:tblGrid>
+        <w:gridCol w:w="299"/>
+        <w:gridCol w:w="5430"/>
+        <w:gridCol w:w="1640"/>
+        <w:gridCol w:w="1984"/>
+      </w:tblGrid>
+      <w:tr>
+        <w:trPr/>
+        <w:tc>
+          <w:tcPr>
+            <w:tcBorders>
+              <w:top w:val="single" w:color="000000" w:sz="4" w:space="0"/>
+              <w:left w:val="single" w:color="000000" w:sz="4" w:space="0"/>
+              <w:bottom w:val="single" w:color="000000" w:sz="4" w:space="0"/>
+              <w:right w:val="single" w:color="000000" w:sz="4" w:space="0"/>
+            </w:tcBorders>
+            <w:tcMar>
+              <w:left w:w="15" w:type="dxa"/>
+              <w:top w:w="15" w:type="dxa"/>
+              <w:right w:w="15" w:type="dxa"/>
+              <w:bottom w:w="15" w:type="dxa"/>
+            </w:tcMar>
+            <w:tcW w:w="299" w:type="dxa"/>
+            <w:vAlign w:val="center"/>
+          </w:tcPr>
+          <w:p>
+            <w:pPr>
+              <w:pBdr/>
+              <w:spacing w:after="0" w:before="0" w:line="240" w:lineRule="auto"/>
+              <w:ind/>
+              <w:jc w:val="center"/>
+              <w:rPr/>
+            </w:pPr>
+            <w:r>
+              <w:rPr>
+                <w:rFonts w:ascii="Times New Roman" w:hAnsi="Times New Roman" w:eastAsia="Times New Roman" w:cs="Times New Roman"/>
+                <w:b/>
+                <w:color w:val="000000"/>
+                <w:sz w:val="24"/>
+              </w:rPr>
+              <w:t xml:space="preserve">N°</w:t>
+            </w:r>
+            <w:r/>
+          </w:p>
+        </w:tc>
+        <w:tc>
+          <w:tcPr>
+            <w:tcBorders>
+              <w:top w:val="single" w:color="000000" w:sz="4" w:space="0"/>
+              <w:left w:val="single" w:color="000000" w:sz="4" w:space="0"/>
+              <w:bottom w:val="single" w:color="000000" w:sz="4" w:space="0"/>
+              <w:right w:val="single" w:color="000000" w:sz="4" w:space="0"/>
+            </w:tcBorders>
+            <w:tcMar>
+              <w:left w:w="15" w:type="dxa"/>
+              <w:top w:w="15" w:type="dxa"/>
+              <w:right w:w="15" w:type="dxa"/>
+              <w:bottom w:w="15" w:type="dxa"/>
+            </w:tcMar>
+            <w:tcW w:w="5430" w:type="dxa"/>
+            <w:vAlign w:val="center"/>
+          </w:tcPr>
+          <w:p>
+            <w:pPr>
+              <w:pBdr/>
+              <w:spacing w:after="0" w:before="0" w:line="240" w:lineRule="auto"/>
+              <w:ind/>
+              <w:jc w:val="center"/>
+              <w:rPr/>
+            </w:pPr>
+            <w:r>
+              <w:rPr>
+                <w:rFonts w:ascii="Times New Roman" w:hAnsi="Times New Roman" w:eastAsia="Times New Roman" w:cs="Times New Roman"/>
+                <w:b/>
+                <w:color w:val="000000"/>
+                <w:sz w:val="24"/>
+              </w:rPr>
+              <w:t xml:space="preserve">Tâche</w:t>
+            </w:r>
+            <w:r/>
+          </w:p>
+        </w:tc>
+        <w:tc>
+          <w:tcPr>
+            <w:tcBorders>
+              <w:top w:val="single" w:color="000000" w:sz="4" w:space="0"/>
+              <w:left w:val="single" w:color="000000" w:sz="4" w:space="0"/>
+              <w:bottom w:val="single" w:color="000000" w:sz="4" w:space="0"/>
+              <w:right w:val="single" w:color="000000" w:sz="4" w:space="0"/>
+            </w:tcBorders>
+            <w:tcMar>
+              <w:left w:w="15" w:type="dxa"/>
+              <w:top w:w="15" w:type="dxa"/>
+              <w:right w:w="15" w:type="dxa"/>
+              <w:bottom w:w="15" w:type="dxa"/>
+            </w:tcMar>
+            <w:tcW w:w="1640" w:type="dxa"/>
+            <w:vAlign w:val="center"/>
+          </w:tcPr>
+          <w:p>
+            <w:pPr>
+              <w:pBdr/>
+              <w:spacing w:after="0" w:before="0" w:line="240" w:lineRule="auto"/>
+              <w:ind/>
+              <w:jc w:val="center"/>
+              <w:rPr/>
+            </w:pPr>
+            <w:r>
+              <w:rPr>
+                <w:rFonts w:ascii="Times New Roman" w:hAnsi="Times New Roman" w:eastAsia="Times New Roman" w:cs="Times New Roman"/>
+                <w:b/>
+                <w:color w:val="000000"/>
+                <w:sz w:val="24"/>
+              </w:rPr>
+              <w:t xml:space="preserve">Période prévue</w:t>
+            </w:r>
+            <w:r/>
+          </w:p>
+        </w:tc>
+        <w:tc>
+          <w:tcPr>
+            <w:tcBorders>
+              <w:top w:val="single" w:color="000000" w:sz="4" w:space="0"/>
+              <w:left w:val="single" w:color="000000" w:sz="4" w:space="0"/>
+              <w:bottom w:val="single" w:color="000000" w:sz="4" w:space="0"/>
+              <w:right w:val="single" w:color="000000" w:sz="4" w:space="0"/>
+            </w:tcBorders>
+            <w:tcMar>
+              <w:left w:w="15" w:type="dxa"/>
+              <w:top w:w="15" w:type="dxa"/>
+              <w:right w:w="15" w:type="dxa"/>
+              <w:bottom w:w="15" w:type="dxa"/>
+            </w:tcMar>
+            <w:tcW w:w="1984" w:type="dxa"/>
+            <w:vAlign w:val="center"/>
+          </w:tcPr>
+          <w:p>
+            <w:pPr>
+              <w:pBdr/>
+              <w:spacing w:after="0" w:before="0" w:line="240" w:lineRule="auto"/>
+              <w:ind/>
+              <w:jc w:val="center"/>
+              <w:rPr/>
+            </w:pPr>
+            <w:r>
+              <w:rPr>
+                <w:rFonts w:ascii="Times New Roman" w:hAnsi="Times New Roman" w:eastAsia="Times New Roman" w:cs="Times New Roman"/>
+                <w:b/>
+                <w:color w:val="000000"/>
+                <w:sz w:val="24"/>
+              </w:rPr>
+              <w:t xml:space="preserve">Période réelle</w:t>
+            </w:r>
+            <w:r/>
+          </w:p>
+        </w:tc>
+      </w:tr>
+      <w:tr>
+        <w:trPr/>
+        <w:tc>
+          <w:tcPr>
+            <w:tcBorders>
+              <w:top w:val="single" w:color="000000" w:sz="4" w:space="0"/>
+              <w:left w:val="single" w:color="000000" w:sz="4" w:space="0"/>
+              <w:bottom w:val="single" w:color="000000" w:sz="4" w:space="0"/>
+              <w:right w:val="single" w:color="000000" w:sz="4" w:space="0"/>
+            </w:tcBorders>
+            <w:tcMar>
+              <w:left w:w="15" w:type="dxa"/>
+              <w:top w:w="15" w:type="dxa"/>
+              <w:right w:w="15" w:type="dxa"/>
+              <w:bottom w:w="15" w:type="dxa"/>
+            </w:tcMar>
+            <w:tcW w:w="299" w:type="dxa"/>
+            <w:vAlign w:val="center"/>
+          </w:tcPr>
+          <w:p>
+            <w:pPr>
+              <w:pBdr/>
+              <w:spacing w:after="0" w:before="0" w:line="240" w:lineRule="auto"/>
+              <w:ind/>
+              <w:rPr/>
+            </w:pPr>
+            <w:r>
+              <w:rPr>
+                <w:rFonts w:ascii="Times New Roman" w:hAnsi="Times New Roman" w:eastAsia="Times New Roman" w:cs="Times New Roman"/>
+                <w:color w:val="000000"/>
+                <w:sz w:val="24"/>
+              </w:rPr>
+              <w:t xml:space="preserve">1</w:t>
+            </w:r>
+            <w:r/>
+          </w:p>
+        </w:tc>
+        <w:tc>
+          <w:tcPr>
+            <w:tcBorders>
+              <w:top w:val="single" w:color="000000" w:sz="4" w:space="0"/>
+              <w:left w:val="single" w:color="000000" w:sz="4" w:space="0"/>
+              <w:bottom w:val="single" w:color="000000" w:sz="4" w:space="0"/>
+              <w:right w:val="single" w:color="000000" w:sz="4" w:space="0"/>
+            </w:tcBorders>
+            <w:tcMar>
+              <w:left w:w="15" w:type="dxa"/>
+              <w:top w:w="15" w:type="dxa"/>
+              <w:right w:w="15" w:type="dxa"/>
+              <w:bottom w:w="15" w:type="dxa"/>
+            </w:tcMar>
+            <w:tcW w:w="5430" w:type="dxa"/>
+            <w:vAlign w:val="center"/>
+          </w:tcPr>
+          <w:p>
+            <w:pPr>
+              <w:pBdr/>
+              <w:spacing w:after="0" w:before="0" w:line="240" w:lineRule="auto"/>
+              <w:ind/>
+              <w:rPr/>
+            </w:pPr>
+            <w:r>
+              <w:rPr>
+                <w:rFonts w:ascii="Times New Roman" w:hAnsi="Times New Roman" w:eastAsia="Times New Roman" w:cs="Times New Roman"/>
+                <w:color w:val="000000"/>
+                <w:sz w:val="24"/>
+              </w:rPr>
+              <w:t xml:space="preserve">Prise en main et compréhension des technologies en place</w:t>
+            </w:r>
+            <w:r/>
+          </w:p>
+        </w:tc>
+        <w:tc>
+          <w:tcPr>
+            <w:tcBorders>
+              <w:top w:val="single" w:color="000000" w:sz="4" w:space="0"/>
+              <w:left w:val="single" w:color="000000" w:sz="4" w:space="0"/>
+              <w:bottom w:val="single" w:color="000000" w:sz="4" w:space="0"/>
+              <w:right w:val="single" w:color="000000" w:sz="4" w:space="0"/>
+            </w:tcBorders>
+            <w:tcMar>
+              <w:left w:w="15" w:type="dxa"/>
+              <w:top w:w="15" w:type="dxa"/>
+              <w:right w:w="15" w:type="dxa"/>
+              <w:bottom w:w="15" w:type="dxa"/>
+            </w:tcMar>
+            <w:tcW w:w="1640" w:type="dxa"/>
+            <w:vAlign w:val="center"/>
+          </w:tcPr>
+          <w:p>
+            <w:pPr>
+              <w:pBdr/>
+              <w:spacing w:after="0" w:before="0" w:line="240" w:lineRule="auto"/>
+              <w:ind/>
+              <w:rPr/>
+            </w:pPr>
+            <w:r>
+              <w:rPr>
+                <w:rFonts w:ascii="Times New Roman" w:hAnsi="Times New Roman" w:eastAsia="Times New Roman" w:cs="Times New Roman"/>
+                <w:color w:val="000000"/>
+                <w:sz w:val="24"/>
+              </w:rPr>
+              <w:t xml:space="preserve">13/03 – 27/03</w:t>
+            </w:r>
+            <w:r/>
+          </w:p>
+        </w:tc>
+        <w:tc>
+          <w:tcPr>
+            <w:tcBorders>
+              <w:top w:val="single" w:color="000000" w:sz="4" w:space="0"/>
+              <w:left w:val="single" w:color="000000" w:sz="4" w:space="0"/>
+              <w:bottom w:val="single" w:color="000000" w:sz="4" w:space="0"/>
+              <w:right w:val="single" w:color="000000" w:sz="4" w:space="0"/>
+            </w:tcBorders>
+            <w:tcMar>
+              <w:left w:w="15" w:type="dxa"/>
+              <w:top w:w="15" w:type="dxa"/>
+              <w:right w:w="15" w:type="dxa"/>
+              <w:bottom w:w="15" w:type="dxa"/>
+            </w:tcMar>
+            <w:tcW w:w="1984" w:type="dxa"/>
+            <w:vAlign w:val="center"/>
+          </w:tcPr>
+          <w:p>
+            <w:pPr>
+              <w:pBdr/>
+              <w:spacing w:after="0" w:before="0" w:line="240" w:lineRule="auto"/>
+              <w:ind/>
+              <w:rPr/>
+            </w:pPr>
+            <w:r>
+              <w:rPr>
+                <w:rFonts w:ascii="Times New Roman" w:hAnsi="Times New Roman" w:eastAsia="Times New Roman" w:cs="Times New Roman"/>
+                <w:color w:val="000000"/>
+                <w:sz w:val="24"/>
+              </w:rPr>
+              <w:t xml:space="preserve">13/03 – 25/03</w:t>
+            </w:r>
+            <w:r/>
+          </w:p>
+        </w:tc>
+      </w:tr>
+      <w:tr>
+        <w:trPr/>
+        <w:tc>
+          <w:tcPr>
+            <w:tcBorders>
+              <w:top w:val="single" w:color="000000" w:sz="4" w:space="0"/>
+              <w:left w:val="single" w:color="000000" w:sz="4" w:space="0"/>
+              <w:bottom w:val="single" w:color="000000" w:sz="4" w:space="0"/>
+              <w:right w:val="single" w:color="000000" w:sz="4" w:space="0"/>
+            </w:tcBorders>
+            <w:tcMar>
+              <w:left w:w="15" w:type="dxa"/>
+              <w:top w:w="15" w:type="dxa"/>
+              <w:right w:w="15" w:type="dxa"/>
+              <w:bottom w:w="15" w:type="dxa"/>
+            </w:tcMar>
+            <w:tcW w:w="299" w:type="dxa"/>
+            <w:vAlign w:val="center"/>
+          </w:tcPr>
+          <w:p>
+            <w:pPr>
+              <w:pBdr/>
+              <w:spacing w:after="0" w:before="0" w:line="240" w:lineRule="auto"/>
+              <w:ind/>
+              <w:rPr/>
+            </w:pPr>
+            <w:r>
+              <w:rPr>
+                <w:rFonts w:ascii="Times New Roman" w:hAnsi="Times New Roman" w:eastAsia="Times New Roman" w:cs="Times New Roman"/>
+                <w:color w:val="000000"/>
+                <w:sz w:val="24"/>
+              </w:rPr>
+              <w:t xml:space="preserve">2</w:t>
+            </w:r>
+            <w:r/>
+          </w:p>
+        </w:tc>
+        <w:tc>
+          <w:tcPr>
+            <w:tcBorders>
+              <w:top w:val="single" w:color="000000" w:sz="4" w:space="0"/>
+              <w:left w:val="single" w:color="000000" w:sz="4" w:space="0"/>
+              <w:bottom w:val="single" w:color="000000" w:sz="4" w:space="0"/>
+              <w:right w:val="single" w:color="000000" w:sz="4" w:space="0"/>
+            </w:tcBorders>
+            <w:tcMar>
+              <w:left w:w="15" w:type="dxa"/>
+              <w:top w:w="15" w:type="dxa"/>
+              <w:right w:w="15" w:type="dxa"/>
+              <w:bottom w:w="15" w:type="dxa"/>
+            </w:tcMar>
+            <w:tcW w:w="5430" w:type="dxa"/>
+            <w:vAlign w:val="center"/>
+          </w:tcPr>
+          <w:p>
+            <w:pPr>
+              <w:pBdr/>
+              <w:spacing w:after="0" w:before="0" w:line="240" w:lineRule="auto"/>
+              <w:ind/>
+              <w:rPr/>
+            </w:pPr>
+            <w:r>
+              <w:rPr>
+                <w:rFonts w:ascii="Times New Roman" w:hAnsi="Times New Roman" w:eastAsia="Times New Roman" w:cs="Times New Roman"/>
+                <w:color w:val="000000"/>
+                <w:sz w:val="24"/>
+              </w:rPr>
+              <w:t xml:space="preserve">Analyse des besoins et compréhension de l'existant</w:t>
+            </w:r>
+            <w:r/>
+          </w:p>
+        </w:tc>
+        <w:tc>
+          <w:tcPr>
+            <w:tcBorders>
+              <w:top w:val="single" w:color="000000" w:sz="4" w:space="0"/>
+              <w:left w:val="single" w:color="000000" w:sz="4" w:space="0"/>
+              <w:bottom w:val="single" w:color="000000" w:sz="4" w:space="0"/>
+              <w:right w:val="single" w:color="000000" w:sz="4" w:space="0"/>
+            </w:tcBorders>
+            <w:tcMar>
+              <w:left w:w="15" w:type="dxa"/>
+              <w:top w:w="15" w:type="dxa"/>
+              <w:right w:w="15" w:type="dxa"/>
+              <w:bottom w:w="15" w:type="dxa"/>
+            </w:tcMar>
+            <w:tcW w:w="1640" w:type="dxa"/>
+            <w:vAlign w:val="center"/>
+          </w:tcPr>
+          <w:p>
+            <w:pPr>
+              <w:pBdr/>
+              <w:spacing w:after="0" w:before="0" w:line="240" w:lineRule="auto"/>
+              <w:ind/>
+              <w:rPr/>
+            </w:pPr>
+            <w:r>
+              <w:rPr>
+                <w:rFonts w:ascii="Times New Roman" w:hAnsi="Times New Roman" w:eastAsia="Times New Roman" w:cs="Times New Roman"/>
+                <w:color w:val="000000"/>
+                <w:sz w:val="24"/>
+              </w:rPr>
+              <w:t xml:space="preserve">16/03 – 23/03</w:t>
+            </w:r>
+            <w:r/>
+          </w:p>
+        </w:tc>
+        <w:tc>
+          <w:tcPr>
+            <w:tcBorders>
+              <w:top w:val="single" w:color="000000" w:sz="4" w:space="0"/>
+              <w:left w:val="single" w:color="000000" w:sz="4" w:space="0"/>
+              <w:bottom w:val="single" w:color="000000" w:sz="4" w:space="0"/>
+              <w:right w:val="single" w:color="000000" w:sz="4" w:space="0"/>
+            </w:tcBorders>
+            <w:tcMar>
+              <w:left w:w="15" w:type="dxa"/>
+              <w:top w:w="15" w:type="dxa"/>
+              <w:right w:w="15" w:type="dxa"/>
+              <w:bottom w:w="15" w:type="dxa"/>
+            </w:tcMar>
+            <w:tcW w:w="1984" w:type="dxa"/>
+            <w:vAlign w:val="center"/>
+          </w:tcPr>
+          <w:p>
+            <w:pPr>
+              <w:pBdr/>
+              <w:spacing w:after="0" w:before="0" w:line="240" w:lineRule="auto"/>
+              <w:ind/>
+              <w:rPr/>
+            </w:pPr>
+            <w:r>
+              <w:rPr>
+                <w:rFonts w:ascii="Times New Roman" w:hAnsi="Times New Roman" w:eastAsia="Times New Roman" w:cs="Times New Roman"/>
+                <w:color w:val="000000"/>
+                <w:sz w:val="24"/>
+              </w:rPr>
+              <w:t xml:space="preserve">16/03 – 30/03</w:t>
+            </w:r>
+            <w:r/>
+          </w:p>
+        </w:tc>
+      </w:tr>
+      <w:tr>
+        <w:trPr/>
+        <w:tc>
+          <w:tcPr>
+            <w:tcBorders>
+              <w:top w:val="single" w:color="000000" w:sz="4" w:space="0"/>
+              <w:left w:val="single" w:color="000000" w:sz="4" w:space="0"/>
+              <w:bottom w:val="single" w:color="000000" w:sz="4" w:space="0"/>
+              <w:right w:val="single" w:color="000000" w:sz="4" w:space="0"/>
+            </w:tcBorders>
+            <w:tcMar>
+              <w:left w:w="15" w:type="dxa"/>
+              <w:top w:w="15" w:type="dxa"/>
+              <w:right w:w="15" w:type="dxa"/>
+              <w:bottom w:w="15" w:type="dxa"/>
+            </w:tcMar>
+            <w:tcW w:w="299" w:type="dxa"/>
+            <w:vAlign w:val="center"/>
+          </w:tcPr>
+          <w:p>
+            <w:pPr>
+              <w:pBdr/>
+              <w:spacing w:after="0" w:before="0" w:line="240" w:lineRule="auto"/>
+              <w:ind/>
+              <w:rPr/>
+            </w:pPr>
+            <w:r>
+              <w:rPr>
+                <w:rFonts w:ascii="Times New Roman" w:hAnsi="Times New Roman" w:eastAsia="Times New Roman" w:cs="Times New Roman"/>
+                <w:color w:val="000000"/>
+                <w:sz w:val="24"/>
+              </w:rPr>
+              <w:t xml:space="preserve">3</w:t>
+            </w:r>
+            <w:r/>
+          </w:p>
+        </w:tc>
+        <w:tc>
+          <w:tcPr>
+            <w:tcBorders>
+              <w:top w:val="single" w:color="000000" w:sz="4" w:space="0"/>
+              <w:left w:val="single" w:color="000000" w:sz="4" w:space="0"/>
+              <w:bottom w:val="single" w:color="000000" w:sz="4" w:space="0"/>
+              <w:right w:val="single" w:color="000000" w:sz="4" w:space="0"/>
+            </w:tcBorders>
+            <w:tcMar>
+              <w:left w:w="15" w:type="dxa"/>
+              <w:top w:w="15" w:type="dxa"/>
+              <w:right w:w="15" w:type="dxa"/>
+              <w:bottom w:w="15" w:type="dxa"/>
+            </w:tcMar>
+            <w:tcW w:w="5430" w:type="dxa"/>
+            <w:vAlign w:val="center"/>
+          </w:tcPr>
+          <w:p>
+            <w:pPr>
+              <w:pBdr/>
+              <w:spacing w:after="0" w:before="0" w:line="240" w:lineRule="auto"/>
+              <w:ind/>
+              <w:rPr/>
+            </w:pPr>
+            <w:r>
+              <w:rPr>
+                <w:rFonts w:ascii="Times New Roman" w:hAnsi="Times New Roman" w:eastAsia="Times New Roman" w:cs="Times New Roman"/>
+                <w:color w:val="000000"/>
+                <w:sz w:val="24"/>
+              </w:rPr>
+              <w:t xml:space="preserve">Établissement, validation et correction du cahier des charges</w:t>
+            </w:r>
+            <w:r/>
+          </w:p>
+        </w:tc>
+        <w:tc>
+          <w:tcPr>
+            <w:tcBorders>
+              <w:top w:val="single" w:color="000000" w:sz="4" w:space="0"/>
+              <w:left w:val="single" w:color="000000" w:sz="4" w:space="0"/>
+              <w:bottom w:val="single" w:color="000000" w:sz="4" w:space="0"/>
+              <w:right w:val="single" w:color="000000" w:sz="4" w:space="0"/>
+            </w:tcBorders>
+            <w:tcMar>
+              <w:left w:w="15" w:type="dxa"/>
+              <w:top w:w="15" w:type="dxa"/>
+              <w:right w:w="15" w:type="dxa"/>
+              <w:bottom w:w="15" w:type="dxa"/>
+            </w:tcMar>
+            <w:tcW w:w="1640" w:type="dxa"/>
+            <w:vAlign w:val="center"/>
+          </w:tcPr>
+          <w:p>
+            <w:pPr>
+              <w:pBdr/>
+              <w:spacing w:after="0" w:before="0" w:line="240" w:lineRule="auto"/>
+              <w:ind/>
+              <w:rPr/>
+            </w:pPr>
+            <w:r>
+              <w:rPr>
+                <w:rFonts w:ascii="Times New Roman" w:hAnsi="Times New Roman" w:eastAsia="Times New Roman" w:cs="Times New Roman"/>
+                <w:color w:val="000000"/>
+                <w:sz w:val="24"/>
+              </w:rPr>
+              <w:t xml:space="preserve">31/03 – 08/04</w:t>
+            </w:r>
+            <w:r/>
+          </w:p>
+        </w:tc>
+        <w:tc>
+          <w:tcPr>
+            <w:tcBorders>
+              <w:top w:val="single" w:color="000000" w:sz="4" w:space="0"/>
+              <w:left w:val="single" w:color="000000" w:sz="4" w:space="0"/>
+              <w:bottom w:val="single" w:color="000000" w:sz="4" w:space="0"/>
+              <w:right w:val="single" w:color="000000" w:sz="4" w:space="0"/>
+            </w:tcBorders>
+            <w:tcMar>
+              <w:left w:w="15" w:type="dxa"/>
+              <w:top w:w="15" w:type="dxa"/>
+              <w:right w:w="15" w:type="dxa"/>
+              <w:bottom w:w="15" w:type="dxa"/>
+            </w:tcMar>
+            <w:tcW w:w="1984" w:type="dxa"/>
+            <w:vAlign w:val="center"/>
+          </w:tcPr>
+          <w:p>
+            <w:pPr>
+              <w:pBdr/>
+              <w:spacing w:after="0" w:before="0" w:line="240" w:lineRule="auto"/>
+              <w:ind/>
+              <w:rPr/>
+            </w:pPr>
+            <w:r>
+              <w:rPr>
+                <w:rFonts w:ascii="Times New Roman" w:hAnsi="Times New Roman" w:eastAsia="Times New Roman" w:cs="Times New Roman"/>
+                <w:color w:val="000000"/>
+                <w:sz w:val="24"/>
+              </w:rPr>
+              <w:t xml:space="preserve">04/04 – 10/04</w:t>
+            </w:r>
+            <w:r/>
+          </w:p>
+        </w:tc>
+      </w:tr>
+      <w:tr>
+        <w:trPr/>
+        <w:tc>
+          <w:tcPr>
+            <w:tcBorders>
+              <w:top w:val="single" w:color="000000" w:sz="4" w:space="0"/>
+              <w:left w:val="single" w:color="000000" w:sz="4" w:space="0"/>
+              <w:bottom w:val="single" w:color="000000" w:sz="4" w:space="0"/>
+              <w:right w:val="single" w:color="000000" w:sz="4" w:space="0"/>
+            </w:tcBorders>
+            <w:tcMar>
+              <w:left w:w="15" w:type="dxa"/>
+              <w:top w:w="15" w:type="dxa"/>
+              <w:right w:w="15" w:type="dxa"/>
+              <w:bottom w:w="15" w:type="dxa"/>
+            </w:tcMar>
+            <w:tcW w:w="299" w:type="dxa"/>
+            <w:vAlign w:val="center"/>
+          </w:tcPr>
+          <w:p>
+            <w:pPr>
+              <w:pBdr/>
+              <w:spacing w:after="0" w:before="0" w:line="240" w:lineRule="auto"/>
+              <w:ind/>
+              <w:rPr/>
+            </w:pPr>
+            <w:r>
+              <w:rPr>
+                <w:rFonts w:ascii="Times New Roman" w:hAnsi="Times New Roman" w:eastAsia="Times New Roman" w:cs="Times New Roman"/>
+                <w:color w:val="000000"/>
+                <w:sz w:val="24"/>
+              </w:rPr>
+              <w:t xml:space="preserve">4</w:t>
+            </w:r>
+            <w:r/>
+          </w:p>
+        </w:tc>
+        <w:tc>
+          <w:tcPr>
+            <w:tcBorders>
+              <w:top w:val="single" w:color="000000" w:sz="4" w:space="0"/>
+              <w:left w:val="single" w:color="000000" w:sz="4" w:space="0"/>
+              <w:bottom w:val="single" w:color="000000" w:sz="4" w:space="0"/>
+              <w:right w:val="single" w:color="000000" w:sz="4" w:space="0"/>
+            </w:tcBorders>
+            <w:tcMar>
+              <w:left w:w="15" w:type="dxa"/>
+              <w:top w:w="15" w:type="dxa"/>
+              <w:right w:w="15" w:type="dxa"/>
+              <w:bottom w:w="15" w:type="dxa"/>
+            </w:tcMar>
+            <w:tcW w:w="5430" w:type="dxa"/>
+            <w:vAlign w:val="center"/>
+          </w:tcPr>
+          <w:p>
+            <w:pPr>
+              <w:pBdr/>
+              <w:spacing w:after="0" w:before="0" w:line="240" w:lineRule="auto"/>
+              <w:ind/>
+              <w:rPr/>
+            </w:pPr>
+            <w:r>
+              <w:rPr>
+                <w:rFonts w:ascii="Times New Roman" w:hAnsi="Times New Roman" w:eastAsia="Times New Roman" w:cs="Times New Roman"/>
+                <w:color w:val="000000"/>
+                <w:sz w:val="24"/>
+              </w:rPr>
+              <w:t xml:space="preserve">Conception, validation et correction du prototype</w:t>
+            </w:r>
+            <w:r/>
+          </w:p>
+        </w:tc>
+        <w:tc>
+          <w:tcPr>
+            <w:tcBorders>
+              <w:top w:val="single" w:color="000000" w:sz="4" w:space="0"/>
+              <w:left w:val="single" w:color="000000" w:sz="4" w:space="0"/>
+              <w:bottom w:val="single" w:color="000000" w:sz="4" w:space="0"/>
+              <w:right w:val="single" w:color="000000" w:sz="4" w:space="0"/>
+            </w:tcBorders>
+            <w:tcMar>
+              <w:left w:w="15" w:type="dxa"/>
+              <w:top w:w="15" w:type="dxa"/>
+              <w:right w:w="15" w:type="dxa"/>
+              <w:bottom w:w="15" w:type="dxa"/>
+            </w:tcMar>
+            <w:tcW w:w="1640" w:type="dxa"/>
+            <w:vAlign w:val="center"/>
+          </w:tcPr>
+          <w:p>
+            <w:pPr>
+              <w:pBdr/>
+              <w:spacing w:after="0" w:before="0" w:line="240" w:lineRule="auto"/>
+              <w:ind/>
+              <w:rPr/>
+            </w:pPr>
+            <w:r>
+              <w:rPr>
+                <w:rFonts w:ascii="Times New Roman" w:hAnsi="Times New Roman" w:eastAsia="Times New Roman" w:cs="Times New Roman"/>
+                <w:color w:val="000000"/>
+                <w:sz w:val="24"/>
+              </w:rPr>
+              <w:t xml:space="preserve">10/04 – 17/04</w:t>
+            </w:r>
+            <w:r/>
+          </w:p>
+        </w:tc>
+        <w:tc>
+          <w:tcPr>
+            <w:tcBorders>
+              <w:top w:val="single" w:color="000000" w:sz="4" w:space="0"/>
+              <w:left w:val="single" w:color="000000" w:sz="4" w:space="0"/>
+              <w:bottom w:val="single" w:color="000000" w:sz="4" w:space="0"/>
+              <w:right w:val="single" w:color="000000" w:sz="4" w:space="0"/>
+            </w:tcBorders>
+            <w:tcMar>
+              <w:left w:w="15" w:type="dxa"/>
+              <w:top w:w="15" w:type="dxa"/>
+              <w:right w:w="15" w:type="dxa"/>
+              <w:bottom w:w="15" w:type="dxa"/>
+            </w:tcMar>
+            <w:tcW w:w="1984" w:type="dxa"/>
+            <w:vAlign w:val="center"/>
+          </w:tcPr>
+          <w:p>
+            <w:pPr>
+              <w:pBdr/>
+              <w:spacing w:after="0" w:before="0" w:line="240" w:lineRule="auto"/>
+              <w:ind/>
+              <w:rPr/>
+            </w:pPr>
+            <w:r>
+              <w:rPr>
+                <w:rFonts w:ascii="Times New Roman" w:hAnsi="Times New Roman" w:eastAsia="Times New Roman" w:cs="Times New Roman"/>
+                <w:color w:val="000000"/>
+                <w:sz w:val="24"/>
+              </w:rPr>
+              <w:t xml:space="preserve">10/04 – 20/04</w:t>
+            </w:r>
+            <w:r/>
+          </w:p>
+        </w:tc>
+      </w:tr>
+      <w:tr>
+        <w:trPr/>
+        <w:tc>
+          <w:tcPr>
+            <w:tcBorders>
+              <w:top w:val="single" w:color="000000" w:sz="4" w:space="0"/>
+              <w:left w:val="single" w:color="000000" w:sz="4" w:space="0"/>
+              <w:bottom w:val="single" w:color="000000" w:sz="4" w:space="0"/>
+              <w:right w:val="single" w:color="000000" w:sz="4" w:space="0"/>
+            </w:tcBorders>
+            <w:tcMar>
+              <w:left w:w="15" w:type="dxa"/>
+              <w:top w:w="15" w:type="dxa"/>
+              <w:right w:w="15" w:type="dxa"/>
+              <w:bottom w:w="15" w:type="dxa"/>
+            </w:tcMar>
+            <w:tcW w:w="299" w:type="dxa"/>
+            <w:vAlign w:val="center"/>
+          </w:tcPr>
+          <w:p>
+            <w:pPr>
+              <w:pBdr/>
+              <w:spacing w:after="0" w:before="0" w:line="240" w:lineRule="auto"/>
+              <w:ind/>
+              <w:rPr/>
+            </w:pPr>
+            <w:r>
+              <w:rPr>
+                <w:rFonts w:ascii="Times New Roman" w:hAnsi="Times New Roman" w:eastAsia="Times New Roman" w:cs="Times New Roman"/>
+                <w:color w:val="000000"/>
+                <w:sz w:val="24"/>
+              </w:rPr>
+              <w:t xml:space="preserve">5</w:t>
+            </w:r>
+            <w:r/>
+          </w:p>
+        </w:tc>
+        <w:tc>
+          <w:tcPr>
+            <w:tcBorders>
+              <w:top w:val="single" w:color="000000" w:sz="4" w:space="0"/>
+              <w:left w:val="single" w:color="000000" w:sz="4" w:space="0"/>
+              <w:bottom w:val="single" w:color="000000" w:sz="4" w:space="0"/>
+              <w:right w:val="single" w:color="000000" w:sz="4" w:space="0"/>
+            </w:tcBorders>
+            <w:tcMar>
+              <w:left w:w="15" w:type="dxa"/>
+              <w:top w:w="15" w:type="dxa"/>
+              <w:right w:w="15" w:type="dxa"/>
+              <w:bottom w:w="15" w:type="dxa"/>
+            </w:tcMar>
+            <w:tcW w:w="5430" w:type="dxa"/>
+            <w:vAlign w:val="center"/>
+          </w:tcPr>
+          <w:p>
+            <w:pPr>
+              <w:pBdr/>
+              <w:spacing w:after="0" w:before="0" w:line="240" w:lineRule="auto"/>
+              <w:ind/>
+              <w:rPr/>
+            </w:pPr>
+            <w:r>
+              <w:rPr>
+                <w:rFonts w:ascii="Times New Roman" w:hAnsi="Times New Roman" w:eastAsia="Times New Roman" w:cs="Times New Roman"/>
+                <w:color w:val="000000"/>
+                <w:sz w:val="24"/>
+              </w:rPr>
+              <w:t xml:space="preserve">Réalisation de la solution</w:t>
+            </w:r>
+            <w:r/>
+          </w:p>
+        </w:tc>
+        <w:tc>
+          <w:tcPr>
+            <w:tcBorders>
+              <w:top w:val="single" w:color="000000" w:sz="4" w:space="0"/>
+              <w:left w:val="single" w:color="000000" w:sz="4" w:space="0"/>
+              <w:bottom w:val="single" w:color="000000" w:sz="4" w:space="0"/>
+              <w:right w:val="single" w:color="000000" w:sz="4" w:space="0"/>
+            </w:tcBorders>
+            <w:tcMar>
+              <w:left w:w="15" w:type="dxa"/>
+              <w:top w:w="15" w:type="dxa"/>
+              <w:right w:w="15" w:type="dxa"/>
+              <w:bottom w:w="15" w:type="dxa"/>
+            </w:tcMar>
+            <w:tcW w:w="1640" w:type="dxa"/>
+            <w:vAlign w:val="center"/>
+          </w:tcPr>
+          <w:p>
+            <w:pPr>
+              <w:pBdr/>
+              <w:spacing w:after="0" w:before="0" w:line="240" w:lineRule="auto"/>
+              <w:ind/>
+              <w:rPr/>
+            </w:pPr>
+            <w:r>
+              <w:rPr>
+                <w:rFonts w:ascii="Times New Roman" w:hAnsi="Times New Roman" w:eastAsia="Times New Roman" w:cs="Times New Roman"/>
+                <w:color w:val="000000"/>
+                <w:sz w:val="24"/>
+              </w:rPr>
+              <w:t xml:space="preserve">20/04 – 07/05</w:t>
+            </w:r>
+            <w:r/>
+          </w:p>
+        </w:tc>
+        <w:tc>
+          <w:tcPr>
+            <w:tcBorders>
+              <w:top w:val="single" w:color="000000" w:sz="4" w:space="0"/>
+              <w:left w:val="single" w:color="000000" w:sz="4" w:space="0"/>
+              <w:bottom w:val="single" w:color="000000" w:sz="4" w:space="0"/>
+              <w:right w:val="single" w:color="000000" w:sz="4" w:space="0"/>
+            </w:tcBorders>
+            <w:tcMar>
+              <w:left w:w="15" w:type="dxa"/>
+              <w:top w:w="15" w:type="dxa"/>
+              <w:right w:w="15" w:type="dxa"/>
+              <w:bottom w:w="15" w:type="dxa"/>
+            </w:tcMar>
+            <w:tcW w:w="1984" w:type="dxa"/>
+            <w:vAlign w:val="center"/>
+          </w:tcPr>
+          <w:p>
+            <w:pPr>
+              <w:pBdr/>
+              <w:spacing w:after="0" w:before="0" w:line="240" w:lineRule="auto"/>
+              <w:ind/>
+              <w:rPr/>
+            </w:pPr>
+            <w:r>
+              <w:rPr>
+                <w:rFonts w:ascii="Times New Roman" w:hAnsi="Times New Roman" w:eastAsia="Times New Roman" w:cs="Times New Roman"/>
+                <w:color w:val="000000"/>
+                <w:sz w:val="24"/>
+              </w:rPr>
+              <w:t xml:space="preserve">21/04 – 18/05</w:t>
+            </w:r>
+            <w:r/>
+          </w:p>
+        </w:tc>
+      </w:tr>
+      <w:tr>
+        <w:trPr/>
+        <w:tc>
+          <w:tcPr>
+            <w:tcBorders>
+              <w:top w:val="single" w:color="000000" w:sz="4" w:space="0"/>
+              <w:left w:val="single" w:color="000000" w:sz="4" w:space="0"/>
+              <w:bottom w:val="single" w:color="000000" w:sz="4" w:space="0"/>
+              <w:right w:val="single" w:color="000000" w:sz="4" w:space="0"/>
+            </w:tcBorders>
+            <w:tcMar>
+              <w:left w:w="15" w:type="dxa"/>
+              <w:top w:w="15" w:type="dxa"/>
+              <w:right w:w="15" w:type="dxa"/>
+              <w:bottom w:w="15" w:type="dxa"/>
+            </w:tcMar>
+            <w:tcW w:w="299" w:type="dxa"/>
+            <w:vAlign w:val="center"/>
+          </w:tcPr>
+          <w:p>
+            <w:pPr>
+              <w:pBdr/>
+              <w:spacing w:after="0" w:before="0" w:line="240" w:lineRule="auto"/>
+              <w:ind/>
+              <w:rPr/>
+            </w:pPr>
+            <w:r>
+              <w:rPr>
+                <w:rFonts w:ascii="Times New Roman" w:hAnsi="Times New Roman" w:eastAsia="Times New Roman" w:cs="Times New Roman"/>
+                <w:color w:val="000000"/>
+                <w:sz w:val="24"/>
+              </w:rPr>
+              <w:t xml:space="preserve">6</w:t>
+            </w:r>
+            <w:r/>
+          </w:p>
+        </w:tc>
+        <w:tc>
+          <w:tcPr>
+            <w:tcBorders>
+              <w:top w:val="single" w:color="000000" w:sz="4" w:space="0"/>
+              <w:left w:val="single" w:color="000000" w:sz="4" w:space="0"/>
+              <w:bottom w:val="single" w:color="000000" w:sz="4" w:space="0"/>
+              <w:right w:val="single" w:color="000000" w:sz="4" w:space="0"/>
+            </w:tcBorders>
+            <w:tcMar>
+              <w:left w:w="15" w:type="dxa"/>
+              <w:top w:w="15" w:type="dxa"/>
+              <w:right w:w="15" w:type="dxa"/>
+              <w:bottom w:w="15" w:type="dxa"/>
+            </w:tcMar>
+            <w:tcW w:w="5430" w:type="dxa"/>
+            <w:vAlign w:val="center"/>
+          </w:tcPr>
+          <w:p>
+            <w:pPr>
+              <w:pBdr/>
+              <w:spacing w:after="0" w:before="0" w:line="240" w:lineRule="auto"/>
+              <w:ind/>
+              <w:rPr/>
+            </w:pPr>
+            <w:r>
+              <w:rPr>
+                <w:rFonts w:ascii="Times New Roman" w:hAnsi="Times New Roman" w:eastAsia="Times New Roman" w:cs="Times New Roman"/>
+                <w:color w:val="000000"/>
+                <w:sz w:val="24"/>
+              </w:rPr>
+              <w:t xml:space="preserve">Tests, améliorations et déploiement</w:t>
+            </w:r>
+            <w:r/>
+          </w:p>
+        </w:tc>
+        <w:tc>
+          <w:tcPr>
+            <w:tcBorders>
+              <w:top w:val="single" w:color="000000" w:sz="4" w:space="0"/>
+              <w:left w:val="single" w:color="000000" w:sz="4" w:space="0"/>
+              <w:bottom w:val="single" w:color="000000" w:sz="4" w:space="0"/>
+              <w:right w:val="single" w:color="000000" w:sz="4" w:space="0"/>
+            </w:tcBorders>
+            <w:tcMar>
+              <w:left w:w="15" w:type="dxa"/>
+              <w:top w:w="15" w:type="dxa"/>
+              <w:right w:w="15" w:type="dxa"/>
+              <w:bottom w:w="15" w:type="dxa"/>
+            </w:tcMar>
+            <w:tcW w:w="1640" w:type="dxa"/>
+            <w:vAlign w:val="center"/>
+          </w:tcPr>
+          <w:p>
+            <w:pPr>
+              <w:pBdr/>
+              <w:spacing w:after="0" w:before="0" w:line="240" w:lineRule="auto"/>
+              <w:ind/>
+              <w:rPr/>
+            </w:pPr>
+            <w:r>
+              <w:rPr>
+                <w:rFonts w:ascii="Times New Roman" w:hAnsi="Times New Roman" w:eastAsia="Times New Roman" w:cs="Times New Roman"/>
+                <w:color w:val="000000"/>
+                <w:sz w:val="24"/>
+              </w:rPr>
+              <w:t xml:space="preserve">07/05 – 14/05</w:t>
+            </w:r>
+            <w:r/>
+          </w:p>
+        </w:tc>
+        <w:tc>
+          <w:tcPr>
+            <w:tcBorders>
+              <w:top w:val="single" w:color="000000" w:sz="4" w:space="0"/>
+              <w:left w:val="single" w:color="000000" w:sz="4" w:space="0"/>
+              <w:bottom w:val="single" w:color="000000" w:sz="4" w:space="0"/>
+              <w:right w:val="single" w:color="000000" w:sz="4" w:space="0"/>
+            </w:tcBorders>
+            <w:tcMar>
+              <w:left w:w="15" w:type="dxa"/>
+              <w:top w:w="15" w:type="dxa"/>
+              <w:right w:w="15" w:type="dxa"/>
+              <w:bottom w:w="15" w:type="dxa"/>
+            </w:tcMar>
+            <w:tcW w:w="1984" w:type="dxa"/>
+            <w:vAlign w:val="center"/>
+          </w:tcPr>
+          <w:p>
+            <w:pPr>
+              <w:pBdr/>
+              <w:spacing w:after="0" w:before="0" w:line="240" w:lineRule="auto"/>
+              <w:ind/>
+              <w:rPr/>
+            </w:pPr>
+            <w:r>
+              <w:rPr>
+                <w:rFonts w:ascii="Times New Roman" w:hAnsi="Times New Roman" w:eastAsia="Times New Roman" w:cs="Times New Roman"/>
+                <w:color w:val="000000"/>
+                <w:sz w:val="24"/>
+              </w:rPr>
+              <w:t xml:space="preserve">18/05 – 21/05</w:t>
+            </w:r>
+            <w:r/>
+          </w:p>
+        </w:tc>
+      </w:tr>
+      <w:tr>
+        <w:trPr/>
+        <w:tc>
+          <w:tcPr>
+            <w:tcBorders>
+              <w:top w:val="single" w:color="000000" w:sz="4" w:space="0"/>
+              <w:left w:val="single" w:color="000000" w:sz="4" w:space="0"/>
+              <w:bottom w:val="single" w:color="000000" w:sz="4" w:space="0"/>
+              <w:right w:val="single" w:color="000000" w:sz="4" w:space="0"/>
+            </w:tcBorders>
+            <w:tcMar>
+              <w:left w:w="15" w:type="dxa"/>
+              <w:top w:w="15" w:type="dxa"/>
+              <w:right w:w="15" w:type="dxa"/>
+              <w:bottom w:w="15" w:type="dxa"/>
+            </w:tcMar>
+            <w:tcW w:w="299" w:type="dxa"/>
+            <w:vAlign w:val="center"/>
+          </w:tcPr>
+          <w:p>
+            <w:pPr>
+              <w:pBdr/>
+              <w:spacing w:after="0" w:before="0" w:line="240" w:lineRule="auto"/>
+              <w:ind/>
+              <w:rPr/>
+            </w:pPr>
+            <w:r>
+              <w:rPr>
+                <w:rFonts w:ascii="Times New Roman" w:hAnsi="Times New Roman" w:eastAsia="Times New Roman" w:cs="Times New Roman"/>
+                <w:color w:val="000000"/>
+                <w:sz w:val="24"/>
+              </w:rPr>
+              <w:t xml:space="preserve">7</w:t>
+            </w:r>
+            <w:r/>
+          </w:p>
+        </w:tc>
+        <w:tc>
+          <w:tcPr>
+            <w:tcBorders>
+              <w:top w:val="single" w:color="000000" w:sz="4" w:space="0"/>
+              <w:left w:val="single" w:color="000000" w:sz="4" w:space="0"/>
+              <w:bottom w:val="single" w:color="000000" w:sz="4" w:space="0"/>
+              <w:right w:val="single" w:color="000000" w:sz="4" w:space="0"/>
+            </w:tcBorders>
+            <w:tcMar>
+              <w:left w:w="15" w:type="dxa"/>
+              <w:top w:w="15" w:type="dxa"/>
+              <w:right w:w="15" w:type="dxa"/>
+              <w:bottom w:w="15" w:type="dxa"/>
+            </w:tcMar>
+            <w:tcW w:w="5430" w:type="dxa"/>
+            <w:vAlign w:val="center"/>
+          </w:tcPr>
+          <w:p>
+            <w:pPr>
+              <w:pBdr/>
+              <w:spacing w:after="0" w:before="0" w:line="240" w:lineRule="auto"/>
+              <w:ind/>
+              <w:rPr/>
+            </w:pPr>
+            <w:r>
+              <w:rPr>
+                <w:rFonts w:ascii="Times New Roman" w:hAnsi="Times New Roman" w:eastAsia="Times New Roman" w:cs="Times New Roman"/>
+                <w:color w:val="000000"/>
+                <w:sz w:val="24"/>
+              </w:rPr>
+              <w:t xml:space="preserve">Formation à l'utilisation et clôture du projet</w:t>
+            </w:r>
+            <w:r/>
+          </w:p>
+        </w:tc>
+        <w:tc>
+          <w:tcPr>
+            <w:tcBorders>
+              <w:top w:val="single" w:color="000000" w:sz="4" w:space="0"/>
+              <w:left w:val="single" w:color="000000" w:sz="4" w:space="0"/>
+              <w:bottom w:val="single" w:color="000000" w:sz="4" w:space="0"/>
+              <w:right w:val="single" w:color="000000" w:sz="4" w:space="0"/>
+            </w:tcBorders>
+            <w:tcMar>
+              <w:left w:w="15" w:type="dxa"/>
+              <w:top w:w="15" w:type="dxa"/>
+              <w:right w:w="15" w:type="dxa"/>
+              <w:bottom w:w="15" w:type="dxa"/>
+            </w:tcMar>
+            <w:tcW w:w="1640" w:type="dxa"/>
+            <w:vAlign w:val="center"/>
+          </w:tcPr>
+          <w:p>
+            <w:pPr>
+              <w:pBdr/>
+              <w:spacing w:after="0" w:before="0" w:line="240" w:lineRule="auto"/>
+              <w:ind/>
+              <w:rPr/>
+            </w:pPr>
+            <w:r>
+              <w:rPr>
+                <w:rFonts w:ascii="Times New Roman" w:hAnsi="Times New Roman" w:eastAsia="Times New Roman" w:cs="Times New Roman"/>
+                <w:color w:val="000000"/>
+                <w:sz w:val="24"/>
+              </w:rPr>
+              <w:t xml:space="preserve">20/05 – 27/05</w:t>
+            </w:r>
+            <w:r/>
+          </w:p>
+        </w:tc>
+        <w:tc>
+          <w:tcPr>
+            <w:tcBorders>
+              <w:top w:val="single" w:color="000000" w:sz="4" w:space="0"/>
+              <w:left w:val="single" w:color="000000" w:sz="4" w:space="0"/>
+              <w:bottom w:val="single" w:color="000000" w:sz="4" w:space="0"/>
+              <w:right w:val="single" w:color="000000" w:sz="4" w:space="0"/>
+            </w:tcBorders>
+            <w:tcMar>
+              <w:left w:w="15" w:type="dxa"/>
+              <w:top w:w="15" w:type="dxa"/>
+              <w:right w:w="15" w:type="dxa"/>
+              <w:bottom w:w="15" w:type="dxa"/>
+            </w:tcMar>
+            <w:tcW w:w="1984" w:type="dxa"/>
+            <w:vAlign w:val="center"/>
+          </w:tcPr>
+          <w:p>
+            <w:pPr>
+              <w:pBdr/>
+              <w:spacing w:after="0" w:before="0" w:line="240" w:lineRule="auto"/>
+              <w:ind/>
+              <w:rPr/>
+            </w:pPr>
+            <w:r>
+              <w:rPr>
+                <w:rFonts w:ascii="Times New Roman" w:hAnsi="Times New Roman" w:eastAsia="Times New Roman" w:cs="Times New Roman"/>
+                <w:color w:val="000000"/>
+                <w:sz w:val="24"/>
+              </w:rPr>
+              <w:t xml:space="preserve">23/05 – 30/05</w:t>
+            </w:r>
+            <w:r/>
+          </w:p>
+        </w:tc>
+      </w:tr>
+      <w:tr>
+        <w:trPr/>
+        <w:tc>
+          <w:tcPr>
+            <w:tcBorders>
+              <w:top w:val="single" w:color="000000" w:sz="4" w:space="0"/>
+              <w:left w:val="single" w:color="000000" w:sz="4" w:space="0"/>
+              <w:bottom w:val="single" w:color="000000" w:sz="4" w:space="0"/>
+              <w:right w:val="single" w:color="000000" w:sz="4" w:space="0"/>
+            </w:tcBorders>
+            <w:tcMar>
+              <w:left w:w="15" w:type="dxa"/>
+              <w:top w:w="15" w:type="dxa"/>
+              <w:right w:w="15" w:type="dxa"/>
+              <w:bottom w:w="15" w:type="dxa"/>
+            </w:tcMar>
+            <w:tcW w:w="299" w:type="dxa"/>
+            <w:vAlign w:val="center"/>
+          </w:tcPr>
+          <w:p>
+            <w:pPr>
+              <w:pBdr/>
+              <w:spacing w:after="0" w:before="0" w:line="240" w:lineRule="auto"/>
+              <w:ind/>
+              <w:rPr/>
+            </w:pPr>
+            <w:r>
+              <w:rPr>
+                <w:rFonts w:ascii="Times New Roman" w:hAnsi="Times New Roman" w:eastAsia="Times New Roman" w:cs="Times New Roman"/>
+                <w:color w:val="000000"/>
+                <w:sz w:val="24"/>
+              </w:rPr>
+              <w:t xml:space="preserve">8</w:t>
+            </w:r>
+            <w:r/>
+          </w:p>
+        </w:tc>
+        <w:tc>
+          <w:tcPr>
+            <w:tcBorders>
+              <w:top w:val="single" w:color="000000" w:sz="4" w:space="0"/>
+              <w:left w:val="single" w:color="000000" w:sz="4" w:space="0"/>
+              <w:bottom w:val="single" w:color="000000" w:sz="4" w:space="0"/>
+              <w:right w:val="single" w:color="000000" w:sz="4" w:space="0"/>
+            </w:tcBorders>
+            <w:tcMar>
+              <w:left w:w="15" w:type="dxa"/>
+              <w:top w:w="15" w:type="dxa"/>
+              <w:right w:w="15" w:type="dxa"/>
+              <w:bottom w:w="15" w:type="dxa"/>
+            </w:tcMar>
+            <w:tcW w:w="5430" w:type="dxa"/>
+            <w:vAlign w:val="center"/>
+          </w:tcPr>
+          <w:p>
+            <w:pPr>
+              <w:pBdr/>
+              <w:spacing w:after="0" w:before="0" w:line="240" w:lineRule="auto"/>
+              <w:ind/>
+              <w:rPr/>
+            </w:pPr>
+            <w:r>
+              <w:rPr>
+                <w:rFonts w:ascii="Times New Roman" w:hAnsi="Times New Roman" w:eastAsia="Times New Roman" w:cs="Times New Roman"/>
+                <w:color w:val="000000"/>
+                <w:sz w:val="24"/>
+              </w:rPr>
+              <w:t xml:space="preserve">Rédaction du rapport</w:t>
+            </w:r>
+            <w:r/>
+          </w:p>
+        </w:tc>
+        <w:tc>
+          <w:tcPr>
+            <w:tcBorders>
+              <w:top w:val="single" w:color="000000" w:sz="4" w:space="0"/>
+              <w:left w:val="single" w:color="000000" w:sz="4" w:space="0"/>
+              <w:bottom w:val="single" w:color="000000" w:sz="4" w:space="0"/>
+              <w:right w:val="single" w:color="000000" w:sz="4" w:space="0"/>
+            </w:tcBorders>
+            <w:tcMar>
+              <w:left w:w="15" w:type="dxa"/>
+              <w:top w:w="15" w:type="dxa"/>
+              <w:right w:w="15" w:type="dxa"/>
+              <w:bottom w:w="15" w:type="dxa"/>
+            </w:tcMar>
+            <w:tcW w:w="1640" w:type="dxa"/>
+            <w:vAlign w:val="center"/>
+          </w:tcPr>
+          <w:p>
+            <w:pPr>
+              <w:pBdr/>
+              <w:spacing w:after="0" w:before="0" w:line="240" w:lineRule="auto"/>
+              <w:ind/>
+              <w:rPr/>
+            </w:pPr>
+            <w:r>
+              <w:rPr>
+                <w:rFonts w:ascii="Times New Roman" w:hAnsi="Times New Roman" w:eastAsia="Times New Roman" w:cs="Times New Roman"/>
+                <w:color w:val="000000"/>
+                <w:sz w:val="24"/>
+              </w:rPr>
+              <w:t xml:space="preserve">10/04 – 20/05</w:t>
+            </w:r>
+            <w:r/>
+          </w:p>
+        </w:tc>
+        <w:tc>
+          <w:tcPr>
+            <w:tcBorders>
+              <w:top w:val="single" w:color="000000" w:sz="4" w:space="0"/>
+              <w:left w:val="single" w:color="000000" w:sz="4" w:space="0"/>
+              <w:bottom w:val="single" w:color="000000" w:sz="4" w:space="0"/>
+              <w:right w:val="single" w:color="000000" w:sz="4" w:space="0"/>
+            </w:tcBorders>
+            <w:tcMar>
+              <w:left w:w="15" w:type="dxa"/>
+              <w:top w:w="15" w:type="dxa"/>
+              <w:right w:w="15" w:type="dxa"/>
+              <w:bottom w:w="15" w:type="dxa"/>
+            </w:tcMar>
+            <w:tcW w:w="1984" w:type="dxa"/>
+            <w:vAlign w:val="center"/>
+          </w:tcPr>
+          <w:p>
+            <w:pPr>
+              <w:pBdr/>
+              <w:spacing w:after="0" w:before="0" w:line="240" w:lineRule="auto"/>
+              <w:ind/>
+              <w:rPr/>
+            </w:pPr>
+            <w:r>
+              <w:rPr>
+                <w:rFonts w:ascii="Times New Roman" w:hAnsi="Times New Roman" w:eastAsia="Times New Roman" w:cs="Times New Roman"/>
+                <w:color w:val="000000"/>
+                <w:sz w:val="24"/>
+              </w:rPr>
+              <w:t xml:space="preserve">10/04 – 25/05</w:t>
+            </w:r>
+            <w:r/>
+          </w:p>
+        </w:tc>
+      </w:tr>
+    </w:tbl>
+    <w:p>
+      <w:pPr>
+        <w:pBdr>
+          <w:top w:val="none" w:color="000000" w:sz="4" w:space="0"/>
+          <w:left w:val="none" w:color="000000" w:sz="4" w:space="0"/>
+          <w:bottom w:val="none" w:color="000000" w:sz="4" w:space="0"/>
+          <w:right w:val="none" w:color="000000" w:sz="4" w:space="0"/>
+        </w:pBdr>
+        <w:spacing/>
+        <w:ind w:right="0" w:firstLine="0" w:left="0"/>
+        <w:rPr>
+          <w:rFonts w:ascii="Times New Roman" w:hAnsi="Times New Roman" w:eastAsia="Times New Roman" w:cs="Times New Roman"/>
+          <w:sz w:val="24"/>
+          <w:szCs w:val="24"/>
+        </w:rPr>
+      </w:pPr>
+      <w:r>
+        <w:rPr>
+          <w:rFonts w:ascii="Times New Roman" w:hAnsi="Times New Roman" w:eastAsia="Times New Roman" w:cs="Times New Roman"/>
+          <w:color w:val="000000"/>
+          <w:sz w:val="24"/>
+          <w:highlight w:val="none"/>
+        </w:rPr>
+      </w:r>
+      <w:r>
+        <w:rPr>
+          <w:rFonts w:ascii="Times New Roman" w:hAnsi="Times New Roman" w:eastAsia="Times New Roman" w:cs="Times New Roman"/>
+          <w:sz w:val="24"/>
+          <w:szCs w:val="24"/>
+        </w:rPr>
+      </w:r>
+      <w:r>
+        <w:rPr>
+          <w:rFonts w:ascii="Times New Roman" w:hAnsi="Times New Roman" w:eastAsia="Times New Roman" w:cs="Times New Roman"/>
+          <w:sz w:val="24"/>
+          <w:szCs w:val="24"/>
+        </w:rPr>
+      </w:r>
+    </w:p>
+    <w:p>
+      <w:pPr>
+        <w:pBdr>
+          <w:top w:val="none" w:color="000000" w:sz="4" w:space="0"/>
+          <w:left w:val="none" w:color="000000" w:sz="4" w:space="0"/>
+          <w:bottom w:val="none" w:color="000000" w:sz="4" w:space="0"/>
+          <w:right w:val="none" w:color="000000" w:sz="4" w:space="0"/>
+        </w:pBdr>
+        <w:spacing/>
+        <w:ind w:right="0" w:firstLine="0" w:left="0"/>
+        <w:rPr/>
+      </w:pPr>
+      <w:r>
+        <w:rPr>
+          <w:rFonts w:ascii="Times New Roman" w:hAnsi="Times New Roman" w:eastAsia="Times New Roman" w:cs="Times New Roman"/>
+          <w:color w:val="000000"/>
+          <w:sz w:val="24"/>
+          <w:highlight w:val="none"/>
+        </w:rPr>
+        <mc:AlternateContent>
+          <mc:Choice Requires="wpg">
+            <w:drawing>
+              <wp:inline xmlns:wp="http://schemas.openxmlformats.org/drawingml/2006/wordprocessingDrawing" distT="0" distB="0" distL="0" distR="0">
+                <wp:extent cx="5940425" cy="2260541"/>
+                <wp:effectExtent l="0" t="0" r="0" b="0"/>
+                <wp:docPr id="1" name=""/>
+                <wp:cNvGraphicFramePr>
+                  <a:graphicFrameLocks xmlns:a="http://schemas.openxmlformats.org/drawingml/2006/main" noChangeAspect="1"/>
+                </wp:cNvGraphicFramePr>
+                <a:graphic xmlns:a="http://schemas.openxmlformats.org/drawingml/2006/main">
+                  <a:graphicData uri="http://schemas.openxmlformats.org/drawingml/2006/picture">
+                    <pic:pic xmlns:pic="http://schemas.openxmlformats.org/drawingml/2006/picture">
+                      <pic:nvPicPr>
+                        <pic:cNvPr id="568266627" name=""/>
+                        <pic:cNvPicPr>
+                          <a:picLocks noChangeAspect="1"/>
+                        </pic:cNvPicPr>
+                        <pic:nvPr/>
+                      </pic:nvPicPr>
+                      <pic:blipFill rotWithShape="1">
+                        <a:blip r:embed="rId9"/>
+                        <a:stretch/>
+                      </pic:blipFill>
+                      <pic:spPr bwMode="auto">
+                        <a:xfrm>
+                          <a:off x="0" y="0"/>
+                          <a:ext cx="5940424" cy="2260541"/>
+                        </a:xfrm>
+                        <a:prstGeom prst="rect">
+                          <a:avLst/>
+                        </a:prstGeom>
+                      </pic:spPr>
+                    </pic:pic>
+                  </a:graphicData>
+                </a:graphic>
+              </wp:inline>
+            </w:drawing>
+          </mc:Choice>
+          <mc:Fallback>
+            <w:pict>
+              <v:shapetype id="_x0000_t75" coordsize="21600,21600" o:spt="75" o:preferrelative="t" path="m@4@5l@4@11@9@11@9@5xe" filled="f" stroked="f">
+                <v:stroke joinstyle="miter"/>
+                <v:formulas>
+                  <v:f eqn="if lineDrawn pixelLineWidth 0"/>
+                  <v:f eqn="sum @0 1 0"/>
+                  <v:f eqn="sum 0 0 @1"/>
+                  <v:f eqn="prod @2 1 2"/>
+                  <v:f eqn="prod @3 21600 pixelWidth"/>
+                  <v:f eqn="prod @3 21600 pixelHeight"/>
+                  <v:f eqn="sum @0 0 1"/>
+                  <v:f eqn="prod @6 1 2"/>
+                  <v:f eqn="prod @7 21600 pixelWidth"/>
+                  <v:f eqn="sum @8 21600 0"/>
+                  <v:f eqn="prod @7 21600 pixelHeight"/>
+                  <v:f eqn="sum @10 21600 0"/>
+                </v:formulas>
+                <v:path o:extrusionok="f" gradientshapeok="t" o:connecttype="rect"/>
+                <o:lock v:ext="edit" aspectratio="t"/>
+              </v:shapetype>
+              <v:shape id="_x0000_i0" o:spid="_x0000_s0" type="#_x0000_t75" style="width:467.75pt;height:178.00pt;mso-wrap-distance-left:0.00pt;mso-wrap-distance-top:0.00pt;mso-wrap-distance-right:0.00pt;mso-wrap-distance-bottom:0.00pt;z-index:1;" stroked="false">
+                <v:imagedata r:id="rId9" o:title=""/>
+                <o:lock v:ext="edit" rotation="t"/>
+              </v:shape>
+            </w:pict>
+          </mc:Fallback>
+        </mc:AlternateContent>
+      </w:r>
+      <w:r>
+        <w:rPr>
+          <w:rFonts w:ascii="Times New Roman" w:hAnsi="Times New Roman" w:eastAsia="Times New Roman" w:cs="Times New Roman"/>
+          <w:color w:val="000000"/>
+          <w:sz w:val="24"/>
+          <w:highlight w:val="none"/>
+        </w:rPr>
+      </w:r>
+      <w:r/>
+    </w:p>
+    <w:p>
+      <w:pPr>
+        <w:pBdr>
+          <w:top w:val="none" w:color="000000" w:sz="4" w:space="0"/>
+          <w:left w:val="none" w:color="000000" w:sz="4" w:space="0"/>
+          <w:bottom w:val="none" w:color="000000" w:sz="4" w:space="0"/>
+          <w:right w:val="none" w:color="000000" w:sz="4" w:space="0"/>
+        </w:pBdr>
+        <w:spacing/>
+        <w:ind w:right="0" w:firstLine="0" w:left="0"/>
+        <w:rPr>
+          <w:rFonts w:ascii="Times New Roman" w:hAnsi="Times New Roman" w:eastAsia="Times New Roman" w:cs="Times New Roman"/>
+          <w:color w:val="000000"/>
+          <w:sz w:val="24"/>
+          <w:szCs w:val="24"/>
+          <w:highlight w:val="none"/>
+        </w:rPr>
+      </w:pPr>
+      <w:r>
+        <w:rPr>
+          <w:rFonts w:ascii="Times New Roman" w:hAnsi="Times New Roman" w:eastAsia="Times New Roman" w:cs="Times New Roman"/>
+          <w:color w:val="000000"/>
+          <w:sz w:val="24"/>
+        </w:rPr>
+        <w:t xml:space="preserve">La figure ci-dessus met en évidence les écarts observés entre le planning prévisionnel et le déroulement réel du projet.</w:t>
+      </w:r>
+      <w:r>
+        <w:rPr>
+          <w:rFonts w:ascii="Times New Roman" w:hAnsi="Times New Roman" w:eastAsia="Times New Roman" w:cs="Times New Roman"/>
+          <w:color w:val="000000"/>
+          <w:sz w:val="24"/>
+          <w:szCs w:val="24"/>
+          <w:highlight w:val="none"/>
+        </w:rPr>
+      </w:r>
+    </w:p>
+    <w:p>
+      <w:pPr>
+        <w:pBdr>
+          <w:top w:val="none" w:color="000000" w:sz="4" w:space="0"/>
+          <w:left w:val="none" w:color="000000" w:sz="4" w:space="0"/>
+          <w:bottom w:val="none" w:color="000000" w:sz="4" w:space="0"/>
+          <w:right w:val="none" w:color="000000" w:sz="4" w:space="0"/>
+        </w:pBdr>
+        <w:spacing/>
+        <w:ind w:right="0" w:firstLine="0" w:left="0"/>
+        <w:rPr/>
+      </w:pPr>
+      <w:r>
+        <w:rPr>
+          <w:rFonts w:ascii="Times New Roman" w:hAnsi="Times New Roman" w:eastAsia="Times New Roman" w:cs="Times New Roman"/>
+          <w:color w:val="000000"/>
+          <w:sz w:val="24"/>
+        </w:rPr>
+        <w:t xml:space="preserve">Ces écarts s'expliquent principalement par le temps supplémentaire consacré à l'analyse du domaine métier, à la modélisation UML et à l'affinement de certaines règles de gestion. La phase de développement a également nécessité plusieurs ajustements techniq</w:t>
+      </w:r>
+      <w:r>
+        <w:rPr>
+          <w:rFonts w:ascii="Times New Roman" w:hAnsi="Times New Roman" w:eastAsia="Times New Roman" w:cs="Times New Roman"/>
+          <w:color w:val="000000"/>
+          <w:sz w:val="24"/>
+        </w:rPr>
+        <w:t xml:space="preserve">ues, notamment concernant la gestion des rôles, des permissions et du circuit de validation des demandes de dépenses. Enfin, la rédaction du rapport a demandé un travail important de structuration, de reformulation et de relecture afin de garantir la clart</w:t>
+      </w:r>
+      <w:r>
+        <w:rPr>
+          <w:rFonts w:ascii="Times New Roman" w:hAnsi="Times New Roman" w:eastAsia="Times New Roman" w:cs="Times New Roman"/>
+          <w:color w:val="000000"/>
+          <w:sz w:val="24"/>
+        </w:rPr>
+        <w:t xml:space="preserve">é et la cohérence du document final.</w:t>
+      </w:r>
+      <w:r/>
+    </w:p>
+    <w:p>
+      <w:pPr>
+        <w:pStyle w:val="830"/>
+        <w:pBdr/>
+        <w:spacing/>
+        <w:ind/>
+        <w:rPr/>
+      </w:pPr>
+      <w:r>
+        <w:rPr>
+          <w:highlight w:val="none"/>
+        </w:rPr>
+        <w:t xml:space="preserve">6.3 Difficultés rencontrées</w:t>
+      </w:r>
+      <w:r>
+        <w:rPr>
+          <w:highlight w:val="none"/>
+        </w:rPr>
+      </w:r>
+      <w:r/>
+    </w:p>
+    <w:p>
+      <w:pPr>
+        <w:pBdr/>
+        <w:spacing/>
+        <w:ind/>
+        <w:rPr/>
+      </w:pPr>
+      <w:r>
+        <w:rPr>
+          <w:highlight w:val="none"/>
+        </w:rPr>
+        <w:t xml:space="preserve">La réalisation de ce projet a permis de mettre en pratique de nombreuses connaissances acquises durant la formation. Elle a également été l'occasion de faire face à plusieurs difficultés techniques et méthodologiques.</w:t>
+      </w:r>
+      <w:r>
+        <w:rPr>
+          <w:highlight w:val="none"/>
+        </w:rPr>
+      </w:r>
+      <w:r/>
+    </w:p>
+    <w:p>
+      <w:pPr>
+        <w:pBdr/>
+        <w:spacing/>
+        <w:ind/>
+        <w:rPr/>
+      </w:pPr>
+      <w:r>
+        <w:rPr>
+          <w:highlight w:val="none"/>
+        </w:rPr>
+      </w:r>
+      <w:r>
+        <w:rPr>
+          <w:highlight w:val="none"/>
+        </w:rPr>
+      </w:r>
+      <w:r/>
+    </w:p>
+    <w:p>
+      <w:pPr>
+        <w:pBdr/>
+        <w:spacing/>
+        <w:ind/>
+        <w:rPr/>
+      </w:pPr>
+      <w:r>
+        <w:rPr>
+          <w:highlight w:val="none"/>
+        </w:rPr>
+        <w:t xml:space="preserve">C</w:t>
+      </w:r>
+      <w:r>
+        <w:rPr>
+          <w:highlight w:val="none"/>
+        </w:rPr>
+        <w:t xml:space="preserve">ompréhension du domaine métier. Bien que les principes généraux de gestion des financements extérieurs soient relativement accessibles, certaines procédures internes impliquant les porteurs de projets, la Direction des Affaires Financières et l'Agent Compt</w:t>
+      </w:r>
+      <w:r>
+        <w:rPr>
+          <w:highlight w:val="none"/>
+        </w:rPr>
+        <w:t xml:space="preserve">able ont nécessité plusieurs échanges. La compréhension précise des circuits de validation, des rôles de chaque acteur et des contraintes associées a demandé un travail d'analyse approfondi.</w:t>
+      </w:r>
+      <w:r>
+        <w:rPr>
+          <w:highlight w:val="none"/>
+        </w:rPr>
+      </w:r>
+      <w:r/>
+    </w:p>
+    <w:p>
+      <w:pPr>
+        <w:pBdr/>
+        <w:spacing/>
+        <w:ind/>
+        <w:rPr/>
+      </w:pPr>
+      <w:r>
+        <w:rPr>
+          <w:highlight w:val="none"/>
+        </w:rPr>
+      </w:r>
+      <w:r>
+        <w:rPr>
+          <w:highlight w:val="none"/>
+        </w:rPr>
+      </w:r>
+      <w:r/>
+    </w:p>
+    <w:p>
+      <w:pPr>
+        <w:pBdr/>
+        <w:spacing/>
+        <w:ind/>
+        <w:rPr/>
+      </w:pPr>
+      <w:r>
+        <w:rPr>
+          <w:highlight w:val="none"/>
+        </w:rPr>
+        <w:t xml:space="preserve">G</w:t>
+      </w:r>
+      <w:r>
+        <w:rPr>
+          <w:highlight w:val="none"/>
+        </w:rPr>
+        <w:t xml:space="preserve">estion des rôles et des permissions. Le système devait permettre à plusieurs catégories d'utilisateurs (porteur, DAF, AC, administrateur) d'accéder à des fonctionnalités différentes tout en garantissant la sécurité des données. La définition des responsabi</w:t>
+      </w:r>
+      <w:r>
+        <w:rPr>
+          <w:highlight w:val="none"/>
+        </w:rPr>
+        <w:t xml:space="preserve">lités de chaque acteur ainsi que le contrôle fin des accès ont nécessité une attention particulière lors de la conception et de l'implémentation.</w:t>
+      </w:r>
+      <w:r>
+        <w:rPr>
+          <w:highlight w:val="none"/>
+        </w:rPr>
+      </w:r>
+      <w:r/>
+    </w:p>
+    <w:p>
+      <w:pPr>
+        <w:pBdr/>
+        <w:spacing/>
+        <w:ind/>
+        <w:rPr/>
+      </w:pPr>
+      <w:r>
+        <w:rPr>
+          <w:highlight w:val="none"/>
+        </w:rPr>
+      </w:r>
+      <w:r>
+        <w:rPr>
+          <w:highlight w:val="none"/>
+        </w:rPr>
+      </w:r>
+      <w:r/>
+    </w:p>
+    <w:p>
+      <w:pPr>
+        <w:pBdr/>
+        <w:spacing/>
+        <w:ind/>
+        <w:rPr/>
+      </w:pPr>
+      <w:r>
+        <w:rPr>
+          <w:highlight w:val="none"/>
+        </w:rPr>
+        <w:t xml:space="preserve">M</w:t>
+      </w:r>
+      <w:r>
+        <w:rPr>
+          <w:highlight w:val="none"/>
+        </w:rPr>
+        <w:t xml:space="preserve">odélisation UML. La réalisation des diagrammes UML a constitué un défi important. Plusieurs diagrammes (classes, séquence, activité) ont été révisés à différentes reprises afin de trouver un équilibre entre simplicité, cohérence et respect des règles de mo</w:t>
+      </w:r>
+      <w:r>
+        <w:rPr>
+          <w:highlight w:val="none"/>
+        </w:rPr>
+        <w:t xml:space="preserve">délisation. Les choix de conception concernant notamment la représentation des rôles utilisateurs (héritage) et des relations métier (compositions, associations) ont nécessité plusieurs ajustements avant d'aboutir à une structure satisfaisante.</w:t>
+      </w:r>
+      <w:r>
+        <w:rPr>
+          <w:highlight w:val="none"/>
+        </w:rPr>
+      </w:r>
+      <w:r/>
+    </w:p>
+    <w:p>
+      <w:pPr>
+        <w:pBdr/>
+        <w:spacing/>
+        <w:ind/>
+        <w:rPr/>
+      </w:pPr>
+      <w:r>
+        <w:rPr>
+          <w:highlight w:val="none"/>
+        </w:rPr>
+      </w:r>
+      <w:r>
+        <w:rPr>
+          <w:highlight w:val="none"/>
+        </w:rPr>
+      </w:r>
+      <w:r/>
+    </w:p>
+    <w:p>
+      <w:pPr>
+        <w:pBdr/>
+        <w:spacing/>
+        <w:ind/>
+        <w:rPr/>
+      </w:pPr>
+      <w:r>
+        <w:rPr>
+          <w:highlight w:val="none"/>
+        </w:rPr>
+        <w:t xml:space="preserve">M</w:t>
+      </w:r>
+      <w:r>
+        <w:rPr>
+          <w:highlight w:val="none"/>
+        </w:rPr>
+        <w:t xml:space="preserve">ise en œuvre des règles de gestion complexes. La mise en œuvre des règles de gestion liées au traitement des demandes de dépenses a demandé un travail important de vérification et de validation. Les transitions de statuts, les contrôles budgétaires automat</w:t>
+      </w:r>
+      <w:r>
+        <w:rPr>
+          <w:highlight w:val="none"/>
+        </w:rPr>
+        <w:t xml:space="preserve">iques ainsi que le circuit de validation à deux niveaux (DAF puis AC) ont nécessité une attention particulière pour garantir la cohérence du système.</w:t>
+      </w:r>
+      <w:r>
+        <w:rPr>
+          <w:highlight w:val="none"/>
+        </w:rPr>
+      </w:r>
+      <w:r/>
+    </w:p>
+    <w:p>
+      <w:pPr>
+        <w:pBdr/>
+        <w:spacing/>
+        <w:ind/>
+        <w:rPr/>
+      </w:pPr>
+      <w:r>
+        <w:rPr>
+          <w:highlight w:val="none"/>
+        </w:rPr>
+      </w:r>
+      <w:r>
+        <w:rPr>
+          <w:highlight w:val="none"/>
+        </w:rPr>
+      </w:r>
+      <w:r/>
+    </w:p>
+    <w:p>
+      <w:pPr>
+        <w:pBdr/>
+        <w:spacing/>
+        <w:ind/>
+        <w:rPr>
+          <w:highlight w:val="none"/>
+        </w:rPr>
+      </w:pPr>
+      <w:r>
+        <w:rPr>
+          <w:highlight w:val="none"/>
+        </w:rPr>
+        <w:t xml:space="preserve">R</w:t>
+      </w:r>
+      <w:r>
+        <w:rPr>
+          <w:highlight w:val="none"/>
+        </w:rPr>
+        <w:t xml:space="preserve">édaction du rapport. Enfin, la rédaction de ce rapport a représenté un travail conséquent. L'agencement des sections, le choix des formulations et la recherche d'un équilibre entre exhaustivité et lisibilité ont demandé de nombreuses relectures et ajusteme</w:t>
+      </w:r>
+      <w:r>
+        <w:rPr>
+          <w:highlight w:val="none"/>
+        </w:rPr>
+        <w:t xml:space="preserve">nts pour aboutir à un document clair, cohérent et conforme aux attentes académiques.</w:t>
+      </w:r>
+      <w:r>
+        <w:rPr>
+          <w:highlight w:val="none"/>
+        </w:rPr>
+      </w:r>
+      <w:r>
+        <w:rPr>
+          <w:highlight w:val="none"/>
+        </w:rPr>
+      </w:r>
+    </w:p>
+    <w:p>
+      <w:pPr>
+        <w:pStyle w:val="830"/>
+        <w:pBdr>
+          <w:top w:val="none" w:color="000000" w:sz="4" w:space="0"/>
+          <w:left w:val="none" w:color="000000" w:sz="4" w:space="0"/>
+          <w:bottom w:val="none" w:color="000000" w:sz="4" w:space="0"/>
+          <w:right w:val="none" w:color="000000" w:sz="4" w:space="0"/>
+        </w:pBdr>
+        <w:spacing/>
+        <w:ind w:right="0" w:firstLine="0" w:left="0"/>
+        <w:rPr>
+          <w14:ligatures w14:val="none"/>
+        </w:rPr>
+      </w:pPr>
+      <w:r>
+        <w:t xml:space="preserve">6.3 Difficultés rencontrées</w:t>
+      </w:r>
+      <w:r/>
+    </w:p>
+    <w:p>
+      <w:pPr>
+        <w:pBdr>
+          <w:top w:val="none" w:color="000000" w:sz="4" w:space="0"/>
+          <w:left w:val="none" w:color="000000" w:sz="4" w:space="0"/>
+          <w:bottom w:val="none" w:color="000000" w:sz="4" w:space="0"/>
+          <w:right w:val="none" w:color="000000" w:sz="4" w:space="0"/>
+        </w:pBdr>
+        <w:spacing/>
+        <w:ind w:right="0" w:firstLine="0" w:left="0"/>
+        <w:rPr/>
+      </w:pPr>
+      <w:r>
+        <w:rPr>
+          <w:rFonts w:ascii="Times New Roman" w:hAnsi="Times New Roman" w:eastAsia="Times New Roman" w:cs="Times New Roman"/>
+          <w:color w:val="000000"/>
+          <w:sz w:val="24"/>
+        </w:rPr>
+        <w:t xml:space="preserve">Au cours de la réalisation de ce projet, plusieurs difficultés ont été rencontrées. Certaines étaient liées à la compréhension du fonctionnement métier de la gestion des financements extérieurs, tandis que d'autres concernaient davantage les choix de conce</w:t>
+      </w:r>
+      <w:r>
+        <w:rPr>
+          <w:rFonts w:ascii="Times New Roman" w:hAnsi="Times New Roman" w:eastAsia="Times New Roman" w:cs="Times New Roman"/>
+          <w:color w:val="000000"/>
+          <w:sz w:val="24"/>
+        </w:rPr>
+        <w:t xml:space="preserve">ption, la modélisation du système ou encore les outils utilisés tout au long du développement.</w:t>
+      </w:r>
+      <w:r/>
+    </w:p>
+    <w:p>
+      <w:pPr>
+        <w:pBdr>
+          <w:top w:val="none" w:color="000000" w:sz="4" w:space="0"/>
+          <w:left w:val="none" w:color="000000" w:sz="4" w:space="0"/>
+          <w:bottom w:val="none" w:color="000000" w:sz="4" w:space="0"/>
+          <w:right w:val="none" w:color="000000" w:sz="4" w:space="0"/>
+        </w:pBdr>
+        <w:spacing/>
+        <w:ind w:right="0" w:firstLine="0" w:left="0"/>
+        <w:rPr/>
+      </w:pPr>
+      <w:r>
+        <w:rPr>
+          <w:rFonts w:ascii="Times New Roman" w:hAnsi="Times New Roman" w:eastAsia="Times New Roman" w:cs="Times New Roman"/>
+          <w:color w:val="000000"/>
+          <w:sz w:val="24"/>
+        </w:rPr>
+        <w:t xml:space="preserve">La première difficulté rencontrée a été la compréhension du fonctionnement des financements extérieurs et des procédures associées. Si les acteurs impliqués sont clairement identifiés, les interactions entre les porteurs de projets, la Direction des Affair</w:t>
+      </w:r>
+      <w:r>
+        <w:rPr>
+          <w:rFonts w:ascii="Times New Roman" w:hAnsi="Times New Roman" w:eastAsia="Times New Roman" w:cs="Times New Roman"/>
+          <w:color w:val="000000"/>
+          <w:sz w:val="24"/>
+        </w:rPr>
+        <w:t xml:space="preserve">es Financières et l'Agent Comptable reposent sur un ensemble de règles de gestion parfois complexes. Plusieurs échanges ont été nécessaires afin de comprendre précisément le circuit de validation des demandes de dépenses, les mécanismes de contrôle budgéta</w:t>
+      </w:r>
+      <w:r>
+        <w:rPr>
+          <w:rFonts w:ascii="Times New Roman" w:hAnsi="Times New Roman" w:eastAsia="Times New Roman" w:cs="Times New Roman"/>
+          <w:color w:val="000000"/>
+          <w:sz w:val="24"/>
+        </w:rPr>
+        <w:t xml:space="preserve">ire ainsi que les responsabilités de chaque intervenant.</w:t>
+      </w:r>
+      <w:r/>
+    </w:p>
+    <w:p>
+      <w:pPr>
+        <w:pBdr>
+          <w:top w:val="none" w:color="000000" w:sz="4" w:space="0"/>
+          <w:left w:val="none" w:color="000000" w:sz="4" w:space="0"/>
+          <w:bottom w:val="none" w:color="000000" w:sz="4" w:space="0"/>
+          <w:right w:val="none" w:color="000000" w:sz="4" w:space="0"/>
+        </w:pBdr>
+        <w:spacing/>
+        <w:ind w:right="0" w:firstLine="0" w:left="0"/>
+        <w:rPr/>
+      </w:pPr>
+      <w:r>
+        <w:rPr>
+          <w:rFonts w:ascii="Times New Roman" w:hAnsi="Times New Roman" w:eastAsia="Times New Roman" w:cs="Times New Roman"/>
+          <w:color w:val="000000"/>
+          <w:sz w:val="24"/>
+        </w:rPr>
+        <w:t xml:space="preserve">Cette complexité métier a eu un impact direct sur la conception du système, notamment sur la gestion des rôles et des permissions. Chaque catégorie d'utilisateur dispose de droits spécifiques et intervient à différentes étapes du processus. Il a donc fallu</w:t>
+      </w:r>
+      <w:r>
+        <w:rPr>
+          <w:rFonts w:ascii="Times New Roman" w:hAnsi="Times New Roman" w:eastAsia="Times New Roman" w:cs="Times New Roman"/>
+          <w:color w:val="000000"/>
+          <w:sz w:val="24"/>
+        </w:rPr>
+        <w:t xml:space="preserve"> définir avec précision les accès autorisés, les actions possibles et les restrictions applicables à chaque rôle afin de garantir à la fois la sécurité et la cohérence des traitements.</w:t>
+      </w:r>
+      <w:r/>
+    </w:p>
+    <w:p>
+      <w:pPr>
+        <w:pBdr>
+          <w:top w:val="none" w:color="000000" w:sz="4" w:space="0"/>
+          <w:left w:val="none" w:color="000000" w:sz="4" w:space="0"/>
+          <w:bottom w:val="none" w:color="000000" w:sz="4" w:space="0"/>
+          <w:right w:val="none" w:color="000000" w:sz="4" w:space="0"/>
+        </w:pBdr>
+        <w:spacing/>
+        <w:ind w:right="0" w:firstLine="0" w:left="0"/>
+        <w:rPr/>
+      </w:pPr>
+      <w:r>
+        <w:rPr>
+          <w:rFonts w:ascii="Times New Roman" w:hAnsi="Times New Roman" w:eastAsia="Times New Roman" w:cs="Times New Roman"/>
+          <w:color w:val="000000"/>
+          <w:sz w:val="24"/>
+        </w:rPr>
+        <w:t xml:space="preserve">La phase de modélisation a également constitué un défi important. Plusieurs outils ont été expérimentés avant d'obtenir un résultat satisfaisant. Dans un premier temps, Mermaid a été utilisé pour produire rapidement les premiers diagrammes. Cette solution </w:t>
+      </w:r>
+      <w:r>
+        <w:rPr>
+          <w:rFonts w:ascii="Times New Roman" w:hAnsi="Times New Roman" w:eastAsia="Times New Roman" w:cs="Times New Roman"/>
+          <w:color w:val="000000"/>
+          <w:sz w:val="24"/>
+        </w:rPr>
+        <w:t xml:space="preserve">s'est révélée pratique pour les modifications rapides, mais limitée pour la réalisation de diagrammes UML complexes. Une migration vers Visual Paradigm a ensuite été effectuée afin de bénéficier d'un environnement de modélisation plus complet. Toutefois, l</w:t>
+      </w:r>
+      <w:r>
+        <w:rPr>
+          <w:rFonts w:ascii="Times New Roman" w:hAnsi="Times New Roman" w:eastAsia="Times New Roman" w:cs="Times New Roman"/>
+          <w:color w:val="000000"/>
+          <w:sz w:val="24"/>
+        </w:rPr>
+        <w:t xml:space="preserve">es contraintes liées à l'outil et aux formats d'export ont compliqué certaines corrections. StarUML a également été utilisé, mais son adoption s'est révélée être une perte de temps, car l'outil n'a pas répondu aux attentes prévues en termes de flexibilité </w:t>
+      </w:r>
+      <w:r>
+        <w:rPr>
+          <w:rFonts w:ascii="Times New Roman" w:hAnsi="Times New Roman" w:eastAsia="Times New Roman" w:cs="Times New Roman"/>
+          <w:color w:val="000000"/>
+          <w:sz w:val="24"/>
+        </w:rPr>
+        <w:t xml:space="preserve">et de confort de travail. Finalement, le choix s'est porté sur Draw.io, qui offrait davantage de liberté dans la mise en forme des diagrammes et une meilleure maîtrise du rendu final. Ce choix impliquait cependant une mise à jour plus manuelle des modèles,</w:t>
+      </w:r>
+      <w:r>
+        <w:rPr>
+          <w:rFonts w:ascii="Times New Roman" w:hAnsi="Times New Roman" w:eastAsia="Times New Roman" w:cs="Times New Roman"/>
+          <w:color w:val="000000"/>
+          <w:sz w:val="24"/>
+        </w:rPr>
+        <w:t xml:space="preserve"> ce qui demandait davantage de rigueur lors des modifications successives, mais a permis d'obtenir des diagrammes plus lisibles et mieux adaptés au format A4 utilisé pour l'impression du rapport.</w:t>
+      </w:r>
+      <w:r/>
+    </w:p>
+    <w:p>
+      <w:pPr>
+        <w:pBdr>
+          <w:top w:val="none" w:color="000000" w:sz="4" w:space="0"/>
+          <w:left w:val="none" w:color="000000" w:sz="4" w:space="0"/>
+          <w:bottom w:val="none" w:color="000000" w:sz="4" w:space="0"/>
+          <w:right w:val="none" w:color="000000" w:sz="4" w:space="0"/>
+        </w:pBdr>
+        <w:spacing/>
+        <w:ind w:right="0" w:firstLine="0" w:left="0"/>
+        <w:rPr/>
+      </w:pPr>
+      <w:r>
+        <w:rPr>
+          <w:rFonts w:ascii="Times New Roman" w:hAnsi="Times New Roman" w:eastAsia="Times New Roman" w:cs="Times New Roman"/>
+          <w:color w:val="000000"/>
+          <w:sz w:val="24"/>
+        </w:rPr>
+        <w:t xml:space="preserve">La traduction des règles de gestion dans le modèle informatique a également nécessité plusieurs ajustements. Certaines situations, notamment celles liées au circuit de validation des demandes de dépenses, aux changements de statuts ou aux contrôles budgéta</w:t>
+      </w:r>
+      <w:r>
+        <w:rPr>
+          <w:rFonts w:ascii="Times New Roman" w:hAnsi="Times New Roman" w:eastAsia="Times New Roman" w:cs="Times New Roman"/>
+          <w:color w:val="000000"/>
+          <w:sz w:val="24"/>
+        </w:rPr>
+        <w:t xml:space="preserve">ires, ont demandé plusieurs itérations avant d'aboutir à une représentation cohérente à la fois dans les diagrammes UML et dans l'implémentation de l'application.</w:t>
+      </w:r>
+      <w:r/>
+    </w:p>
+    <w:p>
+      <w:pPr>
+        <w:pBdr>
+          <w:top w:val="none" w:color="000000" w:sz="4" w:space="0"/>
+          <w:left w:val="none" w:color="000000" w:sz="4" w:space="0"/>
+          <w:bottom w:val="none" w:color="000000" w:sz="4" w:space="0"/>
+          <w:right w:val="none" w:color="000000" w:sz="4" w:space="0"/>
+        </w:pBdr>
+        <w:spacing/>
+        <w:ind w:right="0" w:firstLine="0" w:left="0"/>
+        <w:rPr/>
+      </w:pPr>
+      <w:r>
+        <w:rPr>
+          <w:rFonts w:ascii="Times New Roman" w:hAnsi="Times New Roman" w:eastAsia="Times New Roman" w:cs="Times New Roman"/>
+          <w:color w:val="000000"/>
+          <w:sz w:val="24"/>
+        </w:rPr>
+        <w:t xml:space="preserve">Enfin, la rédaction du rapport a constitué une activité à part entière. Au-delà de la simple description du travail réalisé, il a fallu organiser les informations, synthétiser les choix effectués et assurer une cohérence entre les différentes parties du do</w:t>
+      </w:r>
+      <w:r>
+        <w:rPr>
+          <w:rFonts w:ascii="Times New Roman" w:hAnsi="Times New Roman" w:eastAsia="Times New Roman" w:cs="Times New Roman"/>
+          <w:color w:val="000000"/>
+          <w:sz w:val="24"/>
+        </w:rPr>
+        <w:t xml:space="preserve">cument. Certaines sections ont dû être reformulées à de nombreuses reprises afin d'obtenir un résultat satisfaisant. Les nombreuses évolutions apportées au projet au cours du stage ont également nécessité plusieurs révisions afin de maintenir la concordanc</w:t>
+      </w:r>
+      <w:r>
+        <w:rPr>
+          <w:rFonts w:ascii="Times New Roman" w:hAnsi="Times New Roman" w:eastAsia="Times New Roman" w:cs="Times New Roman"/>
+          <w:color w:val="000000"/>
+          <w:sz w:val="24"/>
+        </w:rPr>
+        <w:t xml:space="preserve">e entre la conception, la réalisation et la documentation produite.</w:t>
+      </w:r>
+      <w:r/>
+    </w:p>
+    <w:p>
+      <w:pPr>
+        <w:pStyle w:val="830"/>
+        <w:pBdr>
+          <w:top w:val="none" w:color="000000" w:sz="4" w:space="0"/>
+          <w:left w:val="none" w:color="000000" w:sz="4" w:space="0"/>
+          <w:bottom w:val="none" w:color="000000" w:sz="4" w:space="0"/>
+          <w:right w:val="none" w:color="000000" w:sz="4" w:space="0"/>
+        </w:pBdr>
+        <w:spacing/>
+        <w:ind w:right="0" w:firstLine="0" w:left="0"/>
+        <w:rPr>
+          <w14:ligatures w14:val="none"/>
+        </w:rPr>
+      </w:pPr>
+      <w:r>
+        <w:t xml:space="preserve">6.4 Limites de la solution</w:t>
+      </w:r>
+      <w:r/>
+    </w:p>
+    <w:p>
+      <w:pPr>
+        <w:pBdr>
+          <w:top w:val="none" w:color="000000" w:sz="4" w:space="0"/>
+          <w:left w:val="none" w:color="000000" w:sz="4" w:space="0"/>
+          <w:bottom w:val="none" w:color="000000" w:sz="4" w:space="0"/>
+          <w:right w:val="none" w:color="000000" w:sz="4" w:space="0"/>
+        </w:pBdr>
+        <w:spacing/>
+        <w:ind w:right="0" w:firstLine="0" w:left="0"/>
+        <w:rPr/>
+      </w:pPr>
+      <w:r>
+        <w:rPr>
+          <w:rFonts w:ascii="Times New Roman" w:hAnsi="Times New Roman" w:eastAsia="Times New Roman" w:cs="Times New Roman"/>
+          <w:color w:val="000000"/>
+          <w:sz w:val="24"/>
+        </w:rPr>
+        <w:t xml:space="preserve">Malgré les résultats obtenus, la solution développée présente certaines limites qu'il convient de souligner.</w:t>
+      </w:r>
+      <w:r/>
+    </w:p>
+    <w:p>
+      <w:pPr>
+        <w:pBdr>
+          <w:top w:val="none" w:color="000000" w:sz="4" w:space="0"/>
+          <w:left w:val="none" w:color="000000" w:sz="4" w:space="0"/>
+          <w:bottom w:val="none" w:color="000000" w:sz="4" w:space="0"/>
+          <w:right w:val="none" w:color="000000" w:sz="4" w:space="0"/>
+        </w:pBdr>
+        <w:spacing/>
+        <w:ind w:right="0" w:firstLine="0" w:left="0"/>
+        <w:rPr/>
+      </w:pPr>
+      <w:r>
+        <w:rPr>
+          <w:rFonts w:ascii="Times New Roman" w:hAnsi="Times New Roman" w:eastAsia="Times New Roman" w:cs="Times New Roman"/>
+          <w:color w:val="000000"/>
+          <w:sz w:val="24"/>
+        </w:rPr>
+        <w:t xml:space="preserve">La première limite concerne le contexte de déploiement du projet. Au moment de la réalisation de cette application, les modules institutionnels relatifs à la gestion des projets et des conventions étaient encore en cours de développement. En conséquence, a</w:t>
+      </w:r>
+      <w:r>
+        <w:rPr>
+          <w:rFonts w:ascii="Times New Roman" w:hAnsi="Times New Roman" w:eastAsia="Times New Roman" w:cs="Times New Roman"/>
+          <w:color w:val="000000"/>
+          <w:sz w:val="24"/>
+        </w:rPr>
+        <w:t xml:space="preserve">ucune interconnexion réelle n'a pu être mise en place avec ces systèmes. Les données utilisées durant les phases de développement et de test ont donc été créées à des fins de simulation afin de vérifier le bon fonctionnement des différents traitements.</w:t>
+      </w:r>
+      <w:r/>
+    </w:p>
+    <w:p>
+      <w:pPr>
+        <w:pBdr>
+          <w:top w:val="none" w:color="000000" w:sz="4" w:space="0"/>
+          <w:left w:val="none" w:color="000000" w:sz="4" w:space="0"/>
+          <w:bottom w:val="none" w:color="000000" w:sz="4" w:space="0"/>
+          <w:right w:val="none" w:color="000000" w:sz="4" w:space="0"/>
+        </w:pBdr>
+        <w:spacing/>
+        <w:ind w:right="0" w:firstLine="0" w:left="0"/>
+        <w:rPr/>
+      </w:pPr>
+      <w:r>
+        <w:rPr>
+          <w:rFonts w:ascii="Times New Roman" w:hAnsi="Times New Roman" w:eastAsia="Times New Roman" w:cs="Times New Roman"/>
+          <w:color w:val="000000"/>
+          <w:sz w:val="24"/>
+        </w:rPr>
+        <w:t xml:space="preserve">Par ailleurs, le système se concentre principalement sur les acteurs directement impliqués dans le circuit de gestion des dépenses, à savoir les porteurs de projets, la Direction des Affaires Financières, l'Agent Comptable et l'administrateur. Les bailleur</w:t>
+      </w:r>
+      <w:r>
+        <w:rPr>
+          <w:rFonts w:ascii="Times New Roman" w:hAnsi="Times New Roman" w:eastAsia="Times New Roman" w:cs="Times New Roman"/>
+          <w:color w:val="000000"/>
+          <w:sz w:val="24"/>
+        </w:rPr>
+        <w:t xml:space="preserve">s de fonds n'ont pas été intégrés dans cette première version, leur participation n'étant pas indispensable au fonctionnement du processus étudié.</w:t>
+      </w:r>
+      <w:r/>
+    </w:p>
+    <w:p>
+      <w:pPr>
+        <w:pBdr>
+          <w:top w:val="none" w:color="000000" w:sz="4" w:space="0"/>
+          <w:left w:val="none" w:color="000000" w:sz="4" w:space="0"/>
+          <w:bottom w:val="none" w:color="000000" w:sz="4" w:space="0"/>
+          <w:right w:val="none" w:color="000000" w:sz="4" w:space="0"/>
+        </w:pBdr>
+        <w:spacing/>
+        <w:ind w:right="0" w:firstLine="0" w:left="0"/>
+        <w:rPr/>
+      </w:pPr>
+      <w:r>
+        <w:rPr>
+          <w:rFonts w:ascii="Times New Roman" w:hAnsi="Times New Roman" w:eastAsia="Times New Roman" w:cs="Times New Roman"/>
+          <w:color w:val="000000"/>
+          <w:sz w:val="24"/>
+        </w:rPr>
+        <w:t xml:space="preserve">Le système de notification reste également limité aux notifications internes affichées dans l'application. Les utilisateurs doivent se connecter à la plateforme pour être informés des changements de statut ou des actions nécessitant leur intervention.</w:t>
+      </w:r>
+      <w:r/>
+    </w:p>
+    <w:p>
+      <w:pPr>
+        <w:pBdr>
+          <w:top w:val="none" w:color="000000" w:sz="4" w:space="0"/>
+          <w:left w:val="none" w:color="000000" w:sz="4" w:space="0"/>
+          <w:bottom w:val="none" w:color="000000" w:sz="4" w:space="0"/>
+          <w:right w:val="none" w:color="000000" w:sz="4" w:space="0"/>
+        </w:pBdr>
+        <w:spacing/>
+        <w:ind w:right="0" w:firstLine="0" w:left="0"/>
+        <w:rPr/>
+      </w:pPr>
+      <w:r>
+        <w:rPr>
+          <w:rFonts w:ascii="Times New Roman" w:hAnsi="Times New Roman" w:eastAsia="Times New Roman" w:cs="Times New Roman"/>
+          <w:color w:val="000000"/>
+          <w:sz w:val="24"/>
+        </w:rPr>
+        <w:t xml:space="preserve">Le rapport de clôture généré pourrait également être amélioré afin de mieux répondre aux exigences de présentation et de conformité attendues dans le cadre du suivi financier et comptable des projets.</w:t>
+      </w:r>
+      <w:r/>
+    </w:p>
+    <w:p>
+      <w:pPr>
+        <w:pBdr>
+          <w:top w:val="none" w:color="000000" w:sz="4" w:space="0"/>
+          <w:left w:val="none" w:color="000000" w:sz="4" w:space="0"/>
+          <w:bottom w:val="none" w:color="000000" w:sz="4" w:space="0"/>
+          <w:right w:val="none" w:color="000000" w:sz="4" w:space="0"/>
+        </w:pBdr>
+        <w:spacing/>
+        <w:ind w:right="0" w:firstLine="0" w:left="0"/>
+        <w:rPr>
+          <w:rFonts w:ascii="Times New Roman" w:hAnsi="Times New Roman" w:eastAsia="Times New Roman" w:cs="Times New Roman"/>
+          <w:color w:val="000000"/>
+          <w:sz w:val="24"/>
+          <w:szCs w:val="24"/>
+          <w:highlight w:val="none"/>
+        </w:rPr>
+      </w:pPr>
+      <w:r>
+        <w:rPr>
+          <w:rFonts w:ascii="Times New Roman" w:hAnsi="Times New Roman" w:eastAsia="Times New Roman" w:cs="Times New Roman"/>
+          <w:color w:val="000000"/>
+          <w:sz w:val="24"/>
+        </w:rPr>
+        <w:t xml:space="preserve">Enfin, certaines fonctionnalités de confort pourraient être davantage développées. Le module de messagerie répond aux besoins essentiels de communication entre les utilisateurs, mais il ne propose pas encore d'échanges en temps réel, de partage de document</w:t>
+      </w:r>
+      <w:r>
+        <w:rPr>
+          <w:rFonts w:ascii="Times New Roman" w:hAnsi="Times New Roman" w:eastAsia="Times New Roman" w:cs="Times New Roman"/>
+          <w:color w:val="000000"/>
+          <w:sz w:val="24"/>
+        </w:rPr>
+        <w:t xml:space="preserve">s ou de notifications instantanées.</w:t>
+      </w:r>
+      <w:r>
+        <w:rPr>
+          <w:rFonts w:ascii="Times New Roman" w:hAnsi="Times New Roman" w:eastAsia="Times New Roman" w:cs="Times New Roman"/>
+          <w:color w:val="000000"/>
+          <w:sz w:val="24"/>
+          <w:szCs w:val="24"/>
+          <w:highlight w:val="none"/>
+        </w:rPr>
+      </w:r>
+      <w:r>
+        <w:rPr>
+          <w:rFonts w:ascii="Times New Roman" w:hAnsi="Times New Roman" w:eastAsia="Times New Roman" w:cs="Times New Roman"/>
+          <w:color w:val="000000"/>
+          <w:sz w:val="24"/>
+          <w:szCs w:val="24"/>
+          <w:highlight w:val="none"/>
+        </w:rPr>
+      </w:r>
+    </w:p>
+    <w:p>
+      <w:pPr>
+        <w:pStyle w:val="830"/>
+        <w:pBdr>
+          <w:top w:val="none" w:color="000000" w:sz="4" w:space="0"/>
+          <w:left w:val="none" w:color="000000" w:sz="4" w:space="0"/>
+          <w:bottom w:val="none" w:color="000000" w:sz="4" w:space="0"/>
+          <w:right w:val="none" w:color="000000" w:sz="4" w:space="0"/>
+        </w:pBdr>
+        <w:spacing/>
+        <w:ind w:right="0" w:firstLine="0" w:left="0"/>
+        <w:rPr>
+          <w14:ligatures w14:val="none"/>
+        </w:rPr>
+      </w:pPr>
+      <w:r>
+        <w:t xml:space="preserve">6.6 Conclusion</w:t>
+      </w:r>
+      <w:r/>
+    </w:p>
+    <w:p>
+      <w:pPr>
+        <w:pBdr>
+          <w:top w:val="none" w:color="000000" w:sz="4" w:space="0"/>
+          <w:left w:val="none" w:color="000000" w:sz="4" w:space="0"/>
+          <w:bottom w:val="none" w:color="000000" w:sz="4" w:space="0"/>
+          <w:right w:val="none" w:color="000000" w:sz="4" w:space="0"/>
+        </w:pBdr>
+        <w:spacing/>
+        <w:ind w:right="0" w:firstLine="0" w:left="0"/>
+        <w:rPr>
+          <w:rFonts w:ascii="Times New Roman" w:hAnsi="Times New Roman" w:eastAsia="Times New Roman" w:cs="Times New Roman"/>
+          <w:color w:val="000000"/>
+          <w:sz w:val="24"/>
+          <w:szCs w:val="24"/>
+          <w:highlight w:val="none"/>
+        </w:rPr>
+      </w:pPr>
+      <w:r>
+        <w:rPr>
+          <w:rFonts w:ascii="Times New Roman" w:hAnsi="Times New Roman" w:eastAsia="Times New Roman" w:cs="Times New Roman"/>
+          <w:color w:val="000000"/>
+          <w:sz w:val="24"/>
+        </w:rPr>
+        <w:t xml:space="preserve">Ce chapitre a permis de dresser un bilan global du projet réalisé. Malgré quelques ajustements intervenus au cours du développement, les objectifs fixés au début du stage ont été atteints et les principales fonctionnalités attendues ont été mises en œuvre.</w:t>
+      </w:r>
+      <w:r>
+        <w:rPr>
+          <w:rFonts w:ascii="Times New Roman" w:hAnsi="Times New Roman" w:eastAsia="Times New Roman" w:cs="Times New Roman"/>
+          <w:color w:val="000000"/>
+          <w:sz w:val="24"/>
+        </w:rPr>
+        <w:t xml:space="preserve"> Les difficultés rencontrées ont contribué à enrichir la réflexion autour de la conception du système, tandis que les limites identifiées ont permis de dégager plusieurs pistes d'amélioration pour les évolutions futures de la plateforme.</w:t>
+      </w:r>
+      <w:r>
+        <w:rPr>
+          <w:rFonts w:ascii="Times New Roman" w:hAnsi="Times New Roman" w:eastAsia="Times New Roman" w:cs="Times New Roman"/>
+          <w:color w:val="000000"/>
+          <w:sz w:val="24"/>
+          <w:szCs w:val="24"/>
+          <w:highlight w:val="none"/>
+        </w:rPr>
+      </w:r>
+      <w:r>
+        <w:rPr>
+          <w:rFonts w:ascii="Times New Roman" w:hAnsi="Times New Roman" w:eastAsia="Times New Roman" w:cs="Times New Roman"/>
+          <w:color w:val="000000"/>
+          <w:sz w:val="24"/>
+          <w:szCs w:val="24"/>
+          <w:highlight w:val="none"/>
+        </w:rPr>
+      </w:r>
+    </w:p>
+    <w:p>
+      <w:pPr>
+        <w:pBdr/>
+        <w:shd w:val="nil" w:color="auto"/>
+        <w:spacing/>
+        <w:ind/>
+        <w:rPr>
+          <w:rFonts w:ascii="Times New Roman" w:hAnsi="Times New Roman" w:eastAsia="Times New Roman" w:cs="Times New Roman"/>
+          <w:sz w:val="24"/>
+          <w:szCs w:val="24"/>
+        </w:rPr>
+      </w:pPr>
+      <w:r>
+        <w:rPr>
+          <w:rFonts w:ascii="Times New Roman" w:hAnsi="Times New Roman" w:eastAsia="Times New Roman" w:cs="Times New Roman"/>
+          <w:sz w:val="24"/>
+          <w:szCs w:val="24"/>
+        </w:rPr>
+        <w:br w:type="page" w:clear="all"/>
+      </w:r>
+      <w:r>
+        <w:rPr>
+          <w:rFonts w:ascii="Times New Roman" w:hAnsi="Times New Roman" w:eastAsia="Times New Roman" w:cs="Times New Roman"/>
+          <w:sz w:val="24"/>
+          <w:szCs w:val="24"/>
+        </w:rPr>
+      </w:r>
+      <w:r>
+        <w:rPr>
+          <w:rFonts w:ascii="Times New Roman" w:hAnsi="Times New Roman" w:eastAsia="Times New Roman" w:cs="Times New Roman"/>
+          <w:sz w:val="24"/>
+          <w:szCs w:val="24"/>
+        </w:rPr>
+      </w:r>
+    </w:p>
+    <w:p>
+      <w:pPr>
+        <w:pBdr>
+          <w:top w:val="none" w:color="000000" w:sz="4" w:space="0"/>
+          <w:left w:val="none" w:color="000000" w:sz="4" w:space="0"/>
+          <w:bottom w:val="none" w:color="000000" w:sz="4" w:space="0"/>
+          <w:right w:val="none" w:color="000000" w:sz="4" w:space="0"/>
+        </w:pBdr>
+        <w:spacing/>
+        <w:ind w:right="0" w:firstLine="0" w:left="0"/>
+        <w:rPr>
+          <w:rFonts w:ascii="Times New Roman" w:hAnsi="Times New Roman" w:eastAsia="Times New Roman" w:cs="Times New Roman"/>
+          <w:sz w:val="24"/>
+          <w:szCs w:val="24"/>
+        </w:rPr>
+      </w:pPr>
+      <w:r>
+        <w:rPr>
+          <w:rFonts w:ascii="Times New Roman" w:hAnsi="Times New Roman" w:eastAsia="Times New Roman" w:cs="Times New Roman"/>
+          <w:color w:val="000000"/>
+          <w:sz w:val="24"/>
+          <w:highlight w:val="none"/>
+        </w:rPr>
+      </w:r>
+      <w:r>
+        <w:rPr>
+          <w:rFonts w:ascii="Times New Roman" w:hAnsi="Times New Roman" w:eastAsia="Times New Roman" w:cs="Times New Roman"/>
+          <w:sz w:val="24"/>
+          <w:szCs w:val="24"/>
+        </w:rPr>
+      </w:r>
+      <w:r>
+        <w:rPr>
+          <w:rFonts w:ascii="Times New Roman" w:hAnsi="Times New Roman" w:eastAsia="Times New Roman" w:cs="Times New Roman"/>
+          <w:sz w:val="24"/>
+          <w:szCs w:val="24"/>
+        </w:rPr>
+      </w:r>
+    </w:p>
+    <w:p>
+      <w:pPr>
+        <w:pStyle w:val="829"/>
+        <w:pBdr/>
+        <w:spacing/>
+        <w:ind/>
+        <w:rPr>
+          <w14:ligatures w14:val="none"/>
+        </w:rPr>
+      </w:pPr>
+      <w:r>
+        <w:rPr>
+          <w:highlight w:val="none"/>
+        </w:rPr>
+        <w:t xml:space="preserve">CONCLUSION GÉNÉRALE</w:t>
+      </w:r>
+      <w:r>
+        <w:rPr>
+          <w:highlight w:val="none"/>
+        </w:rPr>
+      </w:r>
+      <w:r/>
+    </w:p>
+    <w:p>
+      <w:pPr>
+        <w:pBdr>
+          <w:top w:val="none" w:color="000000" w:sz="4" w:space="0"/>
+          <w:left w:val="none" w:color="000000" w:sz="4" w:space="0"/>
+          <w:bottom w:val="none" w:color="000000" w:sz="4" w:space="0"/>
+          <w:right w:val="none" w:color="000000" w:sz="4" w:space="0"/>
+        </w:pBdr>
+        <w:spacing/>
+        <w:ind w:right="0" w:firstLine="0" w:left="0"/>
+        <w:rPr/>
+      </w:pPr>
+      <w:r>
+        <w:rPr>
+          <w:rFonts w:ascii="Times New Roman" w:hAnsi="Times New Roman" w:eastAsia="Times New Roman" w:cs="Times New Roman"/>
+          <w:color w:val="000000"/>
+          <w:sz w:val="24"/>
+          <w:highlight w:val="none"/>
+        </w:rPr>
+        <w:t xml:space="preserve">L</w:t>
+      </w:r>
+      <w:r>
+        <w:rPr>
+          <w:rFonts w:ascii="Times New Roman" w:hAnsi="Times New Roman" w:eastAsia="Times New Roman" w:cs="Times New Roman"/>
+          <w:color w:val="000000"/>
+          <w:sz w:val="24"/>
+          <w:highlight w:val="none"/>
+        </w:rPr>
+        <w:t xml:space="preserve">e stage effectué au sein de la Direction des Systèmes d'Information de l'Université Joseph Ki-Zerbo visait à concevoir et à réaliser une plateforme de gestion des financements extérieurs. Ce projet répondait à un besoin précis : améliorer le suivi des proj</w:t>
+      </w:r>
+      <w:r>
+        <w:rPr>
+          <w:rFonts w:ascii="Times New Roman" w:hAnsi="Times New Roman" w:eastAsia="Times New Roman" w:cs="Times New Roman"/>
+          <w:color w:val="000000"/>
+          <w:sz w:val="24"/>
+          <w:highlight w:val="none"/>
+        </w:rPr>
+        <w:t xml:space="preserve">ets financés, renforcer la traçabilité des dépenses et faciliter la collaboration entre les différents acteurs impliqués dans le processus de gestion financière.</w:t>
+      </w:r>
+      <w:r>
+        <w:rPr>
+          <w:rFonts w:ascii="Times New Roman" w:hAnsi="Times New Roman" w:eastAsia="Times New Roman" w:cs="Times New Roman"/>
+          <w:color w:val="000000"/>
+          <w:sz w:val="24"/>
+          <w:highlight w:val="none"/>
+        </w:rPr>
+      </w:r>
+      <w:r/>
+    </w:p>
+    <w:p>
+      <w:pPr>
+        <w:pBdr>
+          <w:top w:val="none" w:color="000000" w:sz="4" w:space="0"/>
+          <w:left w:val="none" w:color="000000" w:sz="4" w:space="0"/>
+          <w:bottom w:val="none" w:color="000000" w:sz="4" w:space="0"/>
+          <w:right w:val="none" w:color="000000" w:sz="4" w:space="0"/>
+        </w:pBdr>
+        <w:spacing/>
+        <w:ind w:right="0" w:firstLine="0" w:left="0"/>
+        <w:rPr/>
+      </w:pPr>
+      <w:r>
+        <w:rPr>
+          <w:rFonts w:ascii="Times New Roman" w:hAnsi="Times New Roman" w:eastAsia="Times New Roman" w:cs="Times New Roman"/>
+          <w:color w:val="000000"/>
+          <w:sz w:val="24"/>
+          <w:highlight w:val="none"/>
+        </w:rPr>
+      </w:r>
+      <w:r>
+        <w:rPr>
+          <w:rFonts w:ascii="Times New Roman" w:hAnsi="Times New Roman" w:eastAsia="Times New Roman" w:cs="Times New Roman"/>
+          <w:color w:val="000000"/>
+          <w:sz w:val="24"/>
+          <w:highlight w:val="none"/>
+        </w:rPr>
+      </w:r>
+      <w:r/>
+    </w:p>
+    <w:p>
+      <w:pPr>
+        <w:pBdr>
+          <w:top w:val="none" w:color="000000" w:sz="4" w:space="0"/>
+          <w:left w:val="none" w:color="000000" w:sz="4" w:space="0"/>
+          <w:bottom w:val="none" w:color="000000" w:sz="4" w:space="0"/>
+          <w:right w:val="none" w:color="000000" w:sz="4" w:space="0"/>
+        </w:pBdr>
+        <w:spacing/>
+        <w:ind w:right="0" w:firstLine="0" w:left="0"/>
+        <w:rPr/>
+      </w:pPr>
+      <w:r>
+        <w:rPr>
+          <w:rFonts w:ascii="Times New Roman" w:hAnsi="Times New Roman" w:eastAsia="Times New Roman" w:cs="Times New Roman"/>
+          <w:color w:val="000000"/>
+          <w:sz w:val="24"/>
+          <w:highlight w:val="none"/>
+        </w:rPr>
+        <w:t xml:space="preserve">P</w:t>
+      </w:r>
+      <w:r>
+        <w:rPr>
+          <w:rFonts w:ascii="Times New Roman" w:hAnsi="Times New Roman" w:eastAsia="Times New Roman" w:cs="Times New Roman"/>
+          <w:color w:val="000000"/>
+          <w:sz w:val="24"/>
+          <w:highlight w:val="none"/>
+        </w:rPr>
+        <w:t xml:space="preserve">our atteindre ces objectifs, une démarche progressive a été adoptée. Elle a guidé l'ensemble du travail, depuis l'analyse des besoins jusqu'à l'implémentation de la solution, en passant par la conception des modèles UML. Le système développé permet désorma</w:t>
+      </w:r>
+      <w:r>
+        <w:rPr>
+          <w:rFonts w:ascii="Times New Roman" w:hAnsi="Times New Roman" w:eastAsia="Times New Roman" w:cs="Times New Roman"/>
+          <w:color w:val="000000"/>
+          <w:sz w:val="24"/>
+          <w:highlight w:val="none"/>
+        </w:rPr>
+        <w:t xml:space="preserve">is la gestion des rubriques budgétaires, le traitement des demandes de dépenses, le suivi des validations, l'enregistrement des paiements ainsi que la production d'informations de suivi et de reporting.</w:t>
+      </w:r>
+      <w:r>
+        <w:rPr>
+          <w:rFonts w:ascii="Times New Roman" w:hAnsi="Times New Roman" w:eastAsia="Times New Roman" w:cs="Times New Roman"/>
+          <w:color w:val="000000"/>
+          <w:sz w:val="24"/>
+          <w:highlight w:val="none"/>
+        </w:rPr>
+      </w:r>
+      <w:r/>
+    </w:p>
+    <w:p>
+      <w:pPr>
+        <w:pBdr>
+          <w:top w:val="none" w:color="000000" w:sz="4" w:space="0"/>
+          <w:left w:val="none" w:color="000000" w:sz="4" w:space="0"/>
+          <w:bottom w:val="none" w:color="000000" w:sz="4" w:space="0"/>
+          <w:right w:val="none" w:color="000000" w:sz="4" w:space="0"/>
+        </w:pBdr>
+        <w:spacing/>
+        <w:ind w:right="0" w:firstLine="0" w:left="0"/>
+        <w:rPr/>
+      </w:pPr>
+      <w:r>
+        <w:rPr>
+          <w:rFonts w:ascii="Times New Roman" w:hAnsi="Times New Roman" w:eastAsia="Times New Roman" w:cs="Times New Roman"/>
+          <w:color w:val="000000"/>
+          <w:sz w:val="24"/>
+          <w:highlight w:val="none"/>
+        </w:rPr>
+      </w:r>
+      <w:r>
+        <w:rPr>
+          <w:rFonts w:ascii="Times New Roman" w:hAnsi="Times New Roman" w:eastAsia="Times New Roman" w:cs="Times New Roman"/>
+          <w:color w:val="000000"/>
+          <w:sz w:val="24"/>
+          <w:highlight w:val="none"/>
+        </w:rPr>
+      </w:r>
+      <w:r/>
+    </w:p>
+    <w:p>
+      <w:pPr>
+        <w:pBdr>
+          <w:top w:val="none" w:color="000000" w:sz="4" w:space="0"/>
+          <w:left w:val="none" w:color="000000" w:sz="4" w:space="0"/>
+          <w:bottom w:val="none" w:color="000000" w:sz="4" w:space="0"/>
+          <w:right w:val="none" w:color="000000" w:sz="4" w:space="0"/>
+        </w:pBdr>
+        <w:spacing/>
+        <w:ind w:right="0" w:firstLine="0" w:left="0"/>
+        <w:rPr/>
+      </w:pPr>
+      <w:r>
+        <w:rPr>
+          <w:rFonts w:ascii="Times New Roman" w:hAnsi="Times New Roman" w:eastAsia="Times New Roman" w:cs="Times New Roman"/>
+          <w:color w:val="000000"/>
+          <w:sz w:val="24"/>
+          <w:highlight w:val="none"/>
+        </w:rPr>
+        <w:t xml:space="preserve">A</w:t>
+      </w:r>
+      <w:r>
+        <w:rPr>
+          <w:rFonts w:ascii="Times New Roman" w:hAnsi="Times New Roman" w:eastAsia="Times New Roman" w:cs="Times New Roman"/>
+          <w:color w:val="000000"/>
+          <w:sz w:val="24"/>
+          <w:highlight w:val="none"/>
+        </w:rPr>
+        <w:t xml:space="preserve">u-delà des aspects techniques, ce projet a constitué une expérience particulièrement enrichissante. Il a permis de consolider les connaissances acquises au cours de la formation, notamment en analyse et conception des systèmes d'information, en modélisatio</w:t>
+      </w:r>
+      <w:r>
+        <w:rPr>
+          <w:rFonts w:ascii="Times New Roman" w:hAnsi="Times New Roman" w:eastAsia="Times New Roman" w:cs="Times New Roman"/>
+          <w:color w:val="000000"/>
+          <w:sz w:val="24"/>
+          <w:highlight w:val="none"/>
+        </w:rPr>
+        <w:t xml:space="preserve">n</w:t>
+      </w:r>
+      <w:r>
+        <w:rPr>
+          <w:rFonts w:ascii="Times New Roman" w:hAnsi="Times New Roman" w:eastAsia="Times New Roman" w:cs="Times New Roman"/>
+          <w:color w:val="000000"/>
+          <w:sz w:val="24"/>
+          <w:highlight w:val="none"/>
+        </w:rPr>
+        <w:t xml:space="preserve"> UML, en développement web et en gestion de bases de données. Il a également offert une meilleure compréhension des réalités d'un projet informatique mené en contexte professionnel, où les besoins évoluent progressivement et appellent des ajustements conti</w:t>
+      </w:r>
+      <w:r>
+        <w:rPr>
+          <w:rFonts w:ascii="Times New Roman" w:hAnsi="Times New Roman" w:eastAsia="Times New Roman" w:cs="Times New Roman"/>
+          <w:color w:val="000000"/>
+          <w:sz w:val="24"/>
+          <w:highlight w:val="none"/>
+        </w:rPr>
+        <w:t xml:space="preserve">nus.</w:t>
+      </w:r>
+      <w:r>
+        <w:rPr>
+          <w:rFonts w:ascii="Times New Roman" w:hAnsi="Times New Roman" w:eastAsia="Times New Roman" w:cs="Times New Roman"/>
+          <w:color w:val="000000"/>
+          <w:sz w:val="24"/>
+          <w:highlight w:val="none"/>
+        </w:rPr>
+      </w:r>
+      <w:r/>
+    </w:p>
+    <w:p>
+      <w:pPr>
+        <w:pBdr>
+          <w:top w:val="none" w:color="000000" w:sz="4" w:space="0"/>
+          <w:left w:val="none" w:color="000000" w:sz="4" w:space="0"/>
+          <w:bottom w:val="none" w:color="000000" w:sz="4" w:space="0"/>
+          <w:right w:val="none" w:color="000000" w:sz="4" w:space="0"/>
+        </w:pBdr>
+        <w:spacing/>
+        <w:ind w:right="0" w:firstLine="0" w:left="0"/>
+        <w:rPr/>
+      </w:pPr>
+      <w:r>
+        <w:rPr>
+          <w:rFonts w:ascii="Times New Roman" w:hAnsi="Times New Roman" w:eastAsia="Times New Roman" w:cs="Times New Roman"/>
+          <w:color w:val="000000"/>
+          <w:sz w:val="24"/>
+          <w:highlight w:val="none"/>
+        </w:rPr>
+      </w:r>
+      <w:r>
+        <w:rPr>
+          <w:rFonts w:ascii="Times New Roman" w:hAnsi="Times New Roman" w:eastAsia="Times New Roman" w:cs="Times New Roman"/>
+          <w:color w:val="000000"/>
+          <w:sz w:val="24"/>
+          <w:highlight w:val="none"/>
+        </w:rPr>
+      </w:r>
+      <w:r/>
+    </w:p>
+    <w:p>
+      <w:pPr>
+        <w:pBdr>
+          <w:top w:val="none" w:color="000000" w:sz="4" w:space="0"/>
+          <w:left w:val="none" w:color="000000" w:sz="4" w:space="0"/>
+          <w:bottom w:val="none" w:color="000000" w:sz="4" w:space="0"/>
+          <w:right w:val="none" w:color="000000" w:sz="4" w:space="0"/>
+        </w:pBdr>
+        <w:spacing/>
+        <w:ind w:right="0" w:firstLine="0" w:left="0"/>
+        <w:rPr/>
+      </w:pPr>
+      <w:r>
+        <w:rPr>
+          <w:rFonts w:ascii="Times New Roman" w:hAnsi="Times New Roman" w:eastAsia="Times New Roman" w:cs="Times New Roman"/>
+          <w:color w:val="000000"/>
+          <w:sz w:val="24"/>
+          <w:highlight w:val="none"/>
+        </w:rPr>
+        <w:t xml:space="preserve">U</w:t>
+      </w:r>
+      <w:r>
+        <w:rPr>
+          <w:rFonts w:ascii="Times New Roman" w:hAnsi="Times New Roman" w:eastAsia="Times New Roman" w:cs="Times New Roman"/>
+          <w:color w:val="000000"/>
+          <w:sz w:val="24"/>
+          <w:highlight w:val="none"/>
+        </w:rPr>
+        <w:t xml:space="preserve">n point essentiel mérite d'être souligné : ce stage a aussi été l'occasion de rencontrer des personnes formidables, inspirantes par leur travail au quotidien. Leur engagement et leur bienveillance laissent une empreinte durable et donneront du courage pour</w:t>
+      </w:r>
+      <w:r>
+        <w:rPr>
+          <w:rFonts w:ascii="Times New Roman" w:hAnsi="Times New Roman" w:eastAsia="Times New Roman" w:cs="Times New Roman"/>
+          <w:color w:val="000000"/>
+          <w:sz w:val="24"/>
+          <w:highlight w:val="none"/>
+        </w:rPr>
+        <w:t xml:space="preserve"> la suite du parcours professionnel.</w:t>
+      </w:r>
+      <w:r>
+        <w:rPr>
+          <w:rFonts w:ascii="Times New Roman" w:hAnsi="Times New Roman" w:eastAsia="Times New Roman" w:cs="Times New Roman"/>
+          <w:color w:val="000000"/>
+          <w:sz w:val="24"/>
+          <w:highlight w:val="none"/>
+        </w:rPr>
+      </w:r>
+      <w:r/>
+    </w:p>
+    <w:p>
+      <w:pPr>
+        <w:pBdr>
+          <w:top w:val="none" w:color="000000" w:sz="4" w:space="0"/>
+          <w:left w:val="none" w:color="000000" w:sz="4" w:space="0"/>
+          <w:bottom w:val="none" w:color="000000" w:sz="4" w:space="0"/>
+          <w:right w:val="none" w:color="000000" w:sz="4" w:space="0"/>
+        </w:pBdr>
+        <w:spacing/>
+        <w:ind w:right="0" w:firstLine="0" w:left="0"/>
+        <w:rPr/>
+      </w:pPr>
+      <w:r>
+        <w:rPr>
+          <w:rFonts w:ascii="Times New Roman" w:hAnsi="Times New Roman" w:eastAsia="Times New Roman" w:cs="Times New Roman"/>
+          <w:color w:val="000000"/>
+          <w:sz w:val="24"/>
+          <w:highlight w:val="none"/>
+        </w:rPr>
+      </w:r>
+      <w:r>
+        <w:rPr>
+          <w:rFonts w:ascii="Times New Roman" w:hAnsi="Times New Roman" w:eastAsia="Times New Roman" w:cs="Times New Roman"/>
+          <w:color w:val="000000"/>
+          <w:sz w:val="24"/>
+          <w:highlight w:val="none"/>
+        </w:rPr>
+      </w:r>
+      <w:r/>
+    </w:p>
+    <w:p>
+      <w:pPr>
+        <w:pBdr>
+          <w:top w:val="none" w:color="000000" w:sz="4" w:space="0"/>
+          <w:left w:val="none" w:color="000000" w:sz="4" w:space="0"/>
+          <w:bottom w:val="none" w:color="000000" w:sz="4" w:space="0"/>
+          <w:right w:val="none" w:color="000000" w:sz="4" w:space="0"/>
+        </w:pBdr>
+        <w:spacing/>
+        <w:ind w:right="0" w:firstLine="0" w:left="0"/>
+        <w:rPr>
+          <w:rFonts w:ascii="Times New Roman" w:hAnsi="Times New Roman" w:eastAsia="Times New Roman" w:cs="Times New Roman"/>
+          <w:sz w:val="24"/>
+          <w:szCs w:val="24"/>
+        </w:rPr>
+      </w:pPr>
+      <w:r>
+        <w:rPr>
+          <w:rFonts w:ascii="Times New Roman" w:hAnsi="Times New Roman" w:eastAsia="Times New Roman" w:cs="Times New Roman"/>
+          <w:color w:val="000000"/>
+          <w:sz w:val="24"/>
+          <w:highlight w:val="none"/>
+        </w:rPr>
+        <w:t xml:space="preserve">L</w:t>
+      </w:r>
+      <w:r>
+        <w:rPr>
+          <w:rFonts w:ascii="Times New Roman" w:hAnsi="Times New Roman" w:eastAsia="Times New Roman" w:cs="Times New Roman"/>
+          <w:color w:val="000000"/>
+          <w:sz w:val="24"/>
+          <w:highlight w:val="none"/>
+        </w:rPr>
+        <w:t xml:space="preserve">es résultats obtenus montrent qu'une solution numérique adaptée peut contribuer à améliorer la gestion des financements extérieurs, en renforçant la transparence, la traçabilité et l'efficacité des procédures. Si certaines améliorations restent envisageabl</w:t>
+      </w:r>
+      <w:r>
+        <w:rPr>
+          <w:rFonts w:ascii="Times New Roman" w:hAnsi="Times New Roman" w:eastAsia="Times New Roman" w:cs="Times New Roman"/>
+          <w:color w:val="000000"/>
+          <w:sz w:val="24"/>
+          <w:highlight w:val="none"/>
+        </w:rPr>
+        <w:t xml:space="preserve">es, la plateforme réalisée constitue une base solide, susceptible de servir de fondement à de futures évolutions au sein de l'université.</w:t>
+      </w:r>
+      <w:r>
+        <w:rPr>
+          <w:rFonts w:ascii="Times New Roman" w:hAnsi="Times New Roman" w:eastAsia="Times New Roman" w:cs="Times New Roman"/>
+          <w:sz w:val="24"/>
+          <w:szCs w:val="24"/>
+        </w:rPr>
+      </w:r>
+      <w:r>
+        <w:rPr>
+          <w:rFonts w:ascii="Times New Roman" w:hAnsi="Times New Roman" w:eastAsia="Times New Roman" w:cs="Times New Roman"/>
+          <w:sz w:val="24"/>
+          <w:szCs w:val="24"/>
         </w:rPr>
       </w:r>
     </w:p>
@@ -450,7 +3120,6 @@
         <w:ind/>
         <w:rPr/>
       </w:pPr>
-      <w:r/>
       <w:r>
         <w:separator/>
       </w:r>
@@ -465,7 +3134,6 @@
         <w:ind/>
         <w:rPr/>
       </w:pPr>
-      <w:r/>
       <w:r>
         <w:continuationSeparator/>
       </w:r>
@@ -485,7 +3153,6 @@
         <w:ind/>
         <w:rPr/>
       </w:pPr>
-      <w:r/>
       <w:r>
         <w:separator/>
       </w:r>
@@ -500,7 +3167,6 @@
         <w:ind/>
         <w:rPr/>
       </w:pPr>
-      <w:r/>
       <w:r>
         <w:continuationSeparator/>
       </w:r>
@@ -823,9 +3489,9 @@
     <w:lsdException w:name="Bibliography" w:uiPriority="37"/>
     <w:lsdException w:name="TOC Heading" w:uiPriority="39" w:qFormat="1"/>
   </w:latentStyles>
-  <w:style w:type="table" w:styleId="12">
+  <w:style w:type="table" w:styleId="703">
     <w:name w:val="Table Grid"/>
-    <w:basedOn w:val="665"/>
+    <w:basedOn w:val="889"/>
     <w:uiPriority w:val="59"/>
     <w:pPr>
       <w:pBdr/>
@@ -1022,9 +3688,9 @@
       </w:tcPr>
     </w:tblStylePr>
   </w:style>
-  <w:style w:type="table" w:styleId="13">
+  <w:style w:type="table" w:styleId="704">
     <w:name w:val="Table Grid Light"/>
-    <w:basedOn w:val="665"/>
+    <w:basedOn w:val="889"/>
     <w:uiPriority w:val="59"/>
     <w:pPr>
       <w:pBdr/>
@@ -1221,9 +3887,9 @@
       </w:tcPr>
     </w:tblStylePr>
   </w:style>
-  <w:style w:type="table" w:styleId="14">
+  <w:style w:type="table" w:styleId="705">
     <w:name w:val="Plain Table 1"/>
-    <w:basedOn w:val="665"/>
+    <w:basedOn w:val="889"/>
     <w:uiPriority w:val="59"/>
     <w:pPr>
       <w:pBdr/>
@@ -1446,9 +4112,9 @@
       </w:tcPr>
     </w:tblStylePr>
   </w:style>
-  <w:style w:type="table" w:styleId="15">
+  <w:style w:type="table" w:styleId="706">
     <w:name w:val="Plain Table 2"/>
-    <w:basedOn w:val="665"/>
+    <w:basedOn w:val="889"/>
     <w:uiPriority w:val="59"/>
     <w:pPr>
       <w:pBdr/>
@@ -1679,9 +4345,9 @@
       </w:tcPr>
     </w:tblStylePr>
   </w:style>
-  <w:style w:type="table" w:styleId="16">
+  <w:style w:type="table" w:styleId="707">
     <w:name w:val="Plain Table 3"/>
-    <w:basedOn w:val="665"/>
+    <w:basedOn w:val="889"/>
     <w:uiPriority w:val="99"/>
     <w:pPr>
       <w:pBdr/>
@@ -1909,9 +4575,9 @@
       </w:tcPr>
     </w:tblStylePr>
   </w:style>
-  <w:style w:type="table" w:styleId="17">
+  <w:style w:type="table" w:styleId="708">
     <w:name w:val="Plain Table 4"/>
-    <w:basedOn w:val="665"/>
+    <w:basedOn w:val="889"/>
     <w:uiPriority w:val="99"/>
     <w:pPr>
       <w:pBdr/>
@@ -2125,9 +4791,9 @@
       </w:tcPr>
     </w:tblStylePr>
   </w:style>
-  <w:style w:type="table" w:styleId="18">
+  <w:style w:type="table" w:styleId="709">
     <w:name w:val="Plain Table 5"/>
-    <w:basedOn w:val="665"/>
+    <w:basedOn w:val="889"/>
     <w:uiPriority w:val="99"/>
     <w:pPr>
       <w:pBdr/>
@@ -2358,9 +5024,9 @@
       </w:tcPr>
     </w:tblStylePr>
   </w:style>
-  <w:style w:type="table" w:styleId="19">
+  <w:style w:type="table" w:styleId="710">
     <w:name w:val="Grid Table 1 Light"/>
-    <w:basedOn w:val="665"/>
+    <w:basedOn w:val="889"/>
     <w:uiPriority w:val="99"/>
     <w:pPr>
       <w:pBdr/>
@@ -2581,9 +5247,9 @@
       </w:tcPr>
     </w:tblStylePr>
   </w:style>
-  <w:style w:type="table" w:styleId="20">
+  <w:style w:type="table" w:styleId="711">
     <w:name w:val="Grid Table 1 Light - Accent 1"/>
-    <w:basedOn w:val="665"/>
+    <w:basedOn w:val="889"/>
     <w:uiPriority w:val="99"/>
     <w:pPr>
       <w:pBdr/>
@@ -2804,9 +5470,9 @@
       </w:tcPr>
     </w:tblStylePr>
   </w:style>
-  <w:style w:type="table" w:styleId="21">
+  <w:style w:type="table" w:styleId="712">
     <w:name w:val="Grid Table 1 Light - Accent 2"/>
-    <w:basedOn w:val="665"/>
+    <w:basedOn w:val="889"/>
     <w:uiPriority w:val="99"/>
     <w:pPr>
       <w:pBdr/>
@@ -3027,9 +5693,9 @@
       </w:tcPr>
     </w:tblStylePr>
   </w:style>
-  <w:style w:type="table" w:styleId="22">
+  <w:style w:type="table" w:styleId="713">
     <w:name w:val="Grid Table 1 Light - Accent 3"/>
-    <w:basedOn w:val="665"/>
+    <w:basedOn w:val="889"/>
     <w:uiPriority w:val="99"/>
     <w:pPr>
       <w:pBdr/>
@@ -3250,9 +5916,9 @@
       </w:tcPr>
     </w:tblStylePr>
   </w:style>
-  <w:style w:type="table" w:styleId="23">
+  <w:style w:type="table" w:styleId="714">
     <w:name w:val="Grid Table 1 Light - Accent 4"/>
-    <w:basedOn w:val="665"/>
+    <w:basedOn w:val="889"/>
     <w:uiPriority w:val="99"/>
     <w:pPr>
       <w:pBdr/>
@@ -3473,9 +6139,9 @@
       </w:tcPr>
     </w:tblStylePr>
   </w:style>
-  <w:style w:type="table" w:styleId="24">
+  <w:style w:type="table" w:styleId="715">
     <w:name w:val="Grid Table 1 Light - Accent 5"/>
-    <w:basedOn w:val="665"/>
+    <w:basedOn w:val="889"/>
     <w:uiPriority w:val="99"/>
     <w:pPr>
       <w:pBdr/>
@@ -3696,9 +6362,9 @@
       </w:tcPr>
     </w:tblStylePr>
   </w:style>
-  <w:style w:type="table" w:styleId="25">
+  <w:style w:type="table" w:styleId="716">
     <w:name w:val="Grid Table 1 Light - Accent 6"/>
-    <w:basedOn w:val="665"/>
+    <w:basedOn w:val="889"/>
     <w:uiPriority w:val="99"/>
     <w:pPr>
       <w:pBdr/>
@@ -3919,9 +6585,9 @@
       </w:tcPr>
     </w:tblStylePr>
   </w:style>
-  <w:style w:type="table" w:styleId="26">
+  <w:style w:type="table" w:styleId="717">
     <w:name w:val="Grid Table 2"/>
-    <w:basedOn w:val="665"/>
+    <w:basedOn w:val="889"/>
     <w:uiPriority w:val="99"/>
     <w:pPr>
       <w:pBdr/>
@@ -4151,9 +6817,9 @@
       </w:tcPr>
     </w:tblStylePr>
   </w:style>
-  <w:style w:type="table" w:styleId="27">
+  <w:style w:type="table" w:styleId="718">
     <w:name w:val="Grid Table 2 - Accent 1"/>
-    <w:basedOn w:val="665"/>
+    <w:basedOn w:val="889"/>
     <w:uiPriority w:val="99"/>
     <w:pPr>
       <w:pBdr/>
@@ -4383,9 +7049,9 @@
       </w:tcPr>
     </w:tblStylePr>
   </w:style>
-  <w:style w:type="table" w:styleId="28">
+  <w:style w:type="table" w:styleId="719">
     <w:name w:val="Grid Table 2 - Accent 2"/>
-    <w:basedOn w:val="665"/>
+    <w:basedOn w:val="889"/>
     <w:uiPriority w:val="99"/>
     <w:pPr>
       <w:pBdr/>
@@ -4615,9 +7281,9 @@
       </w:tcPr>
     </w:tblStylePr>
   </w:style>
-  <w:style w:type="table" w:styleId="29">
+  <w:style w:type="table" w:styleId="720">
     <w:name w:val="Grid Table 2 - Accent 3"/>
-    <w:basedOn w:val="665"/>
+    <w:basedOn w:val="889"/>
     <w:uiPriority w:val="99"/>
     <w:pPr>
       <w:pBdr/>
@@ -4847,9 +7513,9 @@
       </w:tcPr>
     </w:tblStylePr>
   </w:style>
-  <w:style w:type="table" w:styleId="30">
+  <w:style w:type="table" w:styleId="721">
     <w:name w:val="Grid Table 2 - Accent 4"/>
-    <w:basedOn w:val="665"/>
+    <w:basedOn w:val="889"/>
     <w:uiPriority w:val="99"/>
     <w:pPr>
       <w:pBdr/>
@@ -5079,9 +7745,9 @@
       </w:tcPr>
     </w:tblStylePr>
   </w:style>
-  <w:style w:type="table" w:styleId="31">
+  <w:style w:type="table" w:styleId="722">
     <w:name w:val="Grid Table 2 - Accent 5"/>
-    <w:basedOn w:val="665"/>
+    <w:basedOn w:val="889"/>
     <w:uiPriority w:val="99"/>
     <w:pPr>
       <w:pBdr/>
@@ -5311,9 +7977,9 @@
       </w:tcPr>
     </w:tblStylePr>
   </w:style>
-  <w:style w:type="table" w:styleId="32">
+  <w:style w:type="table" w:styleId="723">
     <w:name w:val="Grid Table 2 - Accent 6"/>
-    <w:basedOn w:val="665"/>
+    <w:basedOn w:val="889"/>
     <w:uiPriority w:val="99"/>
     <w:pPr>
       <w:pBdr/>
@@ -5543,9 +8209,9 @@
       </w:tcPr>
     </w:tblStylePr>
   </w:style>
-  <w:style w:type="table" w:styleId="33">
+  <w:style w:type="table" w:styleId="724">
     <w:name w:val="Grid Table 3"/>
-    <w:basedOn w:val="665"/>
+    <w:basedOn w:val="889"/>
     <w:uiPriority w:val="99"/>
     <w:pPr>
       <w:pBdr/>
@@ -5644,29 +8310,6 @@
         <w:tblBorders/>
       </w:tblPr>
       <w:tcPr>
-        <w:shd w:color="ffffff"/>
-        <w:tcBorders>
-          <w:top w:val="none" w:color="000000" w:sz="4" w:space="0"/>
-          <w:left w:val="none" w:color="000000" w:sz="4" w:space="0"/>
-          <w:bottom w:val="none" w:color="000000" w:sz="4" w:space="0"/>
-          <w:right w:val="none" w:color="000000" w:sz="4" w:space="0"/>
-        </w:tcBorders>
-      </w:tcPr>
-    </w:tblStylePr>
-    <w:tblStylePr w:type="firstRow">
-      <w:rPr>
-        <w:b/>
-        <w:color w:val="404040"/>
-      </w:rPr>
-      <w:pPr>
-        <w:pBdr/>
-        <w:spacing/>
-        <w:ind/>
-      </w:pPr>
-      <w:tblPr>
-        <w:tblBorders/>
-      </w:tblPr>
-      <w:tcPr>
         <w:shd w:val="clear" w:color="ffffff"/>
         <w:tcBorders>
           <w:top w:val="none" w:color="000000" w:sz="4" w:space="0"/>
@@ -5676,30 +8319,7 @@
         </w:tcBorders>
       </w:tcPr>
     </w:tblStylePr>
-    <w:tblStylePr w:type="lastCol">
-      <w:rPr>
-        <w:i/>
-        <w:color w:val="404040"/>
-      </w:rPr>
-      <w:pPr>
-        <w:pBdr/>
-        <w:spacing/>
-        <w:ind/>
-      </w:pPr>
-      <w:tblPr>
-        <w:tblBorders/>
-      </w:tblPr>
-      <w:tcPr>
-        <w:shd w:color="ffffff"/>
-        <w:tcBorders>
-          <w:top w:val="none" w:color="000000" w:sz="4" w:space="0"/>
-          <w:left w:val="none" w:color="000000" w:sz="4" w:space="0"/>
-          <w:bottom w:val="none" w:color="000000" w:sz="4" w:space="0"/>
-          <w:right w:val="none" w:color="000000" w:sz="4" w:space="0"/>
-        </w:tcBorders>
-      </w:tcPr>
-    </w:tblStylePr>
-    <w:tblStylePr w:type="lastRow">
+    <w:tblStylePr w:type="firstRow">
       <w:rPr>
         <w:b/>
         <w:color w:val="404040"/>
@@ -5722,6 +8342,52 @@
         </w:tcBorders>
       </w:tcPr>
     </w:tblStylePr>
+    <w:tblStylePr w:type="lastCol">
+      <w:rPr>
+        <w:i/>
+        <w:color w:val="404040"/>
+      </w:rPr>
+      <w:pPr>
+        <w:pBdr/>
+        <w:spacing/>
+        <w:ind/>
+      </w:pPr>
+      <w:tblPr>
+        <w:tblBorders/>
+      </w:tblPr>
+      <w:tcPr>
+        <w:shd w:val="clear" w:color="ffffff"/>
+        <w:tcBorders>
+          <w:top w:val="none" w:color="000000" w:sz="4" w:space="0"/>
+          <w:left w:val="none" w:color="000000" w:sz="4" w:space="0"/>
+          <w:bottom w:val="none" w:color="000000" w:sz="4" w:space="0"/>
+          <w:right w:val="none" w:color="000000" w:sz="4" w:space="0"/>
+        </w:tcBorders>
+      </w:tcPr>
+    </w:tblStylePr>
+    <w:tblStylePr w:type="lastRow">
+      <w:rPr>
+        <w:b/>
+        <w:color w:val="404040"/>
+      </w:rPr>
+      <w:pPr>
+        <w:pBdr/>
+        <w:spacing/>
+        <w:ind/>
+      </w:pPr>
+      <w:tblPr>
+        <w:tblBorders/>
+      </w:tblPr>
+      <w:tcPr>
+        <w:shd w:val="clear" w:color="ffffff"/>
+        <w:tcBorders>
+          <w:top w:val="none" w:color="000000" w:sz="4" w:space="0"/>
+          <w:left w:val="none" w:color="000000" w:sz="4" w:space="0"/>
+          <w:bottom w:val="none" w:color="000000" w:sz="4" w:space="0"/>
+          <w:right w:val="none" w:color="000000" w:sz="4" w:space="0"/>
+        </w:tcBorders>
+      </w:tcPr>
+    </w:tblStylePr>
     <w:tblStylePr w:type="nwCell">
       <w:pPr>
         <w:pBdr/>
@@ -5788,9 +8454,9 @@
       </w:tcPr>
     </w:tblStylePr>
   </w:style>
-  <w:style w:type="table" w:styleId="34">
+  <w:style w:type="table" w:styleId="725">
     <w:name w:val="Grid Table 3 - Accent 1"/>
-    <w:basedOn w:val="665"/>
+    <w:basedOn w:val="889"/>
     <w:uiPriority w:val="99"/>
     <w:pPr>
       <w:pBdr/>
@@ -5889,29 +8555,6 @@
         <w:tblBorders/>
       </w:tblPr>
       <w:tcPr>
-        <w:shd w:color="ffffff"/>
-        <w:tcBorders>
-          <w:top w:val="none" w:color="000000" w:sz="4" w:space="0"/>
-          <w:left w:val="none" w:color="000000" w:sz="4" w:space="0"/>
-          <w:bottom w:val="none" w:color="000000" w:sz="4" w:space="0"/>
-          <w:right w:val="none" w:color="000000" w:sz="4" w:space="0"/>
-        </w:tcBorders>
-      </w:tcPr>
-    </w:tblStylePr>
-    <w:tblStylePr w:type="firstRow">
-      <w:rPr>
-        <w:b/>
-        <w:color w:val="404040"/>
-      </w:rPr>
-      <w:pPr>
-        <w:pBdr/>
-        <w:spacing/>
-        <w:ind/>
-      </w:pPr>
-      <w:tblPr>
-        <w:tblBorders/>
-      </w:tblPr>
-      <w:tcPr>
         <w:shd w:val="clear" w:color="ffffff"/>
         <w:tcBorders>
           <w:top w:val="none" w:color="000000" w:sz="4" w:space="0"/>
@@ -5921,30 +8564,7 @@
         </w:tcBorders>
       </w:tcPr>
     </w:tblStylePr>
-    <w:tblStylePr w:type="lastCol">
-      <w:rPr>
-        <w:i/>
-        <w:color w:val="404040"/>
-      </w:rPr>
-      <w:pPr>
-        <w:pBdr/>
-        <w:spacing/>
-        <w:ind/>
-      </w:pPr>
-      <w:tblPr>
-        <w:tblBorders/>
-      </w:tblPr>
-      <w:tcPr>
-        <w:shd w:color="ffffff"/>
-        <w:tcBorders>
-          <w:top w:val="none" w:color="000000" w:sz="4" w:space="0"/>
-          <w:left w:val="none" w:color="000000" w:sz="4" w:space="0"/>
-          <w:bottom w:val="none" w:color="000000" w:sz="4" w:space="0"/>
-          <w:right w:val="none" w:color="000000" w:sz="4" w:space="0"/>
-        </w:tcBorders>
-      </w:tcPr>
-    </w:tblStylePr>
-    <w:tblStylePr w:type="lastRow">
+    <w:tblStylePr w:type="firstRow">
       <w:rPr>
         <w:b/>
         <w:color w:val="404040"/>
@@ -5967,6 +8587,52 @@
         </w:tcBorders>
       </w:tcPr>
     </w:tblStylePr>
+    <w:tblStylePr w:type="lastCol">
+      <w:rPr>
+        <w:i/>
+        <w:color w:val="404040"/>
+      </w:rPr>
+      <w:pPr>
+        <w:pBdr/>
+        <w:spacing/>
+        <w:ind/>
+      </w:pPr>
+      <w:tblPr>
+        <w:tblBorders/>
+      </w:tblPr>
+      <w:tcPr>
+        <w:shd w:val="clear" w:color="ffffff"/>
+        <w:tcBorders>
+          <w:top w:val="none" w:color="000000" w:sz="4" w:space="0"/>
+          <w:left w:val="none" w:color="000000" w:sz="4" w:space="0"/>
+          <w:bottom w:val="none" w:color="000000" w:sz="4" w:space="0"/>
+          <w:right w:val="none" w:color="000000" w:sz="4" w:space="0"/>
+        </w:tcBorders>
+      </w:tcPr>
+    </w:tblStylePr>
+    <w:tblStylePr w:type="lastRow">
+      <w:rPr>
+        <w:b/>
+        <w:color w:val="404040"/>
+      </w:rPr>
+      <w:pPr>
+        <w:pBdr/>
+        <w:spacing/>
+        <w:ind/>
+      </w:pPr>
+      <w:tblPr>
+        <w:tblBorders/>
+      </w:tblPr>
+      <w:tcPr>
+        <w:shd w:val="clear" w:color="ffffff"/>
+        <w:tcBorders>
+          <w:top w:val="none" w:color="000000" w:sz="4" w:space="0"/>
+          <w:left w:val="none" w:color="000000" w:sz="4" w:space="0"/>
+          <w:bottom w:val="none" w:color="000000" w:sz="4" w:space="0"/>
+          <w:right w:val="none" w:color="000000" w:sz="4" w:space="0"/>
+        </w:tcBorders>
+      </w:tcPr>
+    </w:tblStylePr>
     <w:tblStylePr w:type="nwCell">
       <w:pPr>
         <w:pBdr/>
@@ -6033,9 +8699,9 @@
       </w:tcPr>
     </w:tblStylePr>
   </w:style>
-  <w:style w:type="table" w:styleId="35">
+  <w:style w:type="table" w:styleId="726">
     <w:name w:val="Grid Table 3 - Accent 2"/>
-    <w:basedOn w:val="665"/>
+    <w:basedOn w:val="889"/>
     <w:uiPriority w:val="99"/>
     <w:pPr>
       <w:pBdr/>
@@ -6134,29 +8800,6 @@
         <w:tblBorders/>
       </w:tblPr>
       <w:tcPr>
-        <w:shd w:color="ffffff"/>
-        <w:tcBorders>
-          <w:top w:val="none" w:color="000000" w:sz="4" w:space="0"/>
-          <w:left w:val="none" w:color="000000" w:sz="4" w:space="0"/>
-          <w:bottom w:val="none" w:color="000000" w:sz="4" w:space="0"/>
-          <w:right w:val="none" w:color="000000" w:sz="4" w:space="0"/>
-        </w:tcBorders>
-      </w:tcPr>
-    </w:tblStylePr>
-    <w:tblStylePr w:type="firstRow">
-      <w:rPr>
-        <w:b/>
-        <w:color w:val="404040"/>
-      </w:rPr>
-      <w:pPr>
-        <w:pBdr/>
-        <w:spacing/>
-        <w:ind/>
-      </w:pPr>
-      <w:tblPr>
-        <w:tblBorders/>
-      </w:tblPr>
-      <w:tcPr>
         <w:shd w:val="clear" w:color="ffffff"/>
         <w:tcBorders>
           <w:top w:val="none" w:color="000000" w:sz="4" w:space="0"/>
@@ -6166,30 +8809,7 @@
         </w:tcBorders>
       </w:tcPr>
     </w:tblStylePr>
-    <w:tblStylePr w:type="lastCol">
-      <w:rPr>
-        <w:i/>
-        <w:color w:val="404040"/>
-      </w:rPr>
-      <w:pPr>
-        <w:pBdr/>
-        <w:spacing/>
-        <w:ind/>
-      </w:pPr>
-      <w:tblPr>
-        <w:tblBorders/>
-      </w:tblPr>
-      <w:tcPr>
-        <w:shd w:color="ffffff"/>
-        <w:tcBorders>
-          <w:top w:val="none" w:color="000000" w:sz="4" w:space="0"/>
-          <w:left w:val="none" w:color="000000" w:sz="4" w:space="0"/>
-          <w:bottom w:val="none" w:color="000000" w:sz="4" w:space="0"/>
-          <w:right w:val="none" w:color="000000" w:sz="4" w:space="0"/>
-        </w:tcBorders>
-      </w:tcPr>
-    </w:tblStylePr>
-    <w:tblStylePr w:type="lastRow">
+    <w:tblStylePr w:type="firstRow">
       <w:rPr>
         <w:b/>
         <w:color w:val="404040"/>
@@ -6212,6 +8832,52 @@
         </w:tcBorders>
       </w:tcPr>
     </w:tblStylePr>
+    <w:tblStylePr w:type="lastCol">
+      <w:rPr>
+        <w:i/>
+        <w:color w:val="404040"/>
+      </w:rPr>
+      <w:pPr>
+        <w:pBdr/>
+        <w:spacing/>
+        <w:ind/>
+      </w:pPr>
+      <w:tblPr>
+        <w:tblBorders/>
+      </w:tblPr>
+      <w:tcPr>
+        <w:shd w:val="clear" w:color="ffffff"/>
+        <w:tcBorders>
+          <w:top w:val="none" w:color="000000" w:sz="4" w:space="0"/>
+          <w:left w:val="none" w:color="000000" w:sz="4" w:space="0"/>
+          <w:bottom w:val="none" w:color="000000" w:sz="4" w:space="0"/>
+          <w:right w:val="none" w:color="000000" w:sz="4" w:space="0"/>
+        </w:tcBorders>
+      </w:tcPr>
+    </w:tblStylePr>
+    <w:tblStylePr w:type="lastRow">
+      <w:rPr>
+        <w:b/>
+        <w:color w:val="404040"/>
+      </w:rPr>
+      <w:pPr>
+        <w:pBdr/>
+        <w:spacing/>
+        <w:ind/>
+      </w:pPr>
+      <w:tblPr>
+        <w:tblBorders/>
+      </w:tblPr>
+      <w:tcPr>
+        <w:shd w:val="clear" w:color="ffffff"/>
+        <w:tcBorders>
+          <w:top w:val="none" w:color="000000" w:sz="4" w:space="0"/>
+          <w:left w:val="none" w:color="000000" w:sz="4" w:space="0"/>
+          <w:bottom w:val="none" w:color="000000" w:sz="4" w:space="0"/>
+          <w:right w:val="none" w:color="000000" w:sz="4" w:space="0"/>
+        </w:tcBorders>
+      </w:tcPr>
+    </w:tblStylePr>
     <w:tblStylePr w:type="nwCell">
       <w:pPr>
         <w:pBdr/>
@@ -6278,9 +8944,9 @@
       </w:tcPr>
     </w:tblStylePr>
   </w:style>
-  <w:style w:type="table" w:styleId="36">
+  <w:style w:type="table" w:styleId="727">
     <w:name w:val="Grid Table 3 - Accent 3"/>
-    <w:basedOn w:val="665"/>
+    <w:basedOn w:val="889"/>
     <w:uiPriority w:val="99"/>
     <w:pPr>
       <w:pBdr/>
@@ -6379,29 +9045,6 @@
         <w:tblBorders/>
       </w:tblPr>
       <w:tcPr>
-        <w:shd w:color="ffffff"/>
-        <w:tcBorders>
-          <w:top w:val="none" w:color="000000" w:sz="4" w:space="0"/>
-          <w:left w:val="none" w:color="000000" w:sz="4" w:space="0"/>
-          <w:bottom w:val="none" w:color="000000" w:sz="4" w:space="0"/>
-          <w:right w:val="none" w:color="000000" w:sz="4" w:space="0"/>
-        </w:tcBorders>
-      </w:tcPr>
-    </w:tblStylePr>
-    <w:tblStylePr w:type="firstRow">
-      <w:rPr>
-        <w:b/>
-        <w:color w:val="404040"/>
-      </w:rPr>
-      <w:pPr>
-        <w:pBdr/>
-        <w:spacing/>
-        <w:ind/>
-      </w:pPr>
-      <w:tblPr>
-        <w:tblBorders/>
-      </w:tblPr>
-      <w:tcPr>
         <w:shd w:val="clear" w:color="ffffff"/>
         <w:tcBorders>
           <w:top w:val="none" w:color="000000" w:sz="4" w:space="0"/>
@@ -6411,30 +9054,7 @@
         </w:tcBorders>
       </w:tcPr>
     </w:tblStylePr>
-    <w:tblStylePr w:type="lastCol">
-      <w:rPr>
-        <w:i/>
-        <w:color w:val="404040"/>
-      </w:rPr>
-      <w:pPr>
-        <w:pBdr/>
-        <w:spacing/>
-        <w:ind/>
-      </w:pPr>
-      <w:tblPr>
-        <w:tblBorders/>
-      </w:tblPr>
-      <w:tcPr>
-        <w:shd w:color="ffffff"/>
-        <w:tcBorders>
-          <w:top w:val="none" w:color="000000" w:sz="4" w:space="0"/>
-          <w:left w:val="none" w:color="000000" w:sz="4" w:space="0"/>
-          <w:bottom w:val="none" w:color="000000" w:sz="4" w:space="0"/>
-          <w:right w:val="none" w:color="000000" w:sz="4" w:space="0"/>
-        </w:tcBorders>
-      </w:tcPr>
-    </w:tblStylePr>
-    <w:tblStylePr w:type="lastRow">
+    <w:tblStylePr w:type="firstRow">
       <w:rPr>
         <w:b/>
         <w:color w:val="404040"/>
@@ -6457,6 +9077,52 @@
         </w:tcBorders>
       </w:tcPr>
     </w:tblStylePr>
+    <w:tblStylePr w:type="lastCol">
+      <w:rPr>
+        <w:i/>
+        <w:color w:val="404040"/>
+      </w:rPr>
+      <w:pPr>
+        <w:pBdr/>
+        <w:spacing/>
+        <w:ind/>
+      </w:pPr>
+      <w:tblPr>
+        <w:tblBorders/>
+      </w:tblPr>
+      <w:tcPr>
+        <w:shd w:val="clear" w:color="ffffff"/>
+        <w:tcBorders>
+          <w:top w:val="none" w:color="000000" w:sz="4" w:space="0"/>
+          <w:left w:val="none" w:color="000000" w:sz="4" w:space="0"/>
+          <w:bottom w:val="none" w:color="000000" w:sz="4" w:space="0"/>
+          <w:right w:val="none" w:color="000000" w:sz="4" w:space="0"/>
+        </w:tcBorders>
+      </w:tcPr>
+    </w:tblStylePr>
+    <w:tblStylePr w:type="lastRow">
+      <w:rPr>
+        <w:b/>
+        <w:color w:val="404040"/>
+      </w:rPr>
+      <w:pPr>
+        <w:pBdr/>
+        <w:spacing/>
+        <w:ind/>
+      </w:pPr>
+      <w:tblPr>
+        <w:tblBorders/>
+      </w:tblPr>
+      <w:tcPr>
+        <w:shd w:val="clear" w:color="ffffff"/>
+        <w:tcBorders>
+          <w:top w:val="none" w:color="000000" w:sz="4" w:space="0"/>
+          <w:left w:val="none" w:color="000000" w:sz="4" w:space="0"/>
+          <w:bottom w:val="none" w:color="000000" w:sz="4" w:space="0"/>
+          <w:right w:val="none" w:color="000000" w:sz="4" w:space="0"/>
+        </w:tcBorders>
+      </w:tcPr>
+    </w:tblStylePr>
     <w:tblStylePr w:type="nwCell">
       <w:pPr>
         <w:pBdr/>
@@ -6523,9 +9189,9 @@
       </w:tcPr>
     </w:tblStylePr>
   </w:style>
-  <w:style w:type="table" w:styleId="37">
+  <w:style w:type="table" w:styleId="728">
     <w:name w:val="Grid Table 3 - Accent 4"/>
-    <w:basedOn w:val="665"/>
+    <w:basedOn w:val="889"/>
     <w:uiPriority w:val="99"/>
     <w:pPr>
       <w:pBdr/>
@@ -6624,29 +9290,6 @@
         <w:tblBorders/>
       </w:tblPr>
       <w:tcPr>
-        <w:shd w:color="ffffff"/>
-        <w:tcBorders>
-          <w:top w:val="none" w:color="000000" w:sz="4" w:space="0"/>
-          <w:left w:val="none" w:color="000000" w:sz="4" w:space="0"/>
-          <w:bottom w:val="none" w:color="000000" w:sz="4" w:space="0"/>
-          <w:right w:val="none" w:color="000000" w:sz="4" w:space="0"/>
-        </w:tcBorders>
-      </w:tcPr>
-    </w:tblStylePr>
-    <w:tblStylePr w:type="firstRow">
-      <w:rPr>
-        <w:b/>
-        <w:color w:val="404040"/>
-      </w:rPr>
-      <w:pPr>
-        <w:pBdr/>
-        <w:spacing/>
-        <w:ind/>
-      </w:pPr>
-      <w:tblPr>
-        <w:tblBorders/>
-      </w:tblPr>
-      <w:tcPr>
         <w:shd w:val="clear" w:color="ffffff"/>
         <w:tcBorders>
           <w:top w:val="none" w:color="000000" w:sz="4" w:space="0"/>
@@ -6656,30 +9299,7 @@
         </w:tcBorders>
       </w:tcPr>
     </w:tblStylePr>
-    <w:tblStylePr w:type="lastCol">
-      <w:rPr>
-        <w:i/>
-        <w:color w:val="404040"/>
-      </w:rPr>
-      <w:pPr>
-        <w:pBdr/>
-        <w:spacing/>
-        <w:ind/>
-      </w:pPr>
-      <w:tblPr>
-        <w:tblBorders/>
-      </w:tblPr>
-      <w:tcPr>
-        <w:shd w:color="ffffff"/>
-        <w:tcBorders>
-          <w:top w:val="none" w:color="000000" w:sz="4" w:space="0"/>
-          <w:left w:val="none" w:color="000000" w:sz="4" w:space="0"/>
-          <w:bottom w:val="none" w:color="000000" w:sz="4" w:space="0"/>
-          <w:right w:val="none" w:color="000000" w:sz="4" w:space="0"/>
-        </w:tcBorders>
-      </w:tcPr>
-    </w:tblStylePr>
-    <w:tblStylePr w:type="lastRow">
+    <w:tblStylePr w:type="firstRow">
       <w:rPr>
         <w:b/>
         <w:color w:val="404040"/>
@@ -6702,6 +9322,52 @@
         </w:tcBorders>
       </w:tcPr>
     </w:tblStylePr>
+    <w:tblStylePr w:type="lastCol">
+      <w:rPr>
+        <w:i/>
+        <w:color w:val="404040"/>
+      </w:rPr>
+      <w:pPr>
+        <w:pBdr/>
+        <w:spacing/>
+        <w:ind/>
+      </w:pPr>
+      <w:tblPr>
+        <w:tblBorders/>
+      </w:tblPr>
+      <w:tcPr>
+        <w:shd w:val="clear" w:color="ffffff"/>
+        <w:tcBorders>
+          <w:top w:val="none" w:color="000000" w:sz="4" w:space="0"/>
+          <w:left w:val="none" w:color="000000" w:sz="4" w:space="0"/>
+          <w:bottom w:val="none" w:color="000000" w:sz="4" w:space="0"/>
+          <w:right w:val="none" w:color="000000" w:sz="4" w:space="0"/>
+        </w:tcBorders>
+      </w:tcPr>
+    </w:tblStylePr>
+    <w:tblStylePr w:type="lastRow">
+      <w:rPr>
+        <w:b/>
+        <w:color w:val="404040"/>
+      </w:rPr>
+      <w:pPr>
+        <w:pBdr/>
+        <w:spacing/>
+        <w:ind/>
+      </w:pPr>
+      <w:tblPr>
+        <w:tblBorders/>
+      </w:tblPr>
+      <w:tcPr>
+        <w:shd w:val="clear" w:color="ffffff"/>
+        <w:tcBorders>
+          <w:top w:val="none" w:color="000000" w:sz="4" w:space="0"/>
+          <w:left w:val="none" w:color="000000" w:sz="4" w:space="0"/>
+          <w:bottom w:val="none" w:color="000000" w:sz="4" w:space="0"/>
+          <w:right w:val="none" w:color="000000" w:sz="4" w:space="0"/>
+        </w:tcBorders>
+      </w:tcPr>
+    </w:tblStylePr>
     <w:tblStylePr w:type="nwCell">
       <w:pPr>
         <w:pBdr/>
@@ -6768,9 +9434,9 @@
       </w:tcPr>
     </w:tblStylePr>
   </w:style>
-  <w:style w:type="table" w:styleId="38">
+  <w:style w:type="table" w:styleId="729">
     <w:name w:val="Grid Table 3 - Accent 5"/>
-    <w:basedOn w:val="665"/>
+    <w:basedOn w:val="889"/>
     <w:uiPriority w:val="99"/>
     <w:pPr>
       <w:pBdr/>
@@ -6869,29 +9535,6 @@
         <w:tblBorders/>
       </w:tblPr>
       <w:tcPr>
-        <w:shd w:color="ffffff"/>
-        <w:tcBorders>
-          <w:top w:val="none" w:color="000000" w:sz="4" w:space="0"/>
-          <w:left w:val="none" w:color="000000" w:sz="4" w:space="0"/>
-          <w:bottom w:val="none" w:color="000000" w:sz="4" w:space="0"/>
-          <w:right w:val="none" w:color="000000" w:sz="4" w:space="0"/>
-        </w:tcBorders>
-      </w:tcPr>
-    </w:tblStylePr>
-    <w:tblStylePr w:type="firstRow">
-      <w:rPr>
-        <w:b/>
-        <w:color w:val="404040"/>
-      </w:rPr>
-      <w:pPr>
-        <w:pBdr/>
-        <w:spacing/>
-        <w:ind/>
-      </w:pPr>
-      <w:tblPr>
-        <w:tblBorders/>
-      </w:tblPr>
-      <w:tcPr>
         <w:shd w:val="clear" w:color="ffffff"/>
         <w:tcBorders>
           <w:top w:val="none" w:color="000000" w:sz="4" w:space="0"/>
@@ -6901,30 +9544,7 @@
         </w:tcBorders>
       </w:tcPr>
     </w:tblStylePr>
-    <w:tblStylePr w:type="lastCol">
-      <w:rPr>
-        <w:i/>
-        <w:color w:val="404040"/>
-      </w:rPr>
-      <w:pPr>
-        <w:pBdr/>
-        <w:spacing/>
-        <w:ind/>
-      </w:pPr>
-      <w:tblPr>
-        <w:tblBorders/>
-      </w:tblPr>
-      <w:tcPr>
-        <w:shd w:color="ffffff"/>
-        <w:tcBorders>
-          <w:top w:val="none" w:color="000000" w:sz="4" w:space="0"/>
-          <w:left w:val="none" w:color="000000" w:sz="4" w:space="0"/>
-          <w:bottom w:val="none" w:color="000000" w:sz="4" w:space="0"/>
-          <w:right w:val="none" w:color="000000" w:sz="4" w:space="0"/>
-        </w:tcBorders>
-      </w:tcPr>
-    </w:tblStylePr>
-    <w:tblStylePr w:type="lastRow">
+    <w:tblStylePr w:type="firstRow">
       <w:rPr>
         <w:b/>
         <w:color w:val="404040"/>
@@ -6947,6 +9567,52 @@
         </w:tcBorders>
       </w:tcPr>
     </w:tblStylePr>
+    <w:tblStylePr w:type="lastCol">
+      <w:rPr>
+        <w:i/>
+        <w:color w:val="404040"/>
+      </w:rPr>
+      <w:pPr>
+        <w:pBdr/>
+        <w:spacing/>
+        <w:ind/>
+      </w:pPr>
+      <w:tblPr>
+        <w:tblBorders/>
+      </w:tblPr>
+      <w:tcPr>
+        <w:shd w:val="clear" w:color="ffffff"/>
+        <w:tcBorders>
+          <w:top w:val="none" w:color="000000" w:sz="4" w:space="0"/>
+          <w:left w:val="none" w:color="000000" w:sz="4" w:space="0"/>
+          <w:bottom w:val="none" w:color="000000" w:sz="4" w:space="0"/>
+          <w:right w:val="none" w:color="000000" w:sz="4" w:space="0"/>
+        </w:tcBorders>
+      </w:tcPr>
+    </w:tblStylePr>
+    <w:tblStylePr w:type="lastRow">
+      <w:rPr>
+        <w:b/>
+        <w:color w:val="404040"/>
+      </w:rPr>
+      <w:pPr>
+        <w:pBdr/>
+        <w:spacing/>
+        <w:ind/>
+      </w:pPr>
+      <w:tblPr>
+        <w:tblBorders/>
+      </w:tblPr>
+      <w:tcPr>
+        <w:shd w:val="clear" w:color="ffffff"/>
+        <w:tcBorders>
+          <w:top w:val="none" w:color="000000" w:sz="4" w:space="0"/>
+          <w:left w:val="none" w:color="000000" w:sz="4" w:space="0"/>
+          <w:bottom w:val="none" w:color="000000" w:sz="4" w:space="0"/>
+          <w:right w:val="none" w:color="000000" w:sz="4" w:space="0"/>
+        </w:tcBorders>
+      </w:tcPr>
+    </w:tblStylePr>
     <w:tblStylePr w:type="nwCell">
       <w:pPr>
         <w:pBdr/>
@@ -7013,9 +9679,9 @@
       </w:tcPr>
     </w:tblStylePr>
   </w:style>
-  <w:style w:type="table" w:styleId="39">
+  <w:style w:type="table" w:styleId="730">
     <w:name w:val="Grid Table 3 - Accent 6"/>
-    <w:basedOn w:val="665"/>
+    <w:basedOn w:val="889"/>
     <w:uiPriority w:val="99"/>
     <w:pPr>
       <w:pBdr/>
@@ -7114,29 +9780,6 @@
         <w:tblBorders/>
       </w:tblPr>
       <w:tcPr>
-        <w:shd w:color="ffffff"/>
-        <w:tcBorders>
-          <w:top w:val="none" w:color="000000" w:sz="4" w:space="0"/>
-          <w:left w:val="none" w:color="000000" w:sz="4" w:space="0"/>
-          <w:bottom w:val="none" w:color="000000" w:sz="4" w:space="0"/>
-          <w:right w:val="none" w:color="000000" w:sz="4" w:space="0"/>
-        </w:tcBorders>
-      </w:tcPr>
-    </w:tblStylePr>
-    <w:tblStylePr w:type="firstRow">
-      <w:rPr>
-        <w:b/>
-        <w:color w:val="404040"/>
-      </w:rPr>
-      <w:pPr>
-        <w:pBdr/>
-        <w:spacing/>
-        <w:ind/>
-      </w:pPr>
-      <w:tblPr>
-        <w:tblBorders/>
-      </w:tblPr>
-      <w:tcPr>
         <w:shd w:val="clear" w:color="ffffff"/>
         <w:tcBorders>
           <w:top w:val="none" w:color="000000" w:sz="4" w:space="0"/>
@@ -7146,30 +9789,7 @@
         </w:tcBorders>
       </w:tcPr>
     </w:tblStylePr>
-    <w:tblStylePr w:type="lastCol">
-      <w:rPr>
-        <w:i/>
-        <w:color w:val="404040"/>
-      </w:rPr>
-      <w:pPr>
-        <w:pBdr/>
-        <w:spacing/>
-        <w:ind/>
-      </w:pPr>
-      <w:tblPr>
-        <w:tblBorders/>
-      </w:tblPr>
-      <w:tcPr>
-        <w:shd w:color="ffffff"/>
-        <w:tcBorders>
-          <w:top w:val="none" w:color="000000" w:sz="4" w:space="0"/>
-          <w:left w:val="none" w:color="000000" w:sz="4" w:space="0"/>
-          <w:bottom w:val="none" w:color="000000" w:sz="4" w:space="0"/>
-          <w:right w:val="none" w:color="000000" w:sz="4" w:space="0"/>
-        </w:tcBorders>
-      </w:tcPr>
-    </w:tblStylePr>
-    <w:tblStylePr w:type="lastRow">
+    <w:tblStylePr w:type="firstRow">
       <w:rPr>
         <w:b/>
         <w:color w:val="404040"/>
@@ -7192,6 +9812,52 @@
         </w:tcBorders>
       </w:tcPr>
     </w:tblStylePr>
+    <w:tblStylePr w:type="lastCol">
+      <w:rPr>
+        <w:i/>
+        <w:color w:val="404040"/>
+      </w:rPr>
+      <w:pPr>
+        <w:pBdr/>
+        <w:spacing/>
+        <w:ind/>
+      </w:pPr>
+      <w:tblPr>
+        <w:tblBorders/>
+      </w:tblPr>
+      <w:tcPr>
+        <w:shd w:val="clear" w:color="ffffff"/>
+        <w:tcBorders>
+          <w:top w:val="none" w:color="000000" w:sz="4" w:space="0"/>
+          <w:left w:val="none" w:color="000000" w:sz="4" w:space="0"/>
+          <w:bottom w:val="none" w:color="000000" w:sz="4" w:space="0"/>
+          <w:right w:val="none" w:color="000000" w:sz="4" w:space="0"/>
+        </w:tcBorders>
+      </w:tcPr>
+    </w:tblStylePr>
+    <w:tblStylePr w:type="lastRow">
+      <w:rPr>
+        <w:b/>
+        <w:color w:val="404040"/>
+      </w:rPr>
+      <w:pPr>
+        <w:pBdr/>
+        <w:spacing/>
+        <w:ind/>
+      </w:pPr>
+      <w:tblPr>
+        <w:tblBorders/>
+      </w:tblPr>
+      <w:tcPr>
+        <w:shd w:val="clear" w:color="ffffff"/>
+        <w:tcBorders>
+          <w:top w:val="none" w:color="000000" w:sz="4" w:space="0"/>
+          <w:left w:val="none" w:color="000000" w:sz="4" w:space="0"/>
+          <w:bottom w:val="none" w:color="000000" w:sz="4" w:space="0"/>
+          <w:right w:val="none" w:color="000000" w:sz="4" w:space="0"/>
+        </w:tcBorders>
+      </w:tcPr>
+    </w:tblStylePr>
     <w:tblStylePr w:type="nwCell">
       <w:pPr>
         <w:pBdr/>
@@ -7258,9 +9924,9 @@
       </w:tcPr>
     </w:tblStylePr>
   </w:style>
-  <w:style w:type="table" w:styleId="40">
+  <w:style w:type="table" w:styleId="731">
     <w:name w:val="Grid Table 4"/>
-    <w:basedOn w:val="665"/>
+    <w:basedOn w:val="889"/>
     <w:uiPriority w:val="59"/>
     <w:pPr>
       <w:pBdr/>
@@ -7491,9 +10157,9 @@
       </w:tcPr>
     </w:tblStylePr>
   </w:style>
-  <w:style w:type="table" w:styleId="41">
+  <w:style w:type="table" w:styleId="732">
     <w:name w:val="Grid Table 4 - Accent 1"/>
-    <w:basedOn w:val="665"/>
+    <w:basedOn w:val="889"/>
     <w:uiPriority w:val="59"/>
     <w:pPr>
       <w:pBdr/>
@@ -7724,9 +10390,9 @@
       </w:tcPr>
     </w:tblStylePr>
   </w:style>
-  <w:style w:type="table" w:styleId="42">
+  <w:style w:type="table" w:styleId="733">
     <w:name w:val="Grid Table 4 - Accent 2"/>
-    <w:basedOn w:val="665"/>
+    <w:basedOn w:val="889"/>
     <w:uiPriority w:val="59"/>
     <w:pPr>
       <w:pBdr/>
@@ -7957,9 +10623,9 @@
       </w:tcPr>
     </w:tblStylePr>
   </w:style>
-  <w:style w:type="table" w:styleId="43">
+  <w:style w:type="table" w:styleId="734">
     <w:name w:val="Grid Table 4 - Accent 3"/>
-    <w:basedOn w:val="665"/>
+    <w:basedOn w:val="889"/>
     <w:uiPriority w:val="59"/>
     <w:pPr>
       <w:pBdr/>
@@ -8190,9 +10856,9 @@
       </w:tcPr>
     </w:tblStylePr>
   </w:style>
-  <w:style w:type="table" w:styleId="44">
+  <w:style w:type="table" w:styleId="735">
     <w:name w:val="Grid Table 4 - Accent 4"/>
-    <w:basedOn w:val="665"/>
+    <w:basedOn w:val="889"/>
     <w:uiPriority w:val="59"/>
     <w:pPr>
       <w:pBdr/>
@@ -8423,9 +11089,9 @@
       </w:tcPr>
     </w:tblStylePr>
   </w:style>
-  <w:style w:type="table" w:styleId="45">
+  <w:style w:type="table" w:styleId="736">
     <w:name w:val="Grid Table 4 - Accent 5"/>
-    <w:basedOn w:val="665"/>
+    <w:basedOn w:val="889"/>
     <w:uiPriority w:val="59"/>
     <w:pPr>
       <w:pBdr/>
@@ -8656,9 +11322,9 @@
       </w:tcPr>
     </w:tblStylePr>
   </w:style>
-  <w:style w:type="table" w:styleId="46">
+  <w:style w:type="table" w:styleId="737">
     <w:name w:val="Grid Table 4 - Accent 6"/>
-    <w:basedOn w:val="665"/>
+    <w:basedOn w:val="889"/>
     <w:uiPriority w:val="59"/>
     <w:pPr>
       <w:pBdr/>
@@ -8889,9 +11555,9 @@
       </w:tcPr>
     </w:tblStylePr>
   </w:style>
-  <w:style w:type="table" w:styleId="47">
+  <w:style w:type="table" w:styleId="738">
     <w:name w:val="Grid Table 5 Dark"/>
-    <w:basedOn w:val="665"/>
+    <w:basedOn w:val="889"/>
     <w:uiPriority w:val="99"/>
     <w:pPr>
       <w:pBdr/>
@@ -9117,9 +11783,9 @@
       </w:tcPr>
     </w:tblStylePr>
   </w:style>
-  <w:style w:type="table" w:styleId="48">
+  <w:style w:type="table" w:styleId="739">
     <w:name w:val="Grid Table 5 Dark- Accent 1"/>
-    <w:basedOn w:val="665"/>
+    <w:basedOn w:val="889"/>
     <w:uiPriority w:val="99"/>
     <w:pPr>
       <w:pBdr/>
@@ -9345,9 +12011,9 @@
       </w:tcPr>
     </w:tblStylePr>
   </w:style>
-  <w:style w:type="table" w:styleId="49">
+  <w:style w:type="table" w:styleId="740">
     <w:name w:val="Grid Table 5 Dark - Accent 2"/>
-    <w:basedOn w:val="665"/>
+    <w:basedOn w:val="889"/>
     <w:uiPriority w:val="99"/>
     <w:pPr>
       <w:pBdr/>
@@ -9573,9 +12239,9 @@
       </w:tcPr>
     </w:tblStylePr>
   </w:style>
-  <w:style w:type="table" w:styleId="50">
+  <w:style w:type="table" w:styleId="741">
     <w:name w:val="Grid Table 5 Dark - Accent 3"/>
-    <w:basedOn w:val="665"/>
+    <w:basedOn w:val="889"/>
     <w:uiPriority w:val="99"/>
     <w:pPr>
       <w:pBdr/>
@@ -9801,9 +12467,9 @@
       </w:tcPr>
     </w:tblStylePr>
   </w:style>
-  <w:style w:type="table" w:styleId="51">
+  <w:style w:type="table" w:styleId="742">
     <w:name w:val="Grid Table 5 Dark- Accent 4"/>
-    <w:basedOn w:val="665"/>
+    <w:basedOn w:val="889"/>
     <w:uiPriority w:val="99"/>
     <w:pPr>
       <w:pBdr/>
@@ -10029,9 +12695,9 @@
       </w:tcPr>
     </w:tblStylePr>
   </w:style>
-  <w:style w:type="table" w:styleId="52">
+  <w:style w:type="table" w:styleId="743">
     <w:name w:val="Grid Table 5 Dark - Accent 5"/>
-    <w:basedOn w:val="665"/>
+    <w:basedOn w:val="889"/>
     <w:uiPriority w:val="99"/>
     <w:pPr>
       <w:pBdr/>
@@ -10257,9 +12923,9 @@
       </w:tcPr>
     </w:tblStylePr>
   </w:style>
-  <w:style w:type="table" w:styleId="53">
+  <w:style w:type="table" w:styleId="744">
     <w:name w:val="Grid Table 5 Dark - Accent 6"/>
-    <w:basedOn w:val="665"/>
+    <w:basedOn w:val="889"/>
     <w:uiPriority w:val="99"/>
     <w:pPr>
       <w:pBdr/>
@@ -10485,9 +13151,9 @@
       </w:tcPr>
     </w:tblStylePr>
   </w:style>
-  <w:style w:type="table" w:styleId="54">
+  <w:style w:type="table" w:styleId="745">
     <w:name w:val="Grid Table 6 Colorful"/>
-    <w:basedOn w:val="665"/>
+    <w:basedOn w:val="889"/>
     <w:uiPriority w:val="99"/>
     <w:pPr>
       <w:pBdr/>
@@ -10715,9 +13381,9 @@
       </w:tcPr>
     </w:tblStylePr>
   </w:style>
-  <w:style w:type="table" w:styleId="55">
+  <w:style w:type="table" w:styleId="746">
     <w:name w:val="Grid Table 6 Colorful - Accent 1"/>
-    <w:basedOn w:val="665"/>
+    <w:basedOn w:val="889"/>
     <w:uiPriority w:val="99"/>
     <w:pPr>
       <w:pBdr/>
@@ -10945,9 +13611,9 @@
       </w:tcPr>
     </w:tblStylePr>
   </w:style>
-  <w:style w:type="table" w:styleId="56">
+  <w:style w:type="table" w:styleId="747">
     <w:name w:val="Grid Table 6 Colorful - Accent 2"/>
-    <w:basedOn w:val="665"/>
+    <w:basedOn w:val="889"/>
     <w:uiPriority w:val="99"/>
     <w:pPr>
       <w:pBdr/>
@@ -11175,9 +13841,9 @@
       </w:tcPr>
     </w:tblStylePr>
   </w:style>
-  <w:style w:type="table" w:styleId="57">
+  <w:style w:type="table" w:styleId="748">
     <w:name w:val="Grid Table 6 Colorful - Accent 3"/>
-    <w:basedOn w:val="665"/>
+    <w:basedOn w:val="889"/>
     <w:uiPriority w:val="99"/>
     <w:pPr>
       <w:pBdr/>
@@ -11405,9 +14071,9 @@
       </w:tcPr>
     </w:tblStylePr>
   </w:style>
-  <w:style w:type="table" w:styleId="58">
+  <w:style w:type="table" w:styleId="749">
     <w:name w:val="Grid Table 6 Colorful - Accent 4"/>
-    <w:basedOn w:val="665"/>
+    <w:basedOn w:val="889"/>
     <w:uiPriority w:val="99"/>
     <w:pPr>
       <w:pBdr/>
@@ -11635,9 +14301,9 @@
       </w:tcPr>
     </w:tblStylePr>
   </w:style>
-  <w:style w:type="table" w:styleId="59">
+  <w:style w:type="table" w:styleId="750">
     <w:name w:val="Grid Table 6 Colorful - Accent 5"/>
-    <w:basedOn w:val="665"/>
+    <w:basedOn w:val="889"/>
     <w:uiPriority w:val="99"/>
     <w:pPr>
       <w:pBdr/>
@@ -11865,9 +14531,9 @@
       </w:tcPr>
     </w:tblStylePr>
   </w:style>
-  <w:style w:type="table" w:styleId="60">
+  <w:style w:type="table" w:styleId="751">
     <w:name w:val="Grid Table 6 Colorful - Accent 6"/>
-    <w:basedOn w:val="665"/>
+    <w:basedOn w:val="889"/>
     <w:uiPriority w:val="99"/>
     <w:pPr>
       <w:pBdr/>
@@ -12095,9 +14761,9 @@
       </w:tcPr>
     </w:tblStylePr>
   </w:style>
-  <w:style w:type="table" w:styleId="61">
+  <w:style w:type="table" w:styleId="752">
     <w:name w:val="Grid Table 7 Colorful"/>
-    <w:basedOn w:val="665"/>
+    <w:basedOn w:val="889"/>
     <w:uiPriority w:val="99"/>
     <w:pPr>
       <w:pBdr/>
@@ -12199,11 +14865,11 @@
         <w:tblBorders/>
       </w:tblPr>
       <w:tcPr>
-        <w:shd w:color="ffffff"/>
+        <w:shd w:val="clear" w:color="ffffff"/>
         <w:tcBorders>
-          <w:top w:val="none"/>
-          <w:left w:val="none"/>
-          <w:bottom w:val="none"/>
+          <w:top w:val="none" w:color="000000" w:sz="4" w:space="0"/>
+          <w:left w:val="none" w:color="000000" w:sz="4" w:space="0"/>
+          <w:bottom w:val="none" w:color="000000" w:sz="4" w:space="0"/>
           <w:right w:val="single" w:color="000000" w:themeColor="text1" w:themeTint="80" w:sz="4" w:space="0"/>
         </w:tcBorders>
       </w:tcPr>
@@ -12226,10 +14892,10 @@
       <w:tcPr>
         <w:shd w:val="clear" w:color="ffffff" w:themeColor="light1" w:fill="ffffff" w:themeFill="light1"/>
         <w:tcBorders>
-          <w:top w:val="none"/>
-          <w:left w:val="none"/>
+          <w:top w:val="none" w:color="000000" w:sz="4" w:space="0"/>
+          <w:left w:val="none" w:color="000000" w:sz="4" w:space="0"/>
           <w:bottom w:val="single" w:color="000000" w:themeColor="text1" w:themeTint="80" w:sz="4" w:space="0"/>
-          <w:right w:val="none"/>
+          <w:right w:val="none" w:color="000000" w:sz="4" w:space="0"/>
         </w:tcBorders>
       </w:tcPr>
     </w:tblStylePr>
@@ -12249,12 +14915,12 @@
         <w:tblBorders/>
       </w:tblPr>
       <w:tcPr>
-        <w:shd w:color="ffffff"/>
+        <w:shd w:val="clear" w:color="ffffff"/>
         <w:tcBorders>
-          <w:top w:val="none"/>
+          <w:top w:val="none" w:color="000000" w:sz="4" w:space="0"/>
           <w:left w:val="single" w:color="000000" w:themeColor="text1" w:themeTint="80" w:sz="4" w:space="0"/>
-          <w:bottom w:val="none"/>
-          <w:right w:val="none"/>
+          <w:bottom w:val="none" w:color="000000" w:sz="4" w:space="0"/>
+          <w:right w:val="none" w:color="000000" w:sz="4" w:space="0"/>
         </w:tcBorders>
       </w:tcPr>
     </w:tblStylePr>
@@ -12277,9 +14943,9 @@
         <w:shd w:val="clear" w:color="ffffff" w:themeColor="light1" w:fill="ffffff" w:themeFill="light1"/>
         <w:tcBorders>
           <w:top w:val="single" w:color="000000" w:themeColor="text1" w:themeTint="80" w:sz="4" w:space="0"/>
-          <w:left w:val="none"/>
-          <w:bottom w:val="none"/>
-          <w:right w:val="none"/>
+          <w:left w:val="none" w:color="000000" w:sz="4" w:space="0"/>
+          <w:bottom w:val="none" w:color="000000" w:sz="4" w:space="0"/>
+          <w:right w:val="none" w:color="000000" w:sz="4" w:space="0"/>
         </w:tcBorders>
       </w:tcPr>
     </w:tblStylePr>
@@ -12349,9 +15015,9 @@
       </w:tcPr>
     </w:tblStylePr>
   </w:style>
-  <w:style w:type="table" w:styleId="62">
+  <w:style w:type="table" w:styleId="753">
     <w:name w:val="Grid Table 7 Colorful - Accent 1"/>
-    <w:basedOn w:val="665"/>
+    <w:basedOn w:val="889"/>
     <w:uiPriority w:val="99"/>
     <w:pPr>
       <w:pBdr/>
@@ -12453,11 +15119,11 @@
         <w:tblBorders/>
       </w:tblPr>
       <w:tcPr>
-        <w:shd w:color="ffffff"/>
+        <w:shd w:val="clear" w:color="ffffff"/>
         <w:tcBorders>
-          <w:top w:val="none"/>
-          <w:left w:val="none"/>
-          <w:bottom w:val="none"/>
+          <w:top w:val="none" w:color="000000" w:sz="4" w:space="0"/>
+          <w:left w:val="none" w:color="000000" w:sz="4" w:space="0"/>
+          <w:bottom w:val="none" w:color="000000" w:sz="4" w:space="0"/>
           <w:right w:val="single" w:color="000000" w:themeColor="accent1" w:themeTint="80" w:sz="4" w:space="0"/>
         </w:tcBorders>
       </w:tcPr>
@@ -12480,10 +15146,10 @@
       <w:tcPr>
         <w:shd w:val="clear" w:color="ffffff" w:themeColor="light1" w:fill="ffffff" w:themeFill="light1"/>
         <w:tcBorders>
-          <w:top w:val="none"/>
-          <w:left w:val="none"/>
+          <w:top w:val="none" w:color="000000" w:sz="4" w:space="0"/>
+          <w:left w:val="none" w:color="000000" w:sz="4" w:space="0"/>
           <w:bottom w:val="single" w:color="000000" w:themeColor="accent1" w:themeTint="80" w:sz="4" w:space="0"/>
-          <w:right w:val="none"/>
+          <w:right w:val="none" w:color="000000" w:sz="4" w:space="0"/>
         </w:tcBorders>
       </w:tcPr>
     </w:tblStylePr>
@@ -12503,12 +15169,12 @@
         <w:tblBorders/>
       </w:tblPr>
       <w:tcPr>
-        <w:shd w:color="ffffff"/>
+        <w:shd w:val="clear" w:color="ffffff"/>
         <w:tcBorders>
-          <w:top w:val="none"/>
+          <w:top w:val="none" w:color="000000" w:sz="4" w:space="0"/>
           <w:left w:val="single" w:color="000000" w:themeColor="accent1" w:themeTint="80" w:sz="4" w:space="0"/>
-          <w:bottom w:val="none"/>
-          <w:right w:val="none"/>
+          <w:bottom w:val="none" w:color="000000" w:sz="4" w:space="0"/>
+          <w:right w:val="none" w:color="000000" w:sz="4" w:space="0"/>
         </w:tcBorders>
       </w:tcPr>
     </w:tblStylePr>
@@ -12531,9 +15197,9 @@
         <w:shd w:val="clear" w:color="ffffff" w:themeColor="light1" w:fill="ffffff" w:themeFill="light1"/>
         <w:tcBorders>
           <w:top w:val="single" w:color="000000" w:themeColor="accent1" w:themeTint="80" w:sz="4" w:space="0"/>
-          <w:left w:val="none"/>
-          <w:bottom w:val="none"/>
-          <w:right w:val="none"/>
+          <w:left w:val="none" w:color="000000" w:sz="4" w:space="0"/>
+          <w:bottom w:val="none" w:color="000000" w:sz="4" w:space="0"/>
+          <w:right w:val="none" w:color="000000" w:sz="4" w:space="0"/>
         </w:tcBorders>
       </w:tcPr>
     </w:tblStylePr>
@@ -12603,9 +15269,9 @@
       </w:tcPr>
     </w:tblStylePr>
   </w:style>
-  <w:style w:type="table" w:styleId="63">
+  <w:style w:type="table" w:styleId="754">
     <w:name w:val="Grid Table 7 Colorful - Accent 2"/>
-    <w:basedOn w:val="665"/>
+    <w:basedOn w:val="889"/>
     <w:uiPriority w:val="99"/>
     <w:pPr>
       <w:pBdr/>
@@ -12707,11 +15373,11 @@
         <w:tblBorders/>
       </w:tblPr>
       <w:tcPr>
-        <w:shd w:color="ffffff"/>
+        <w:shd w:val="clear" w:color="ffffff"/>
         <w:tcBorders>
-          <w:top w:val="none"/>
-          <w:left w:val="none"/>
-          <w:bottom w:val="none"/>
+          <w:top w:val="none" w:color="000000" w:sz="4" w:space="0"/>
+          <w:left w:val="none" w:color="000000" w:sz="4" w:space="0"/>
+          <w:bottom w:val="none" w:color="000000" w:sz="4" w:space="0"/>
           <w:right w:val="single" w:color="000000" w:themeColor="accent2" w:themeTint="97" w:sz="4" w:space="0"/>
         </w:tcBorders>
       </w:tcPr>
@@ -12734,10 +15400,10 @@
       <w:tcPr>
         <w:shd w:val="clear" w:color="ffffff" w:themeColor="light1" w:fill="ffffff" w:themeFill="light1"/>
         <w:tcBorders>
-          <w:top w:val="none"/>
-          <w:left w:val="none"/>
+          <w:top w:val="none" w:color="000000" w:sz="4" w:space="0"/>
+          <w:left w:val="none" w:color="000000" w:sz="4" w:space="0"/>
           <w:bottom w:val="single" w:color="000000" w:themeColor="accent2" w:themeTint="97" w:sz="4" w:space="0"/>
-          <w:right w:val="none"/>
+          <w:right w:val="none" w:color="000000" w:sz="4" w:space="0"/>
         </w:tcBorders>
       </w:tcPr>
     </w:tblStylePr>
@@ -12757,12 +15423,12 @@
         <w:tblBorders/>
       </w:tblPr>
       <w:tcPr>
-        <w:shd w:color="ffffff"/>
+        <w:shd w:val="clear" w:color="ffffff"/>
         <w:tcBorders>
-          <w:top w:val="none"/>
+          <w:top w:val="none" w:color="000000" w:sz="4" w:space="0"/>
           <w:left w:val="single" w:color="000000" w:themeColor="accent2" w:themeTint="97" w:sz="4" w:space="0"/>
-          <w:bottom w:val="none"/>
-          <w:right w:val="none"/>
+          <w:bottom w:val="none" w:color="000000" w:sz="4" w:space="0"/>
+          <w:right w:val="none" w:color="000000" w:sz="4" w:space="0"/>
         </w:tcBorders>
       </w:tcPr>
     </w:tblStylePr>
@@ -12785,9 +15451,9 @@
         <w:shd w:val="clear" w:color="ffffff" w:themeColor="light1" w:fill="ffffff" w:themeFill="light1"/>
         <w:tcBorders>
           <w:top w:val="single" w:color="000000" w:themeColor="accent2" w:themeTint="97" w:sz="4" w:space="0"/>
-          <w:left w:val="none"/>
-          <w:bottom w:val="none"/>
-          <w:right w:val="none"/>
+          <w:left w:val="none" w:color="000000" w:sz="4" w:space="0"/>
+          <w:bottom w:val="none" w:color="000000" w:sz="4" w:space="0"/>
+          <w:right w:val="none" w:color="000000" w:sz="4" w:space="0"/>
         </w:tcBorders>
       </w:tcPr>
     </w:tblStylePr>
@@ -12857,9 +15523,9 @@
       </w:tcPr>
     </w:tblStylePr>
   </w:style>
-  <w:style w:type="table" w:styleId="64">
+  <w:style w:type="table" w:styleId="755">
     <w:name w:val="Grid Table 7 Colorful - Accent 3"/>
-    <w:basedOn w:val="665"/>
+    <w:basedOn w:val="889"/>
     <w:uiPriority w:val="99"/>
     <w:pPr>
       <w:pBdr/>
@@ -12961,11 +15627,11 @@
         <w:tblBorders/>
       </w:tblPr>
       <w:tcPr>
-        <w:shd w:color="ffffff"/>
+        <w:shd w:val="clear" w:color="ffffff"/>
         <w:tcBorders>
-          <w:top w:val="none"/>
-          <w:left w:val="none"/>
-          <w:bottom w:val="none"/>
+          <w:top w:val="none" w:color="000000" w:sz="4" w:space="0"/>
+          <w:left w:val="none" w:color="000000" w:sz="4" w:space="0"/>
+          <w:bottom w:val="none" w:color="000000" w:sz="4" w:space="0"/>
           <w:right w:val="single" w:color="000000" w:themeColor="accent3" w:themeTint="FE" w:sz="4" w:space="0"/>
         </w:tcBorders>
       </w:tcPr>
@@ -12988,10 +15654,10 @@
       <w:tcPr>
         <w:shd w:val="clear" w:color="ffffff" w:themeColor="light1" w:fill="ffffff" w:themeFill="light1"/>
         <w:tcBorders>
-          <w:top w:val="none"/>
-          <w:left w:val="none"/>
+          <w:top w:val="none" w:color="000000" w:sz="4" w:space="0"/>
+          <w:left w:val="none" w:color="000000" w:sz="4" w:space="0"/>
           <w:bottom w:val="single" w:color="000000" w:themeColor="accent3" w:themeTint="FE" w:sz="4" w:space="0"/>
-          <w:right w:val="none"/>
+          <w:right w:val="none" w:color="000000" w:sz="4" w:space="0"/>
         </w:tcBorders>
       </w:tcPr>
     </w:tblStylePr>
@@ -13011,12 +15677,12 @@
         <w:tblBorders/>
       </w:tblPr>
       <w:tcPr>
-        <w:shd w:color="ffffff"/>
+        <w:shd w:val="clear" w:color="ffffff"/>
         <w:tcBorders>
-          <w:top w:val="none"/>
+          <w:top w:val="none" w:color="000000" w:sz="4" w:space="0"/>
           <w:left w:val="single" w:color="000000" w:themeColor="accent3" w:themeTint="FE" w:sz="4" w:space="0"/>
-          <w:bottom w:val="none"/>
-          <w:right w:val="none"/>
+          <w:bottom w:val="none" w:color="000000" w:sz="4" w:space="0"/>
+          <w:right w:val="none" w:color="000000" w:sz="4" w:space="0"/>
         </w:tcBorders>
       </w:tcPr>
     </w:tblStylePr>
@@ -13039,9 +15705,9 @@
         <w:shd w:val="clear" w:color="ffffff" w:themeColor="light1" w:fill="ffffff" w:themeFill="light1"/>
         <w:tcBorders>
           <w:top w:val="single" w:color="000000" w:themeColor="accent3" w:themeTint="FE" w:sz="4" w:space="0"/>
-          <w:left w:val="none"/>
-          <w:bottom w:val="none"/>
-          <w:right w:val="none"/>
+          <w:left w:val="none" w:color="000000" w:sz="4" w:space="0"/>
+          <w:bottom w:val="none" w:color="000000" w:sz="4" w:space="0"/>
+          <w:right w:val="none" w:color="000000" w:sz="4" w:space="0"/>
         </w:tcBorders>
       </w:tcPr>
     </w:tblStylePr>
@@ -13111,9 +15777,9 @@
       </w:tcPr>
     </w:tblStylePr>
   </w:style>
-  <w:style w:type="table" w:styleId="65">
+  <w:style w:type="table" w:styleId="756">
     <w:name w:val="Grid Table 7 Colorful - Accent 4"/>
-    <w:basedOn w:val="665"/>
+    <w:basedOn w:val="889"/>
     <w:uiPriority w:val="99"/>
     <w:pPr>
       <w:pBdr/>
@@ -13215,11 +15881,11 @@
         <w:tblBorders/>
       </w:tblPr>
       <w:tcPr>
-        <w:shd w:color="ffffff"/>
+        <w:shd w:val="clear" w:color="ffffff"/>
         <w:tcBorders>
-          <w:top w:val="none"/>
-          <w:left w:val="none"/>
-          <w:bottom w:val="none"/>
+          <w:top w:val="none" w:color="000000" w:sz="4" w:space="0"/>
+          <w:left w:val="none" w:color="000000" w:sz="4" w:space="0"/>
+          <w:bottom w:val="none" w:color="000000" w:sz="4" w:space="0"/>
           <w:right w:val="single" w:color="000000" w:themeColor="accent4" w:themeTint="9A" w:sz="4" w:space="0"/>
         </w:tcBorders>
       </w:tcPr>
@@ -13242,10 +15908,10 @@
       <w:tcPr>
         <w:shd w:val="clear" w:color="ffffff" w:themeColor="light1" w:fill="ffffff" w:themeFill="light1"/>
         <w:tcBorders>
-          <w:top w:val="none"/>
-          <w:left w:val="none"/>
+          <w:top w:val="none" w:color="000000" w:sz="4" w:space="0"/>
+          <w:left w:val="none" w:color="000000" w:sz="4" w:space="0"/>
           <w:bottom w:val="single" w:color="000000" w:themeColor="accent4" w:themeTint="9A" w:sz="4" w:space="0"/>
-          <w:right w:val="none"/>
+          <w:right w:val="none" w:color="000000" w:sz="4" w:space="0"/>
         </w:tcBorders>
       </w:tcPr>
     </w:tblStylePr>
@@ -13265,12 +15931,12 @@
         <w:tblBorders/>
       </w:tblPr>
       <w:tcPr>
-        <w:shd w:color="ffffff"/>
+        <w:shd w:val="clear" w:color="ffffff"/>
         <w:tcBorders>
-          <w:top w:val="none"/>
+          <w:top w:val="none" w:color="000000" w:sz="4" w:space="0"/>
           <w:left w:val="single" w:color="000000" w:themeColor="accent4" w:themeTint="9A" w:sz="4" w:space="0"/>
-          <w:bottom w:val="none"/>
-          <w:right w:val="none"/>
+          <w:bottom w:val="none" w:color="000000" w:sz="4" w:space="0"/>
+          <w:right w:val="none" w:color="000000" w:sz="4" w:space="0"/>
         </w:tcBorders>
       </w:tcPr>
     </w:tblStylePr>
@@ -13293,9 +15959,9 @@
         <w:shd w:val="clear" w:color="ffffff" w:themeColor="light1" w:fill="ffffff" w:themeFill="light1"/>
         <w:tcBorders>
           <w:top w:val="single" w:color="000000" w:themeColor="accent4" w:themeTint="9A" w:sz="4" w:space="0"/>
-          <w:left w:val="none"/>
-          <w:bottom w:val="none"/>
-          <w:right w:val="none"/>
+          <w:left w:val="none" w:color="000000" w:sz="4" w:space="0"/>
+          <w:bottom w:val="none" w:color="000000" w:sz="4" w:space="0"/>
+          <w:right w:val="none" w:color="000000" w:sz="4" w:space="0"/>
         </w:tcBorders>
       </w:tcPr>
     </w:tblStylePr>
@@ -13365,9 +16031,9 @@
       </w:tcPr>
     </w:tblStylePr>
   </w:style>
-  <w:style w:type="table" w:styleId="66">
+  <w:style w:type="table" w:styleId="757">
     <w:name w:val="Grid Table 7 Colorful - Accent 5"/>
-    <w:basedOn w:val="665"/>
+    <w:basedOn w:val="889"/>
     <w:uiPriority w:val="99"/>
     <w:pPr>
       <w:pBdr/>
@@ -13469,11 +16135,11 @@
         <w:tblBorders/>
       </w:tblPr>
       <w:tcPr>
-        <w:shd w:color="ffffff"/>
+        <w:shd w:val="clear" w:color="ffffff"/>
         <w:tcBorders>
-          <w:top w:val="none"/>
-          <w:left w:val="none"/>
-          <w:bottom w:val="none"/>
+          <w:top w:val="none" w:color="000000" w:sz="4" w:space="0"/>
+          <w:left w:val="none" w:color="000000" w:sz="4" w:space="0"/>
+          <w:bottom w:val="none" w:color="000000" w:sz="4" w:space="0"/>
           <w:right w:val="single" w:color="000000" w:themeColor="accent5" w:themeTint="90" w:sz="4" w:space="0"/>
         </w:tcBorders>
       </w:tcPr>
@@ -13496,10 +16162,10 @@
       <w:tcPr>
         <w:shd w:val="clear" w:color="ffffff" w:themeColor="light1" w:fill="ffffff" w:themeFill="light1"/>
         <w:tcBorders>
-          <w:top w:val="none"/>
-          <w:left w:val="none"/>
+          <w:top w:val="none" w:color="000000" w:sz="4" w:space="0"/>
+          <w:left w:val="none" w:color="000000" w:sz="4" w:space="0"/>
           <w:bottom w:val="single" w:color="000000" w:themeColor="accent5" w:themeTint="90" w:sz="4" w:space="0"/>
-          <w:right w:val="none"/>
+          <w:right w:val="none" w:color="000000" w:sz="4" w:space="0"/>
         </w:tcBorders>
       </w:tcPr>
     </w:tblStylePr>
@@ -13519,12 +16185,12 @@
         <w:tblBorders/>
       </w:tblPr>
       <w:tcPr>
-        <w:shd w:color="ffffff"/>
+        <w:shd w:val="clear" w:color="ffffff"/>
         <w:tcBorders>
-          <w:top w:val="none"/>
+          <w:top w:val="none" w:color="000000" w:sz="4" w:space="0"/>
           <w:left w:val="single" w:color="000000" w:themeColor="accent5" w:themeTint="90" w:sz="4" w:space="0"/>
-          <w:bottom w:val="none"/>
-          <w:right w:val="none"/>
+          <w:bottom w:val="none" w:color="000000" w:sz="4" w:space="0"/>
+          <w:right w:val="none" w:color="000000" w:sz="4" w:space="0"/>
         </w:tcBorders>
       </w:tcPr>
     </w:tblStylePr>
@@ -13547,9 +16213,9 @@
         <w:shd w:val="clear" w:color="ffffff" w:themeColor="light1" w:fill="ffffff" w:themeFill="light1"/>
         <w:tcBorders>
           <w:top w:val="single" w:color="000000" w:themeColor="accent5" w:themeTint="90" w:sz="4" w:space="0"/>
-          <w:left w:val="none"/>
-          <w:bottom w:val="none"/>
-          <w:right w:val="none"/>
+          <w:left w:val="none" w:color="000000" w:sz="4" w:space="0"/>
+          <w:bottom w:val="none" w:color="000000" w:sz="4" w:space="0"/>
+          <w:right w:val="none" w:color="000000" w:sz="4" w:space="0"/>
         </w:tcBorders>
       </w:tcPr>
     </w:tblStylePr>
@@ -13619,9 +16285,9 @@
       </w:tcPr>
     </w:tblStylePr>
   </w:style>
-  <w:style w:type="table" w:styleId="67">
+  <w:style w:type="table" w:styleId="758">
     <w:name w:val="Grid Table 7 Colorful - Accent 6"/>
-    <w:basedOn w:val="665"/>
+    <w:basedOn w:val="889"/>
     <w:uiPriority w:val="99"/>
     <w:pPr>
       <w:pBdr/>
@@ -13723,11 +16389,11 @@
         <w:tblBorders/>
       </w:tblPr>
       <w:tcPr>
-        <w:shd w:color="ffffff"/>
+        <w:shd w:val="clear" w:color="ffffff"/>
         <w:tcBorders>
-          <w:top w:val="none"/>
-          <w:left w:val="none"/>
-          <w:bottom w:val="none"/>
+          <w:top w:val="none" w:color="000000" w:sz="4" w:space="0"/>
+          <w:left w:val="none" w:color="000000" w:sz="4" w:space="0"/>
+          <w:bottom w:val="none" w:color="000000" w:sz="4" w:space="0"/>
           <w:right w:val="single" w:color="000000" w:themeColor="accent6" w:themeTint="90" w:sz="4" w:space="0"/>
         </w:tcBorders>
       </w:tcPr>
@@ -13750,10 +16416,10 @@
       <w:tcPr>
         <w:shd w:val="clear" w:color="ffffff" w:themeColor="light1" w:fill="ffffff" w:themeFill="light1"/>
         <w:tcBorders>
-          <w:top w:val="none"/>
-          <w:left w:val="none"/>
+          <w:top w:val="none" w:color="000000" w:sz="4" w:space="0"/>
+          <w:left w:val="none" w:color="000000" w:sz="4" w:space="0"/>
           <w:bottom w:val="single" w:color="000000" w:themeColor="accent6" w:themeTint="90" w:sz="4" w:space="0"/>
-          <w:right w:val="none"/>
+          <w:right w:val="none" w:color="000000" w:sz="4" w:space="0"/>
         </w:tcBorders>
       </w:tcPr>
     </w:tblStylePr>
@@ -13773,12 +16439,12 @@
         <w:tblBorders/>
       </w:tblPr>
       <w:tcPr>
-        <w:shd w:color="ffffff"/>
+        <w:shd w:val="clear" w:color="ffffff"/>
         <w:tcBorders>
-          <w:top w:val="none"/>
+          <w:top w:val="none" w:color="000000" w:sz="4" w:space="0"/>
           <w:left w:val="single" w:color="000000" w:themeColor="accent6" w:themeTint="90" w:sz="4" w:space="0"/>
-          <w:bottom w:val="none"/>
-          <w:right w:val="none"/>
+          <w:bottom w:val="none" w:color="000000" w:sz="4" w:space="0"/>
+          <w:right w:val="none" w:color="000000" w:sz="4" w:space="0"/>
         </w:tcBorders>
       </w:tcPr>
     </w:tblStylePr>
@@ -13801,9 +16467,9 @@
         <w:shd w:val="clear" w:color="ffffff" w:themeColor="light1" w:fill="ffffff" w:themeFill="light1"/>
         <w:tcBorders>
           <w:top w:val="single" w:color="000000" w:themeColor="accent6" w:themeTint="90" w:sz="4" w:space="0"/>
-          <w:left w:val="none"/>
-          <w:bottom w:val="none"/>
-          <w:right w:val="none"/>
+          <w:left w:val="none" w:color="000000" w:sz="4" w:space="0"/>
+          <w:bottom w:val="none" w:color="000000" w:sz="4" w:space="0"/>
+          <w:right w:val="none" w:color="000000" w:sz="4" w:space="0"/>
         </w:tcBorders>
       </w:tcPr>
     </w:tblStylePr>
@@ -13873,9 +16539,9 @@
       </w:tcPr>
     </w:tblStylePr>
   </w:style>
-  <w:style w:type="table" w:styleId="68">
+  <w:style w:type="table" w:styleId="759">
     <w:name w:val="List Table 1 Light"/>
-    <w:basedOn w:val="665"/>
+    <w:basedOn w:val="889"/>
     <w:uiPriority w:val="99"/>
     <w:pPr>
       <w:pBdr/>
@@ -14089,9 +16755,9 @@
       </w:tcPr>
     </w:tblStylePr>
   </w:style>
-  <w:style w:type="table" w:styleId="69">
+  <w:style w:type="table" w:styleId="760">
     <w:name w:val="List Table 1 Light - Accent 1"/>
-    <w:basedOn w:val="665"/>
+    <w:basedOn w:val="889"/>
     <w:uiPriority w:val="99"/>
     <w:pPr>
       <w:pBdr/>
@@ -14305,9 +16971,9 @@
       </w:tcPr>
     </w:tblStylePr>
   </w:style>
-  <w:style w:type="table" w:styleId="70">
+  <w:style w:type="table" w:styleId="761">
     <w:name w:val="List Table 1 Light - Accent 2"/>
-    <w:basedOn w:val="665"/>
+    <w:basedOn w:val="889"/>
     <w:uiPriority w:val="99"/>
     <w:pPr>
       <w:pBdr/>
@@ -14521,9 +17187,9 @@
       </w:tcPr>
     </w:tblStylePr>
   </w:style>
-  <w:style w:type="table" w:styleId="71">
+  <w:style w:type="table" w:styleId="762">
     <w:name w:val="List Table 1 Light - Accent 3"/>
-    <w:basedOn w:val="665"/>
+    <w:basedOn w:val="889"/>
     <w:uiPriority w:val="99"/>
     <w:pPr>
       <w:pBdr/>
@@ -14737,9 +17403,9 @@
       </w:tcPr>
     </w:tblStylePr>
   </w:style>
-  <w:style w:type="table" w:styleId="72">
+  <w:style w:type="table" w:styleId="763">
     <w:name w:val="List Table 1 Light - Accent 4"/>
-    <w:basedOn w:val="665"/>
+    <w:basedOn w:val="889"/>
     <w:uiPriority w:val="99"/>
     <w:pPr>
       <w:pBdr/>
@@ -14953,9 +17619,9 @@
       </w:tcPr>
     </w:tblStylePr>
   </w:style>
-  <w:style w:type="table" w:styleId="73">
+  <w:style w:type="table" w:styleId="764">
     <w:name w:val="List Table 1 Light - Accent 5"/>
-    <w:basedOn w:val="665"/>
+    <w:basedOn w:val="889"/>
     <w:uiPriority w:val="99"/>
     <w:pPr>
       <w:pBdr/>
@@ -15169,9 +17835,9 @@
       </w:tcPr>
     </w:tblStylePr>
   </w:style>
-  <w:style w:type="table" w:styleId="74">
+  <w:style w:type="table" w:styleId="765">
     <w:name w:val="List Table 1 Light - Accent 6"/>
-    <w:basedOn w:val="665"/>
+    <w:basedOn w:val="889"/>
     <w:uiPriority w:val="99"/>
     <w:pPr>
       <w:pBdr/>
@@ -15385,9 +18051,9 @@
       </w:tcPr>
     </w:tblStylePr>
   </w:style>
-  <w:style w:type="table" w:styleId="75">
+  <w:style w:type="table" w:styleId="766">
     <w:name w:val="List Table 2"/>
-    <w:basedOn w:val="665"/>
+    <w:basedOn w:val="889"/>
     <w:uiPriority w:val="99"/>
     <w:pPr>
       <w:pBdr/>
@@ -15623,9 +18289,9 @@
       </w:tcPr>
     </w:tblStylePr>
   </w:style>
-  <w:style w:type="table" w:styleId="76">
+  <w:style w:type="table" w:styleId="767">
     <w:name w:val="List Table 2 - Accent 1"/>
-    <w:basedOn w:val="665"/>
+    <w:basedOn w:val="889"/>
     <w:uiPriority w:val="99"/>
     <w:pPr>
       <w:pBdr/>
@@ -15861,9 +18527,9 @@
       </w:tcPr>
     </w:tblStylePr>
   </w:style>
-  <w:style w:type="table" w:styleId="77">
+  <w:style w:type="table" w:styleId="768">
     <w:name w:val="List Table 2 - Accent 2"/>
-    <w:basedOn w:val="665"/>
+    <w:basedOn w:val="889"/>
     <w:uiPriority w:val="99"/>
     <w:pPr>
       <w:pBdr/>
@@ -16099,9 +18765,9 @@
       </w:tcPr>
     </w:tblStylePr>
   </w:style>
-  <w:style w:type="table" w:styleId="78">
+  <w:style w:type="table" w:styleId="769">
     <w:name w:val="List Table 2 - Accent 3"/>
-    <w:basedOn w:val="665"/>
+    <w:basedOn w:val="889"/>
     <w:uiPriority w:val="99"/>
     <w:pPr>
       <w:pBdr/>
@@ -16337,9 +19003,9 @@
       </w:tcPr>
     </w:tblStylePr>
   </w:style>
-  <w:style w:type="table" w:styleId="79">
+  <w:style w:type="table" w:styleId="770">
     <w:name w:val="List Table 2 - Accent 4"/>
-    <w:basedOn w:val="665"/>
+    <w:basedOn w:val="889"/>
     <w:uiPriority w:val="99"/>
     <w:pPr>
       <w:pBdr/>
@@ -16575,9 +19241,9 @@
       </w:tcPr>
     </w:tblStylePr>
   </w:style>
-  <w:style w:type="table" w:styleId="80">
+  <w:style w:type="table" w:styleId="771">
     <w:name w:val="List Table 2 - Accent 5"/>
-    <w:basedOn w:val="665"/>
+    <w:basedOn w:val="889"/>
     <w:uiPriority w:val="99"/>
     <w:pPr>
       <w:pBdr/>
@@ -16813,9 +19479,9 @@
       </w:tcPr>
     </w:tblStylePr>
   </w:style>
-  <w:style w:type="table" w:styleId="81">
+  <w:style w:type="table" w:styleId="772">
     <w:name w:val="List Table 2 - Accent 6"/>
-    <w:basedOn w:val="665"/>
+    <w:basedOn w:val="889"/>
     <w:uiPriority w:val="99"/>
     <w:pPr>
       <w:pBdr/>
@@ -17051,9 +19717,9 @@
       </w:tcPr>
     </w:tblStylePr>
   </w:style>
-  <w:style w:type="table" w:styleId="82">
+  <w:style w:type="table" w:styleId="773">
     <w:name w:val="List Table 3"/>
-    <w:basedOn w:val="665"/>
+    <w:basedOn w:val="889"/>
     <w:uiPriority w:val="99"/>
     <w:pPr>
       <w:pBdr/>
@@ -17279,9 +19945,9 @@
       </w:tcPr>
     </w:tblStylePr>
   </w:style>
-  <w:style w:type="table" w:styleId="83">
+  <w:style w:type="table" w:styleId="774">
     <w:name w:val="List Table 3 - Accent 1"/>
-    <w:basedOn w:val="665"/>
+    <w:basedOn w:val="889"/>
     <w:uiPriority w:val="99"/>
     <w:pPr>
       <w:pBdr/>
@@ -17507,9 +20173,9 @@
       </w:tcPr>
     </w:tblStylePr>
   </w:style>
-  <w:style w:type="table" w:styleId="84">
+  <w:style w:type="table" w:styleId="775">
     <w:name w:val="List Table 3 - Accent 2"/>
-    <w:basedOn w:val="665"/>
+    <w:basedOn w:val="889"/>
     <w:uiPriority w:val="99"/>
     <w:pPr>
       <w:pBdr/>
@@ -17735,9 +20401,9 @@
       </w:tcPr>
     </w:tblStylePr>
   </w:style>
-  <w:style w:type="table" w:styleId="85">
+  <w:style w:type="table" w:styleId="776">
     <w:name w:val="List Table 3 - Accent 3"/>
-    <w:basedOn w:val="665"/>
+    <w:basedOn w:val="889"/>
     <w:uiPriority w:val="99"/>
     <w:pPr>
       <w:pBdr/>
@@ -17963,9 +20629,9 @@
       </w:tcPr>
     </w:tblStylePr>
   </w:style>
-  <w:style w:type="table" w:styleId="86">
+  <w:style w:type="table" w:styleId="777">
     <w:name w:val="List Table 3 - Accent 4"/>
-    <w:basedOn w:val="665"/>
+    <w:basedOn w:val="889"/>
     <w:uiPriority w:val="99"/>
     <w:pPr>
       <w:pBdr/>
@@ -18191,9 +20857,9 @@
       </w:tcPr>
     </w:tblStylePr>
   </w:style>
-  <w:style w:type="table" w:styleId="87">
+  <w:style w:type="table" w:styleId="778">
     <w:name w:val="List Table 3 - Accent 5"/>
-    <w:basedOn w:val="665"/>
+    <w:basedOn w:val="889"/>
     <w:uiPriority w:val="99"/>
     <w:pPr>
       <w:pBdr/>
@@ -18419,9 +21085,9 @@
       </w:tcPr>
     </w:tblStylePr>
   </w:style>
-  <w:style w:type="table" w:styleId="88">
+  <w:style w:type="table" w:styleId="779">
     <w:name w:val="List Table 3 - Accent 6"/>
-    <w:basedOn w:val="665"/>
+    <w:basedOn w:val="889"/>
     <w:uiPriority w:val="99"/>
     <w:pPr>
       <w:pBdr/>
@@ -18647,9 +21313,9 @@
       </w:tcPr>
     </w:tblStylePr>
   </w:style>
-  <w:style w:type="table" w:styleId="89">
+  <w:style w:type="table" w:styleId="780">
     <w:name w:val="List Table 4"/>
-    <w:basedOn w:val="665"/>
+    <w:basedOn w:val="889"/>
     <w:uiPriority w:val="99"/>
     <w:pPr>
       <w:pBdr/>
@@ -18872,9 +21538,9 @@
       </w:tcPr>
     </w:tblStylePr>
   </w:style>
-  <w:style w:type="table" w:styleId="90">
+  <w:style w:type="table" w:styleId="781">
     <w:name w:val="List Table 4 - Accent 1"/>
-    <w:basedOn w:val="665"/>
+    <w:basedOn w:val="889"/>
     <w:uiPriority w:val="99"/>
     <w:pPr>
       <w:pBdr/>
@@ -19097,9 +21763,9 @@
       </w:tcPr>
     </w:tblStylePr>
   </w:style>
-  <w:style w:type="table" w:styleId="91">
+  <w:style w:type="table" w:styleId="782">
     <w:name w:val="List Table 4 - Accent 2"/>
-    <w:basedOn w:val="665"/>
+    <w:basedOn w:val="889"/>
     <w:uiPriority w:val="99"/>
     <w:pPr>
       <w:pBdr/>
@@ -19322,9 +21988,9 @@
       </w:tcPr>
     </w:tblStylePr>
   </w:style>
-  <w:style w:type="table" w:styleId="92">
+  <w:style w:type="table" w:styleId="783">
     <w:name w:val="List Table 4 - Accent 3"/>
-    <w:basedOn w:val="665"/>
+    <w:basedOn w:val="889"/>
     <w:uiPriority w:val="99"/>
     <w:pPr>
       <w:pBdr/>
@@ -19547,9 +22213,9 @@
       </w:tcPr>
     </w:tblStylePr>
   </w:style>
-  <w:style w:type="table" w:styleId="93">
+  <w:style w:type="table" w:styleId="784">
     <w:name w:val="List Table 4 - Accent 4"/>
-    <w:basedOn w:val="665"/>
+    <w:basedOn w:val="889"/>
     <w:uiPriority w:val="99"/>
     <w:pPr>
       <w:pBdr/>
@@ -19772,9 +22438,9 @@
       </w:tcPr>
     </w:tblStylePr>
   </w:style>
-  <w:style w:type="table" w:styleId="94">
+  <w:style w:type="table" w:styleId="785">
     <w:name w:val="List Table 4 - Accent 5"/>
-    <w:basedOn w:val="665"/>
+    <w:basedOn w:val="889"/>
     <w:uiPriority w:val="99"/>
     <w:pPr>
       <w:pBdr/>
@@ -19997,9 +22663,9 @@
       </w:tcPr>
     </w:tblStylePr>
   </w:style>
-  <w:style w:type="table" w:styleId="95">
+  <w:style w:type="table" w:styleId="786">
     <w:name w:val="List Table 4 - Accent 6"/>
-    <w:basedOn w:val="665"/>
+    <w:basedOn w:val="889"/>
     <w:uiPriority w:val="99"/>
     <w:pPr>
       <w:pBdr/>
@@ -20222,9 +22888,9 @@
       </w:tcPr>
     </w:tblStylePr>
   </w:style>
-  <w:style w:type="table" w:styleId="96">
+  <w:style w:type="table" w:styleId="787">
     <w:name w:val="List Table 5 Dark"/>
-    <w:basedOn w:val="665"/>
+    <w:basedOn w:val="889"/>
     <w:uiPriority w:val="99"/>
     <w:pPr>
       <w:pBdr/>
@@ -20464,9 +23130,9 @@
       </w:tcPr>
     </w:tblStylePr>
   </w:style>
-  <w:style w:type="table" w:styleId="97">
+  <w:style w:type="table" w:styleId="788">
     <w:name w:val="List Table 5 Dark - Accent 1"/>
-    <w:basedOn w:val="665"/>
+    <w:basedOn w:val="889"/>
     <w:uiPriority w:val="99"/>
     <w:pPr>
       <w:pBdr/>
@@ -20706,9 +23372,9 @@
       </w:tcPr>
     </w:tblStylePr>
   </w:style>
-  <w:style w:type="table" w:styleId="98">
+  <w:style w:type="table" w:styleId="789">
     <w:name w:val="List Table 5 Dark - Accent 2"/>
-    <w:basedOn w:val="665"/>
+    <w:basedOn w:val="889"/>
     <w:uiPriority w:val="99"/>
     <w:pPr>
       <w:pBdr/>
@@ -20948,9 +23614,9 @@
       </w:tcPr>
     </w:tblStylePr>
   </w:style>
-  <w:style w:type="table" w:styleId="99">
+  <w:style w:type="table" w:styleId="790">
     <w:name w:val="List Table 5 Dark - Accent 3"/>
-    <w:basedOn w:val="665"/>
+    <w:basedOn w:val="889"/>
     <w:uiPriority w:val="99"/>
     <w:pPr>
       <w:pBdr/>
@@ -21190,9 +23856,9 @@
       </w:tcPr>
     </w:tblStylePr>
   </w:style>
-  <w:style w:type="table" w:styleId="100">
+  <w:style w:type="table" w:styleId="791">
     <w:name w:val="List Table 5 Dark - Accent 4"/>
-    <w:basedOn w:val="665"/>
+    <w:basedOn w:val="889"/>
     <w:uiPriority w:val="99"/>
     <w:pPr>
       <w:pBdr/>
@@ -21432,9 +24098,9 @@
       </w:tcPr>
     </w:tblStylePr>
   </w:style>
-  <w:style w:type="table" w:styleId="101">
+  <w:style w:type="table" w:styleId="792">
     <w:name w:val="List Table 5 Dark - Accent 5"/>
-    <w:basedOn w:val="665"/>
+    <w:basedOn w:val="889"/>
     <w:uiPriority w:val="99"/>
     <w:pPr>
       <w:pBdr/>
@@ -21674,9 +24340,9 @@
       </w:tcPr>
     </w:tblStylePr>
   </w:style>
-  <w:style w:type="table" w:styleId="102">
+  <w:style w:type="table" w:styleId="793">
     <w:name w:val="List Table 5 Dark - Accent 6"/>
-    <w:basedOn w:val="665"/>
+    <w:basedOn w:val="889"/>
     <w:uiPriority w:val="99"/>
     <w:pPr>
       <w:pBdr/>
@@ -21916,9 +24582,9 @@
       </w:tcPr>
     </w:tblStylePr>
   </w:style>
-  <w:style w:type="table" w:styleId="103">
+  <w:style w:type="table" w:styleId="794">
     <w:name w:val="List Table 6 Colorful"/>
-    <w:basedOn w:val="665"/>
+    <w:basedOn w:val="889"/>
     <w:uiPriority w:val="99"/>
     <w:pPr>
       <w:pBdr/>
@@ -22139,9 +24805,9 @@
       </w:tcPr>
     </w:tblStylePr>
   </w:style>
-  <w:style w:type="table" w:styleId="104">
+  <w:style w:type="table" w:styleId="795">
     <w:name w:val="List Table 6 Colorful - Accent 1"/>
-    <w:basedOn w:val="665"/>
+    <w:basedOn w:val="889"/>
     <w:uiPriority w:val="99"/>
     <w:pPr>
       <w:pBdr/>
@@ -22362,9 +25028,9 @@
       </w:tcPr>
     </w:tblStylePr>
   </w:style>
-  <w:style w:type="table" w:styleId="105">
+  <w:style w:type="table" w:styleId="796">
     <w:name w:val="List Table 6 Colorful - Accent 2"/>
-    <w:basedOn w:val="665"/>
+    <w:basedOn w:val="889"/>
     <w:uiPriority w:val="99"/>
     <w:pPr>
       <w:pBdr/>
@@ -22585,9 +25251,9 @@
       </w:tcPr>
     </w:tblStylePr>
   </w:style>
-  <w:style w:type="table" w:styleId="106">
+  <w:style w:type="table" w:styleId="797">
     <w:name w:val="List Table 6 Colorful - Accent 3"/>
-    <w:basedOn w:val="665"/>
+    <w:basedOn w:val="889"/>
     <w:uiPriority w:val="99"/>
     <w:pPr>
       <w:pBdr/>
@@ -22808,9 +25474,9 @@
       </w:tcPr>
     </w:tblStylePr>
   </w:style>
-  <w:style w:type="table" w:styleId="107">
+  <w:style w:type="table" w:styleId="798">
     <w:name w:val="List Table 6 Colorful - Accent 4"/>
-    <w:basedOn w:val="665"/>
+    <w:basedOn w:val="889"/>
     <w:uiPriority w:val="99"/>
     <w:pPr>
       <w:pBdr/>
@@ -23031,9 +25697,9 @@
       </w:tcPr>
     </w:tblStylePr>
   </w:style>
-  <w:style w:type="table" w:styleId="108">
+  <w:style w:type="table" w:styleId="799">
     <w:name w:val="List Table 6 Colorful - Accent 5"/>
-    <w:basedOn w:val="665"/>
+    <w:basedOn w:val="889"/>
     <w:uiPriority w:val="99"/>
     <w:pPr>
       <w:pBdr/>
@@ -23254,9 +25920,9 @@
       </w:tcPr>
     </w:tblStylePr>
   </w:style>
-  <w:style w:type="table" w:styleId="109">
+  <w:style w:type="table" w:styleId="800">
     <w:name w:val="List Table 6 Colorful - Accent 6"/>
-    <w:basedOn w:val="665"/>
+    <w:basedOn w:val="889"/>
     <w:uiPriority w:val="99"/>
     <w:pPr>
       <w:pBdr/>
@@ -23477,9 +26143,9 @@
       </w:tcPr>
     </w:tblStylePr>
   </w:style>
-  <w:style w:type="table" w:styleId="110">
+  <w:style w:type="table" w:styleId="801">
     <w:name w:val="List Table 7 Colorful"/>
-    <w:basedOn w:val="665"/>
+    <w:basedOn w:val="889"/>
     <w:uiPriority w:val="99"/>
     <w:pPr>
       <w:pBdr/>
@@ -23578,11 +26244,11 @@
         <w:tblBorders/>
       </w:tblPr>
       <w:tcPr>
-        <w:shd w:color="ffffff"/>
+        <w:shd w:val="clear" w:color="ffffff"/>
         <w:tcBorders>
-          <w:top w:val="none"/>
-          <w:left w:val="none"/>
-          <w:bottom w:val="none"/>
+          <w:top w:val="none" w:color="000000" w:sz="4" w:space="0"/>
+          <w:left w:val="none" w:color="000000" w:sz="4" w:space="0"/>
+          <w:bottom w:val="none" w:color="000000" w:sz="4" w:space="0"/>
           <w:right w:val="single" w:color="000000" w:themeColor="text1" w:themeTint="80" w:sz="4" w:space="0"/>
         </w:tcBorders>
       </w:tcPr>
@@ -23605,10 +26271,10 @@
       <w:tcPr>
         <w:shd w:val="clear" w:color="ffffff" w:themeColor="light1" w:fill="ffffff" w:themeFill="light1"/>
         <w:tcBorders>
-          <w:top w:val="none"/>
-          <w:left w:val="none"/>
+          <w:top w:val="none" w:color="000000" w:sz="4" w:space="0"/>
+          <w:left w:val="none" w:color="000000" w:sz="4" w:space="0"/>
           <w:bottom w:val="single" w:color="000000" w:themeColor="text1" w:themeTint="80" w:sz="4" w:space="0"/>
-          <w:right w:val="none"/>
+          <w:right w:val="none" w:color="000000" w:sz="4" w:space="0"/>
         </w:tcBorders>
       </w:tcPr>
     </w:tblStylePr>
@@ -23628,12 +26294,12 @@
         <w:tblBorders/>
       </w:tblPr>
       <w:tcPr>
-        <w:shd w:color="ffffff"/>
+        <w:shd w:val="clear" w:color="ffffff"/>
         <w:tcBorders>
-          <w:top w:val="none"/>
+          <w:top w:val="none" w:color="000000" w:sz="4" w:space="0"/>
           <w:left w:val="single" w:color="000000" w:themeColor="text1" w:themeTint="80" w:sz="4" w:space="0"/>
-          <w:bottom w:val="none"/>
-          <w:right w:val="none"/>
+          <w:bottom w:val="none" w:color="000000" w:sz="4" w:space="0"/>
+          <w:right w:val="none" w:color="000000" w:sz="4" w:space="0"/>
         </w:tcBorders>
       </w:tcPr>
     </w:tblStylePr>
@@ -23656,9 +26322,9 @@
         <w:shd w:val="clear" w:color="ffffff" w:themeColor="light1" w:fill="ffffff" w:themeFill="light1"/>
         <w:tcBorders>
           <w:top w:val="single" w:color="000000" w:themeColor="text1" w:themeTint="80" w:sz="4" w:space="0"/>
-          <w:left w:val="none"/>
-          <w:bottom w:val="none"/>
-          <w:right w:val="none"/>
+          <w:left w:val="none" w:color="000000" w:sz="4" w:space="0"/>
+          <w:bottom w:val="none" w:color="000000" w:sz="4" w:space="0"/>
+          <w:right w:val="none" w:color="000000" w:sz="4" w:space="0"/>
         </w:tcBorders>
       </w:tcPr>
     </w:tblStylePr>
@@ -23733,9 +26399,9 @@
       </w:tcPr>
     </w:tblStylePr>
   </w:style>
-  <w:style w:type="table" w:styleId="111">
+  <w:style w:type="table" w:styleId="802">
     <w:name w:val="List Table 7 Colorful - Accent 1"/>
-    <w:basedOn w:val="665"/>
+    <w:basedOn w:val="889"/>
     <w:uiPriority w:val="99"/>
     <w:pPr>
       <w:pBdr/>
@@ -23834,11 +26500,11 @@
         <w:tblBorders/>
       </w:tblPr>
       <w:tcPr>
-        <w:shd w:color="ffffff"/>
+        <w:shd w:val="clear" w:color="ffffff"/>
         <w:tcBorders>
-          <w:top w:val="none"/>
-          <w:left w:val="none"/>
-          <w:bottom w:val="none"/>
+          <w:top w:val="none" w:color="000000" w:sz="4" w:space="0"/>
+          <w:left w:val="none" w:color="000000" w:sz="4" w:space="0"/>
+          <w:bottom w:val="none" w:color="000000" w:sz="4" w:space="0"/>
           <w:right w:val="single" w:color="000000" w:themeColor="accent1" w:sz="4" w:space="0"/>
         </w:tcBorders>
       </w:tcPr>
@@ -23861,10 +26527,10 @@
       <w:tcPr>
         <w:shd w:val="clear" w:color="ffffff" w:themeColor="light1" w:fill="ffffff" w:themeFill="light1"/>
         <w:tcBorders>
-          <w:top w:val="none"/>
-          <w:left w:val="none"/>
+          <w:top w:val="none" w:color="000000" w:sz="4" w:space="0"/>
+          <w:left w:val="none" w:color="000000" w:sz="4" w:space="0"/>
           <w:bottom w:val="single" w:color="000000" w:themeColor="accent1" w:sz="4" w:space="0"/>
-          <w:right w:val="none"/>
+          <w:right w:val="none" w:color="000000" w:sz="4" w:space="0"/>
         </w:tcBorders>
       </w:tcPr>
     </w:tblStylePr>
@@ -23884,12 +26550,12 @@
         <w:tblBorders/>
       </w:tblPr>
       <w:tcPr>
-        <w:shd w:color="ffffff"/>
+        <w:shd w:val="clear" w:color="ffffff"/>
         <w:tcBorders>
-          <w:top w:val="none"/>
+          <w:top w:val="none" w:color="000000" w:sz="4" w:space="0"/>
           <w:left w:val="single" w:color="000000" w:themeColor="accent1" w:sz="4" w:space="0"/>
-          <w:bottom w:val="none"/>
-          <w:right w:val="none"/>
+          <w:bottom w:val="none" w:color="000000" w:sz="4" w:space="0"/>
+          <w:right w:val="none" w:color="000000" w:sz="4" w:space="0"/>
         </w:tcBorders>
       </w:tcPr>
     </w:tblStylePr>
@@ -23912,9 +26578,9 @@
         <w:shd w:val="clear" w:color="ffffff" w:themeColor="light1" w:fill="ffffff" w:themeFill="light1"/>
         <w:tcBorders>
           <w:top w:val="single" w:color="000000" w:themeColor="accent1" w:sz="4" w:space="0"/>
-          <w:left w:val="none"/>
-          <w:bottom w:val="none"/>
-          <w:right w:val="none"/>
+          <w:left w:val="none" w:color="000000" w:sz="4" w:space="0"/>
+          <w:bottom w:val="none" w:color="000000" w:sz="4" w:space="0"/>
+          <w:right w:val="none" w:color="000000" w:sz="4" w:space="0"/>
         </w:tcBorders>
       </w:tcPr>
     </w:tblStylePr>
@@ -23989,9 +26655,9 @@
       </w:tcPr>
     </w:tblStylePr>
   </w:style>
-  <w:style w:type="table" w:styleId="112">
+  <w:style w:type="table" w:styleId="803">
     <w:name w:val="List Table 7 Colorful - Accent 2"/>
-    <w:basedOn w:val="665"/>
+    <w:basedOn w:val="889"/>
     <w:uiPriority w:val="99"/>
     <w:pPr>
       <w:pBdr/>
@@ -24090,11 +26756,11 @@
         <w:tblBorders/>
       </w:tblPr>
       <w:tcPr>
-        <w:shd w:color="ffffff"/>
+        <w:shd w:val="clear" w:color="ffffff"/>
         <w:tcBorders>
-          <w:top w:val="none"/>
-          <w:left w:val="none"/>
-          <w:bottom w:val="none"/>
+          <w:top w:val="none" w:color="000000" w:sz="4" w:space="0"/>
+          <w:left w:val="none" w:color="000000" w:sz="4" w:space="0"/>
+          <w:bottom w:val="none" w:color="000000" w:sz="4" w:space="0"/>
           <w:right w:val="single" w:color="000000" w:themeColor="accent2" w:themeTint="97" w:sz="4" w:space="0"/>
         </w:tcBorders>
       </w:tcPr>
@@ -24117,10 +26783,10 @@
       <w:tcPr>
         <w:shd w:val="clear" w:color="ffffff" w:themeColor="light1" w:fill="ffffff" w:themeFill="light1"/>
         <w:tcBorders>
-          <w:top w:val="none"/>
-          <w:left w:val="none"/>
+          <w:top w:val="none" w:color="000000" w:sz="4" w:space="0"/>
+          <w:left w:val="none" w:color="000000" w:sz="4" w:space="0"/>
           <w:bottom w:val="single" w:color="000000" w:themeColor="accent2" w:themeTint="97" w:sz="4" w:space="0"/>
-          <w:right w:val="none"/>
+          <w:right w:val="none" w:color="000000" w:sz="4" w:space="0"/>
         </w:tcBorders>
       </w:tcPr>
     </w:tblStylePr>
@@ -24140,12 +26806,12 @@
         <w:tblBorders/>
       </w:tblPr>
       <w:tcPr>
-        <w:shd w:color="ffffff"/>
+        <w:shd w:val="clear" w:color="ffffff"/>
         <w:tcBorders>
-          <w:top w:val="none"/>
+          <w:top w:val="none" w:color="000000" w:sz="4" w:space="0"/>
           <w:left w:val="single" w:color="000000" w:themeColor="accent2" w:themeTint="97" w:sz="4" w:space="0"/>
-          <w:bottom w:val="none"/>
-          <w:right w:val="none"/>
+          <w:bottom w:val="none" w:color="000000" w:sz="4" w:space="0"/>
+          <w:right w:val="none" w:color="000000" w:sz="4" w:space="0"/>
         </w:tcBorders>
       </w:tcPr>
     </w:tblStylePr>
@@ -24168,9 +26834,9 @@
         <w:shd w:val="clear" w:color="ffffff" w:themeColor="light1" w:fill="ffffff" w:themeFill="light1"/>
         <w:tcBorders>
           <w:top w:val="single" w:color="000000" w:themeColor="accent2" w:themeTint="97" w:sz="4" w:space="0"/>
-          <w:left w:val="none"/>
-          <w:bottom w:val="none"/>
-          <w:right w:val="none"/>
+          <w:left w:val="none" w:color="000000" w:sz="4" w:space="0"/>
+          <w:bottom w:val="none" w:color="000000" w:sz="4" w:space="0"/>
+          <w:right w:val="none" w:color="000000" w:sz="4" w:space="0"/>
         </w:tcBorders>
       </w:tcPr>
     </w:tblStylePr>
@@ -24245,9 +26911,9 @@
       </w:tcPr>
     </w:tblStylePr>
   </w:style>
-  <w:style w:type="table" w:styleId="113">
+  <w:style w:type="table" w:styleId="804">
     <w:name w:val="List Table 7 Colorful - Accent 3"/>
-    <w:basedOn w:val="665"/>
+    <w:basedOn w:val="889"/>
     <w:uiPriority w:val="99"/>
     <w:pPr>
       <w:pBdr/>
@@ -24346,11 +27012,11 @@
         <w:tblBorders/>
       </w:tblPr>
       <w:tcPr>
-        <w:shd w:color="ffffff"/>
+        <w:shd w:val="clear" w:color="ffffff"/>
         <w:tcBorders>
-          <w:top w:val="none"/>
-          <w:left w:val="none"/>
-          <w:bottom w:val="none"/>
+          <w:top w:val="none" w:color="000000" w:sz="4" w:space="0"/>
+          <w:left w:val="none" w:color="000000" w:sz="4" w:space="0"/>
+          <w:bottom w:val="none" w:color="000000" w:sz="4" w:space="0"/>
           <w:right w:val="single" w:color="000000" w:themeColor="accent3" w:themeTint="98" w:sz="4" w:space="0"/>
         </w:tcBorders>
       </w:tcPr>
@@ -24373,10 +27039,10 @@
       <w:tcPr>
         <w:shd w:val="clear" w:color="ffffff" w:themeColor="light1" w:fill="ffffff" w:themeFill="light1"/>
         <w:tcBorders>
-          <w:top w:val="none"/>
-          <w:left w:val="none"/>
+          <w:top w:val="none" w:color="000000" w:sz="4" w:space="0"/>
+          <w:left w:val="none" w:color="000000" w:sz="4" w:space="0"/>
           <w:bottom w:val="single" w:color="000000" w:themeColor="accent3" w:themeTint="98" w:sz="4" w:space="0"/>
-          <w:right w:val="none"/>
+          <w:right w:val="none" w:color="000000" w:sz="4" w:space="0"/>
         </w:tcBorders>
       </w:tcPr>
     </w:tblStylePr>
@@ -24396,12 +27062,12 @@
         <w:tblBorders/>
       </w:tblPr>
       <w:tcPr>
-        <w:shd w:color="ffffff"/>
+        <w:shd w:val="clear" w:color="ffffff"/>
         <w:tcBorders>
-          <w:top w:val="none"/>
+          <w:top w:val="none" w:color="000000" w:sz="4" w:space="0"/>
           <w:left w:val="single" w:color="000000" w:themeColor="accent3" w:themeTint="98" w:sz="4" w:space="0"/>
-          <w:bottom w:val="none"/>
-          <w:right w:val="none"/>
+          <w:bottom w:val="none" w:color="000000" w:sz="4" w:space="0"/>
+          <w:right w:val="none" w:color="000000" w:sz="4" w:space="0"/>
         </w:tcBorders>
       </w:tcPr>
     </w:tblStylePr>
@@ -24424,9 +27090,9 @@
         <w:shd w:val="clear" w:color="ffffff" w:themeColor="light1" w:fill="ffffff" w:themeFill="light1"/>
         <w:tcBorders>
           <w:top w:val="single" w:color="000000" w:themeColor="accent3" w:themeTint="98" w:sz="4" w:space="0"/>
-          <w:left w:val="none"/>
-          <w:bottom w:val="none"/>
-          <w:right w:val="none"/>
+          <w:left w:val="none" w:color="000000" w:sz="4" w:space="0"/>
+          <w:bottom w:val="none" w:color="000000" w:sz="4" w:space="0"/>
+          <w:right w:val="none" w:color="000000" w:sz="4" w:space="0"/>
         </w:tcBorders>
       </w:tcPr>
     </w:tblStylePr>
@@ -24501,9 +27167,9 @@
       </w:tcPr>
     </w:tblStylePr>
   </w:style>
-  <w:style w:type="table" w:styleId="114">
+  <w:style w:type="table" w:styleId="805">
     <w:name w:val="List Table 7 Colorful - Accent 4"/>
-    <w:basedOn w:val="665"/>
+    <w:basedOn w:val="889"/>
     <w:uiPriority w:val="99"/>
     <w:pPr>
       <w:pBdr/>
@@ -24602,11 +27268,11 @@
         <w:tblBorders/>
       </w:tblPr>
       <w:tcPr>
-        <w:shd w:color="ffffff"/>
+        <w:shd w:val="clear" w:color="ffffff"/>
         <w:tcBorders>
-          <w:top w:val="none"/>
-          <w:left w:val="none"/>
-          <w:bottom w:val="none"/>
+          <w:top w:val="none" w:color="000000" w:sz="4" w:space="0"/>
+          <w:left w:val="none" w:color="000000" w:sz="4" w:space="0"/>
+          <w:bottom w:val="none" w:color="000000" w:sz="4" w:space="0"/>
           <w:right w:val="single" w:color="000000" w:themeColor="accent4" w:themeTint="9A" w:sz="4" w:space="0"/>
         </w:tcBorders>
       </w:tcPr>
@@ -24629,10 +27295,10 @@
       <w:tcPr>
         <w:shd w:val="clear" w:color="ffffff" w:themeColor="light1" w:fill="ffffff" w:themeFill="light1"/>
         <w:tcBorders>
-          <w:top w:val="none"/>
-          <w:left w:val="none"/>
+          <w:top w:val="none" w:color="000000" w:sz="4" w:space="0"/>
+          <w:left w:val="none" w:color="000000" w:sz="4" w:space="0"/>
           <w:bottom w:val="single" w:color="000000" w:themeColor="accent4" w:themeTint="9A" w:sz="4" w:space="0"/>
-          <w:right w:val="none"/>
+          <w:right w:val="none" w:color="000000" w:sz="4" w:space="0"/>
         </w:tcBorders>
       </w:tcPr>
     </w:tblStylePr>
@@ -24652,12 +27318,12 @@
         <w:tblBorders/>
       </w:tblPr>
       <w:tcPr>
-        <w:shd w:color="ffffff"/>
+        <w:shd w:val="clear" w:color="ffffff"/>
         <w:tcBorders>
-          <w:top w:val="none"/>
+          <w:top w:val="none" w:color="000000" w:sz="4" w:space="0"/>
           <w:left w:val="single" w:color="000000" w:themeColor="accent4" w:themeTint="9A" w:sz="4" w:space="0"/>
-          <w:bottom w:val="none"/>
-          <w:right w:val="none"/>
+          <w:bottom w:val="none" w:color="000000" w:sz="4" w:space="0"/>
+          <w:right w:val="none" w:color="000000" w:sz="4" w:space="0"/>
         </w:tcBorders>
       </w:tcPr>
     </w:tblStylePr>
@@ -24680,9 +27346,9 @@
         <w:shd w:val="clear" w:color="ffffff" w:themeColor="light1" w:fill="ffffff" w:themeFill="light1"/>
         <w:tcBorders>
           <w:top w:val="single" w:color="000000" w:themeColor="accent4" w:themeTint="9A" w:sz="4" w:space="0"/>
-          <w:left w:val="none"/>
-          <w:bottom w:val="none"/>
-          <w:right w:val="none"/>
+          <w:left w:val="none" w:color="000000" w:sz="4" w:space="0"/>
+          <w:bottom w:val="none" w:color="000000" w:sz="4" w:space="0"/>
+          <w:right w:val="none" w:color="000000" w:sz="4" w:space="0"/>
         </w:tcBorders>
       </w:tcPr>
     </w:tblStylePr>
@@ -24757,9 +27423,9 @@
       </w:tcPr>
     </w:tblStylePr>
   </w:style>
-  <w:style w:type="table" w:styleId="115">
+  <w:style w:type="table" w:styleId="806">
     <w:name w:val="List Table 7 Colorful - Accent 5"/>
-    <w:basedOn w:val="665"/>
+    <w:basedOn w:val="889"/>
     <w:uiPriority w:val="99"/>
     <w:pPr>
       <w:pBdr/>
@@ -24858,11 +27524,11 @@
         <w:tblBorders/>
       </w:tblPr>
       <w:tcPr>
-        <w:shd w:color="ffffff"/>
+        <w:shd w:val="clear" w:color="ffffff"/>
         <w:tcBorders>
-          <w:top w:val="none"/>
-          <w:left w:val="none"/>
-          <w:bottom w:val="none"/>
+          <w:top w:val="none" w:color="000000" w:sz="4" w:space="0"/>
+          <w:left w:val="none" w:color="000000" w:sz="4" w:space="0"/>
+          <w:bottom w:val="none" w:color="000000" w:sz="4" w:space="0"/>
           <w:right w:val="single" w:color="000000" w:themeColor="accent5" w:themeTint="9A" w:sz="4" w:space="0"/>
         </w:tcBorders>
       </w:tcPr>
@@ -24885,10 +27551,10 @@
       <w:tcPr>
         <w:shd w:val="clear" w:color="ffffff" w:themeColor="light1" w:fill="ffffff" w:themeFill="light1"/>
         <w:tcBorders>
-          <w:top w:val="none"/>
-          <w:left w:val="none"/>
+          <w:top w:val="none" w:color="000000" w:sz="4" w:space="0"/>
+          <w:left w:val="none" w:color="000000" w:sz="4" w:space="0"/>
           <w:bottom w:val="single" w:color="000000" w:themeColor="accent5" w:themeTint="9A" w:sz="4" w:space="0"/>
-          <w:right w:val="none"/>
+          <w:right w:val="none" w:color="000000" w:sz="4" w:space="0"/>
         </w:tcBorders>
       </w:tcPr>
     </w:tblStylePr>
@@ -24908,12 +27574,12 @@
         <w:tblBorders/>
       </w:tblPr>
       <w:tcPr>
-        <w:shd w:color="ffffff"/>
+        <w:shd w:val="clear" w:color="ffffff"/>
         <w:tcBorders>
-          <w:top w:val="none"/>
+          <w:top w:val="none" w:color="000000" w:sz="4" w:space="0"/>
           <w:left w:val="single" w:color="000000" w:themeColor="accent5" w:themeTint="9A" w:sz="4" w:space="0"/>
-          <w:bottom w:val="none"/>
-          <w:right w:val="none"/>
+          <w:bottom w:val="none" w:color="000000" w:sz="4" w:space="0"/>
+          <w:right w:val="none" w:color="000000" w:sz="4" w:space="0"/>
         </w:tcBorders>
       </w:tcPr>
     </w:tblStylePr>
@@ -24936,9 +27602,9 @@
         <w:shd w:val="clear" w:color="ffffff" w:themeColor="light1" w:fill="ffffff" w:themeFill="light1"/>
         <w:tcBorders>
           <w:top w:val="single" w:color="000000" w:themeColor="accent5" w:themeTint="9A" w:sz="4" w:space="0"/>
-          <w:left w:val="none"/>
-          <w:bottom w:val="none"/>
-          <w:right w:val="none"/>
+          <w:left w:val="none" w:color="000000" w:sz="4" w:space="0"/>
+          <w:bottom w:val="none" w:color="000000" w:sz="4" w:space="0"/>
+          <w:right w:val="none" w:color="000000" w:sz="4" w:space="0"/>
         </w:tcBorders>
       </w:tcPr>
     </w:tblStylePr>
@@ -25013,9 +27679,9 @@
       </w:tcPr>
     </w:tblStylePr>
   </w:style>
-  <w:style w:type="table" w:styleId="116">
+  <w:style w:type="table" w:styleId="807">
     <w:name w:val="List Table 7 Colorful - Accent 6"/>
-    <w:basedOn w:val="665"/>
+    <w:basedOn w:val="889"/>
     <w:uiPriority w:val="99"/>
     <w:pPr>
       <w:pBdr/>
@@ -25114,11 +27780,11 @@
         <w:tblBorders/>
       </w:tblPr>
       <w:tcPr>
-        <w:shd w:color="ffffff"/>
+        <w:shd w:val="clear" w:color="ffffff"/>
         <w:tcBorders>
-          <w:top w:val="none"/>
-          <w:left w:val="none"/>
-          <w:bottom w:val="none"/>
+          <w:top w:val="none" w:color="000000" w:sz="4" w:space="0"/>
+          <w:left w:val="none" w:color="000000" w:sz="4" w:space="0"/>
+          <w:bottom w:val="none" w:color="000000" w:sz="4" w:space="0"/>
           <w:right w:val="single" w:color="000000" w:themeColor="accent6" w:themeTint="98" w:sz="4" w:space="0"/>
         </w:tcBorders>
       </w:tcPr>
@@ -25141,10 +27807,10 @@
       <w:tcPr>
         <w:shd w:val="clear" w:color="ffffff" w:themeColor="light1" w:fill="ffffff" w:themeFill="light1"/>
         <w:tcBorders>
-          <w:top w:val="none"/>
-          <w:left w:val="none"/>
+          <w:top w:val="none" w:color="000000" w:sz="4" w:space="0"/>
+          <w:left w:val="none" w:color="000000" w:sz="4" w:space="0"/>
           <w:bottom w:val="single" w:color="000000" w:themeColor="accent6" w:themeTint="98" w:sz="4" w:space="0"/>
-          <w:right w:val="none"/>
+          <w:right w:val="none" w:color="000000" w:sz="4" w:space="0"/>
         </w:tcBorders>
       </w:tcPr>
     </w:tblStylePr>
@@ -25164,12 +27830,12 @@
         <w:tblBorders/>
       </w:tblPr>
       <w:tcPr>
-        <w:shd w:color="ffffff"/>
+        <w:shd w:val="clear" w:color="ffffff"/>
         <w:tcBorders>
-          <w:top w:val="none"/>
+          <w:top w:val="none" w:color="000000" w:sz="4" w:space="0"/>
           <w:left w:val="single" w:color="000000" w:themeColor="accent6" w:themeTint="98" w:sz="4" w:space="0"/>
-          <w:bottom w:val="none"/>
-          <w:right w:val="none"/>
+          <w:bottom w:val="none" w:color="000000" w:sz="4" w:space="0"/>
+          <w:right w:val="none" w:color="000000" w:sz="4" w:space="0"/>
         </w:tcBorders>
       </w:tcPr>
     </w:tblStylePr>
@@ -25192,9 +27858,9 @@
         <w:shd w:val="clear" w:color="ffffff" w:themeColor="light1" w:fill="ffffff" w:themeFill="light1"/>
         <w:tcBorders>
           <w:top w:val="single" w:color="000000" w:themeColor="accent6" w:themeTint="98" w:sz="4" w:space="0"/>
-          <w:left w:val="none"/>
-          <w:bottom w:val="none"/>
-          <w:right w:val="none"/>
+          <w:left w:val="none" w:color="000000" w:sz="4" w:space="0"/>
+          <w:bottom w:val="none" w:color="000000" w:sz="4" w:space="0"/>
+          <w:right w:val="none" w:color="000000" w:sz="4" w:space="0"/>
         </w:tcBorders>
       </w:tcPr>
     </w:tblStylePr>
@@ -25269,9 +27935,9 @@
       </w:tcPr>
     </w:tblStylePr>
   </w:style>
-  <w:style w:type="table" w:styleId="117">
+  <w:style w:type="table" w:styleId="808">
     <w:name w:val="Lined - Accent"/>
-    <w:basedOn w:val="665"/>
+    <w:basedOn w:val="889"/>
     <w:uiPriority w:val="99"/>
     <w:pPr>
       <w:pBdr/>
@@ -25506,9 +28172,9 @@
       </w:tcPr>
     </w:tblStylePr>
   </w:style>
-  <w:style w:type="table" w:styleId="118">
+  <w:style w:type="table" w:styleId="809">
     <w:name w:val="Lined - Accent 1"/>
-    <w:basedOn w:val="665"/>
+    <w:basedOn w:val="889"/>
     <w:uiPriority w:val="99"/>
     <w:pPr>
       <w:pBdr/>
@@ -25743,9 +28409,9 @@
       </w:tcPr>
     </w:tblStylePr>
   </w:style>
-  <w:style w:type="table" w:styleId="119">
+  <w:style w:type="table" w:styleId="810">
     <w:name w:val="Lined - Accent 2"/>
-    <w:basedOn w:val="665"/>
+    <w:basedOn w:val="889"/>
     <w:uiPriority w:val="99"/>
     <w:pPr>
       <w:pBdr/>
@@ -25980,9 +28646,9 @@
       </w:tcPr>
     </w:tblStylePr>
   </w:style>
-  <w:style w:type="table" w:styleId="120">
+  <w:style w:type="table" w:styleId="811">
     <w:name w:val="Lined - Accent 3"/>
-    <w:basedOn w:val="665"/>
+    <w:basedOn w:val="889"/>
     <w:uiPriority w:val="99"/>
     <w:pPr>
       <w:pBdr/>
@@ -26217,9 +28883,9 @@
       </w:tcPr>
     </w:tblStylePr>
   </w:style>
-  <w:style w:type="table" w:styleId="121">
+  <w:style w:type="table" w:styleId="812">
     <w:name w:val="Lined - Accent 4"/>
-    <w:basedOn w:val="665"/>
+    <w:basedOn w:val="889"/>
     <w:uiPriority w:val="99"/>
     <w:pPr>
       <w:pBdr/>
@@ -26454,9 +29120,9 @@
       </w:tcPr>
     </w:tblStylePr>
   </w:style>
-  <w:style w:type="table" w:styleId="122">
+  <w:style w:type="table" w:styleId="813">
     <w:name w:val="Lined - Accent 5"/>
-    <w:basedOn w:val="665"/>
+    <w:basedOn w:val="889"/>
     <w:uiPriority w:val="99"/>
     <w:pPr>
       <w:pBdr/>
@@ -26691,9 +29357,9 @@
       </w:tcPr>
     </w:tblStylePr>
   </w:style>
-  <w:style w:type="table" w:styleId="123">
+  <w:style w:type="table" w:styleId="814">
     <w:name w:val="Lined - Accent 6"/>
-    <w:basedOn w:val="665"/>
+    <w:basedOn w:val="889"/>
     <w:uiPriority w:val="99"/>
     <w:pPr>
       <w:pBdr/>
@@ -26928,9 +29594,9 @@
       </w:tcPr>
     </w:tblStylePr>
   </w:style>
-  <w:style w:type="table" w:styleId="124">
+  <w:style w:type="table" w:styleId="815">
     <w:name w:val="Bordered &amp; Lined - Accent"/>
-    <w:basedOn w:val="665"/>
+    <w:basedOn w:val="889"/>
     <w:uiPriority w:val="99"/>
     <w:pPr>
       <w:pBdr/>
@@ -27172,9 +29838,9 @@
       </w:tcPr>
     </w:tblStylePr>
   </w:style>
-  <w:style w:type="table" w:styleId="125">
+  <w:style w:type="table" w:styleId="816">
     <w:name w:val="Bordered &amp; Lined - Accent 1"/>
-    <w:basedOn w:val="665"/>
+    <w:basedOn w:val="889"/>
     <w:uiPriority w:val="99"/>
     <w:pPr>
       <w:pBdr/>
@@ -27416,9 +30082,9 @@
       </w:tcPr>
     </w:tblStylePr>
   </w:style>
-  <w:style w:type="table" w:styleId="126">
+  <w:style w:type="table" w:styleId="817">
     <w:name w:val="Bordered &amp; Lined - Accent 2"/>
-    <w:basedOn w:val="665"/>
+    <w:basedOn w:val="889"/>
     <w:uiPriority w:val="99"/>
     <w:pPr>
       <w:pBdr/>
@@ -27660,9 +30326,9 @@
       </w:tcPr>
     </w:tblStylePr>
   </w:style>
-  <w:style w:type="table" w:styleId="127">
+  <w:style w:type="table" w:styleId="818">
     <w:name w:val="Bordered &amp; Lined - Accent 3"/>
-    <w:basedOn w:val="665"/>
+    <w:basedOn w:val="889"/>
     <w:uiPriority w:val="99"/>
     <w:pPr>
       <w:pBdr/>
@@ -27904,9 +30570,9 @@
       </w:tcPr>
     </w:tblStylePr>
   </w:style>
-  <w:style w:type="table" w:styleId="128">
+  <w:style w:type="table" w:styleId="819">
     <w:name w:val="Bordered &amp; Lined - Accent 4"/>
-    <w:basedOn w:val="665"/>
+    <w:basedOn w:val="889"/>
     <w:uiPriority w:val="99"/>
     <w:pPr>
       <w:pBdr/>
@@ -28148,9 +30814,9 @@
       </w:tcPr>
     </w:tblStylePr>
   </w:style>
-  <w:style w:type="table" w:styleId="129">
+  <w:style w:type="table" w:styleId="820">
     <w:name w:val="Bordered &amp; Lined - Accent 5"/>
-    <w:basedOn w:val="665"/>
+    <w:basedOn w:val="889"/>
     <w:uiPriority w:val="99"/>
     <w:pPr>
       <w:pBdr/>
@@ -28392,9 +31058,9 @@
       </w:tcPr>
     </w:tblStylePr>
   </w:style>
-  <w:style w:type="table" w:styleId="130">
+  <w:style w:type="table" w:styleId="821">
     <w:name w:val="Bordered &amp; Lined - Accent 6"/>
-    <w:basedOn w:val="665"/>
+    <w:basedOn w:val="889"/>
     <w:uiPriority w:val="99"/>
     <w:pPr>
       <w:pBdr/>
@@ -28636,9 +31302,9 @@
       </w:tcPr>
     </w:tblStylePr>
   </w:style>
-  <w:style w:type="table" w:styleId="131">
+  <w:style w:type="table" w:styleId="822">
     <w:name w:val="Bordered"/>
-    <w:basedOn w:val="665"/>
+    <w:basedOn w:val="889"/>
     <w:uiPriority w:val="99"/>
     <w:pPr>
       <w:pBdr/>
@@ -28867,9 +31533,9 @@
       </w:tcPr>
     </w:tblStylePr>
   </w:style>
-  <w:style w:type="table" w:styleId="132">
+  <w:style w:type="table" w:styleId="823">
     <w:name w:val="Bordered - Accent 1"/>
-    <w:basedOn w:val="665"/>
+    <w:basedOn w:val="889"/>
     <w:uiPriority w:val="99"/>
     <w:pPr>
       <w:pBdr/>
@@ -29098,9 +31764,9 @@
       </w:tcPr>
     </w:tblStylePr>
   </w:style>
-  <w:style w:type="table" w:styleId="133">
+  <w:style w:type="table" w:styleId="824">
     <w:name w:val="Bordered - Accent 2"/>
-    <w:basedOn w:val="665"/>
+    <w:basedOn w:val="889"/>
     <w:uiPriority w:val="99"/>
     <w:pPr>
       <w:pBdr/>
@@ -29329,9 +31995,9 @@
       </w:tcPr>
     </w:tblStylePr>
   </w:style>
-  <w:style w:type="table" w:styleId="134">
+  <w:style w:type="table" w:styleId="825">
     <w:name w:val="Bordered - Accent 3"/>
-    <w:basedOn w:val="665"/>
+    <w:basedOn w:val="889"/>
     <w:uiPriority w:val="99"/>
     <w:pPr>
       <w:pBdr/>
@@ -29560,9 +32226,9 @@
       </w:tcPr>
     </w:tblStylePr>
   </w:style>
-  <w:style w:type="table" w:styleId="135">
+  <w:style w:type="table" w:styleId="826">
     <w:name w:val="Bordered - Accent 4"/>
-    <w:basedOn w:val="665"/>
+    <w:basedOn w:val="889"/>
     <w:uiPriority w:val="99"/>
     <w:pPr>
       <w:pBdr/>
@@ -29791,9 +32457,9 @@
       </w:tcPr>
     </w:tblStylePr>
   </w:style>
-  <w:style w:type="table" w:styleId="136">
+  <w:style w:type="table" w:styleId="827">
     <w:name w:val="Bordered - Accent 5"/>
-    <w:basedOn w:val="665"/>
+    <w:basedOn w:val="889"/>
     <w:uiPriority w:val="99"/>
     <w:pPr>
       <w:pBdr/>
@@ -30022,9 +32688,9 @@
       </w:tcPr>
     </w:tblStylePr>
   </w:style>
-  <w:style w:type="table" w:styleId="137">
+  <w:style w:type="table" w:styleId="828">
     <w:name w:val="Bordered - Accent 6"/>
-    <w:basedOn w:val="665"/>
+    <w:basedOn w:val="889"/>
     <w:uiPriority w:val="99"/>
     <w:pPr>
       <w:pBdr/>
@@ -30253,11 +32919,11 @@
       </w:tcPr>
     </w:tblStylePr>
   </w:style>
-  <w:style w:type="paragraph" w:styleId="139">
+  <w:style w:type="paragraph" w:styleId="829">
     <w:name w:val="Heading 1"/>
-    <w:basedOn w:val="664"/>
-    <w:next w:val="664"/>
-    <w:link w:val="150"/>
+    <w:basedOn w:val="888"/>
+    <w:next w:val="888"/>
+    <w:link w:val="839"/>
     <w:uiPriority w:val="9"/>
     <w:qFormat/>
     <w:pPr>
@@ -30275,11 +32941,11 @@
       <w:szCs w:val="40"/>
     </w:rPr>
   </w:style>
-  <w:style w:type="paragraph" w:styleId="140">
+  <w:style w:type="paragraph" w:styleId="830">
     <w:name w:val="Heading 2"/>
-    <w:basedOn w:val="664"/>
-    <w:next w:val="664"/>
-    <w:link w:val="151"/>
+    <w:basedOn w:val="888"/>
+    <w:next w:val="888"/>
+    <w:link w:val="840"/>
     <w:uiPriority w:val="9"/>
     <w:unhideWhenUsed/>
     <w:qFormat/>
@@ -30298,11 +32964,11 @@
       <w:szCs w:val="32"/>
     </w:rPr>
   </w:style>
-  <w:style w:type="paragraph" w:styleId="141">
+  <w:style w:type="paragraph" w:styleId="831">
     <w:name w:val="Heading 3"/>
-    <w:basedOn w:val="664"/>
-    <w:next w:val="664"/>
-    <w:link w:val="152"/>
+    <w:basedOn w:val="888"/>
+    <w:next w:val="888"/>
+    <w:link w:val="841"/>
     <w:uiPriority w:val="9"/>
     <w:unhideWhenUsed/>
     <w:qFormat/>
@@ -30321,11 +32987,11 @@
       <w:szCs w:val="28"/>
     </w:rPr>
   </w:style>
-  <w:style w:type="paragraph" w:styleId="142">
+  <w:style w:type="paragraph" w:styleId="832">
     <w:name w:val="Heading 4"/>
-    <w:basedOn w:val="664"/>
-    <w:next w:val="664"/>
-    <w:link w:val="153"/>
+    <w:basedOn w:val="888"/>
+    <w:next w:val="888"/>
+    <w:link w:val="842"/>
     <w:uiPriority w:val="9"/>
     <w:unhideWhenUsed/>
     <w:qFormat/>
@@ -30344,11 +33010,11 @@
       <w:color w:val="0f4761" w:themeColor="accent1" w:themeShade="BF"/>
     </w:rPr>
   </w:style>
-  <w:style w:type="paragraph" w:styleId="143">
+  <w:style w:type="paragraph" w:styleId="833">
     <w:name w:val="Heading 5"/>
-    <w:basedOn w:val="664"/>
-    <w:next w:val="664"/>
-    <w:link w:val="154"/>
+    <w:basedOn w:val="888"/>
+    <w:next w:val="888"/>
+    <w:link w:val="843"/>
     <w:uiPriority w:val="9"/>
     <w:unhideWhenUsed/>
     <w:qFormat/>
@@ -30365,11 +33031,11 @@
       <w:color w:val="0f4761" w:themeColor="accent1" w:themeShade="BF"/>
     </w:rPr>
   </w:style>
-  <w:style w:type="paragraph" w:styleId="144">
+  <w:style w:type="paragraph" w:styleId="834">
     <w:name w:val="Heading 6"/>
-    <w:basedOn w:val="664"/>
-    <w:next w:val="664"/>
-    <w:link w:val="155"/>
+    <w:basedOn w:val="888"/>
+    <w:next w:val="888"/>
+    <w:link w:val="844"/>
     <w:uiPriority w:val="9"/>
     <w:unhideWhenUsed/>
     <w:qFormat/>
@@ -30388,11 +33054,11 @@
       <w:color w:val="595959" w:themeColor="text1" w:themeTint="A6"/>
     </w:rPr>
   </w:style>
-  <w:style w:type="paragraph" w:styleId="145">
+  <w:style w:type="paragraph" w:styleId="835">
     <w:name w:val="Heading 7"/>
-    <w:basedOn w:val="664"/>
-    <w:next w:val="664"/>
-    <w:link w:val="156"/>
+    <w:basedOn w:val="888"/>
+    <w:next w:val="888"/>
+    <w:link w:val="845"/>
     <w:uiPriority w:val="9"/>
     <w:unhideWhenUsed/>
     <w:qFormat/>
@@ -30409,11 +33075,11 @@
       <w:color w:val="595959" w:themeColor="text1" w:themeTint="A6"/>
     </w:rPr>
   </w:style>
-  <w:style w:type="paragraph" w:styleId="146">
+  <w:style w:type="paragraph" w:styleId="836">
     <w:name w:val="Heading 8"/>
-    <w:basedOn w:val="664"/>
-    <w:next w:val="664"/>
-    <w:link w:val="157"/>
+    <w:basedOn w:val="888"/>
+    <w:next w:val="888"/>
+    <w:link w:val="846"/>
     <w:uiPriority w:val="9"/>
     <w:unhideWhenUsed/>
     <w:qFormat/>
@@ -30432,11 +33098,11 @@
       <w:color w:val="272727" w:themeColor="text1" w:themeTint="D8"/>
     </w:rPr>
   </w:style>
-  <w:style w:type="paragraph" w:styleId="147">
+  <w:style w:type="paragraph" w:styleId="837">
     <w:name w:val="Heading 9"/>
-    <w:basedOn w:val="664"/>
-    <w:next w:val="664"/>
-    <w:link w:val="158"/>
+    <w:basedOn w:val="888"/>
+    <w:next w:val="888"/>
+    <w:link w:val="847"/>
     <w:uiPriority w:val="9"/>
     <w:unhideWhenUsed/>
     <w:qFormat/>
@@ -30455,7 +33121,7 @@
       <w:color w:val="272727" w:themeColor="text1" w:themeTint="D8"/>
     </w:rPr>
   </w:style>
-  <w:style w:type="character" w:styleId="148" w:default="1">
+  <w:style w:type="character" w:styleId="838" w:default="1">
     <w:name w:val="Default Paragraph Font"/>
     <w:uiPriority w:val="1"/>
     <w:semiHidden/>
@@ -30466,10 +33132,10 @@
       <w:ind/>
     </w:pPr>
   </w:style>
-  <w:style w:type="character" w:styleId="150">
+  <w:style w:type="character" w:styleId="839">
     <w:name w:val="Heading 1 Char"/>
-    <w:basedOn w:val="148"/>
-    <w:link w:val="139"/>
+    <w:basedOn w:val="838"/>
+    <w:link w:val="829"/>
     <w:uiPriority w:val="9"/>
     <w:pPr>
       <w:pBdr/>
@@ -30483,10 +33149,10 @@
       <w:szCs w:val="40"/>
     </w:rPr>
   </w:style>
-  <w:style w:type="character" w:styleId="151">
+  <w:style w:type="character" w:styleId="840">
     <w:name w:val="Heading 2 Char"/>
-    <w:basedOn w:val="148"/>
-    <w:link w:val="140"/>
+    <w:basedOn w:val="838"/>
+    <w:link w:val="830"/>
     <w:uiPriority w:val="9"/>
     <w:pPr>
       <w:pBdr/>
@@ -30500,10 +33166,10 @@
       <w:szCs w:val="32"/>
     </w:rPr>
   </w:style>
-  <w:style w:type="character" w:styleId="152">
+  <w:style w:type="character" w:styleId="841">
     <w:name w:val="Heading 3 Char"/>
-    <w:basedOn w:val="148"/>
-    <w:link w:val="141"/>
+    <w:basedOn w:val="838"/>
+    <w:link w:val="831"/>
     <w:uiPriority w:val="9"/>
     <w:pPr>
       <w:pBdr/>
@@ -30517,10 +33183,10 @@
       <w:szCs w:val="28"/>
     </w:rPr>
   </w:style>
-  <w:style w:type="character" w:styleId="153">
+  <w:style w:type="character" w:styleId="842">
     <w:name w:val="Heading 4 Char"/>
-    <w:basedOn w:val="148"/>
-    <w:link w:val="142"/>
+    <w:basedOn w:val="838"/>
+    <w:link w:val="832"/>
     <w:uiPriority w:val="9"/>
     <w:pPr>
       <w:pBdr/>
@@ -30534,10 +33200,10 @@
       <w:color w:val="0f4761" w:themeColor="accent1" w:themeShade="BF"/>
     </w:rPr>
   </w:style>
-  <w:style w:type="character" w:styleId="154">
+  <w:style w:type="character" w:styleId="843">
     <w:name w:val="Heading 5 Char"/>
-    <w:basedOn w:val="148"/>
-    <w:link w:val="143"/>
+    <w:basedOn w:val="838"/>
+    <w:link w:val="833"/>
     <w:uiPriority w:val="9"/>
     <w:pPr>
       <w:pBdr/>
@@ -30549,10 +33215,10 @@
       <w:color w:val="0f4761" w:themeColor="accent1" w:themeShade="BF"/>
     </w:rPr>
   </w:style>
-  <w:style w:type="character" w:styleId="155">
+  <w:style w:type="character" w:styleId="844">
     <w:name w:val="Heading 6 Char"/>
-    <w:basedOn w:val="148"/>
-    <w:link w:val="144"/>
+    <w:basedOn w:val="838"/>
+    <w:link w:val="834"/>
     <w:uiPriority w:val="9"/>
     <w:pPr>
       <w:pBdr/>
@@ -30566,10 +33232,10 @@
       <w:color w:val="595959" w:themeColor="text1" w:themeTint="A6"/>
     </w:rPr>
   </w:style>
-  <w:style w:type="character" w:styleId="156">
+  <w:style w:type="character" w:styleId="845">
     <w:name w:val="Heading 7 Char"/>
-    <w:basedOn w:val="148"/>
-    <w:link w:val="145"/>
+    <w:basedOn w:val="838"/>
+    <w:link w:val="835"/>
     <w:uiPriority w:val="9"/>
     <w:pPr>
       <w:pBdr/>
@@ -30581,10 +33247,10 @@
       <w:color w:val="595959" w:themeColor="text1" w:themeTint="A6"/>
     </w:rPr>
   </w:style>
-  <w:style w:type="character" w:styleId="157">
+  <w:style w:type="character" w:styleId="846">
     <w:name w:val="Heading 8 Char"/>
-    <w:basedOn w:val="148"/>
-    <w:link w:val="146"/>
+    <w:basedOn w:val="838"/>
+    <w:link w:val="836"/>
     <w:uiPriority w:val="9"/>
     <w:pPr>
       <w:pBdr/>
@@ -30598,10 +33264,10 @@
       <w:color w:val="272727" w:themeColor="text1" w:themeTint="D8"/>
     </w:rPr>
   </w:style>
-  <w:style w:type="character" w:styleId="158">
+  <w:style w:type="character" w:styleId="847">
     <w:name w:val="Heading 9 Char"/>
-    <w:basedOn w:val="148"/>
-    <w:link w:val="147"/>
+    <w:basedOn w:val="838"/>
+    <w:link w:val="837"/>
     <w:uiPriority w:val="9"/>
     <w:pPr>
       <w:pBdr/>
@@ -30615,11 +33281,11 @@
       <w:color w:val="272727" w:themeColor="text1" w:themeTint="D8"/>
     </w:rPr>
   </w:style>
-  <w:style w:type="paragraph" w:styleId="159">
+  <w:style w:type="paragraph" w:styleId="848">
     <w:name w:val="Title"/>
-    <w:basedOn w:val="664"/>
-    <w:next w:val="664"/>
-    <w:link w:val="160"/>
+    <w:basedOn w:val="888"/>
+    <w:next w:val="888"/>
+    <w:link w:val="849"/>
     <w:uiPriority w:val="10"/>
     <w:qFormat/>
     <w:pPr>
@@ -30635,10 +33301,10 @@
       <w:szCs w:val="56"/>
     </w:rPr>
   </w:style>
-  <w:style w:type="character" w:styleId="160">
+  <w:style w:type="character" w:styleId="849">
     <w:name w:val="Title Char"/>
-    <w:basedOn w:val="148"/>
-    <w:link w:val="159"/>
+    <w:basedOn w:val="838"/>
+    <w:link w:val="848"/>
     <w:uiPriority w:val="10"/>
     <w:pPr>
       <w:pBdr/>
@@ -30652,11 +33318,11 @@
       <w:szCs w:val="56"/>
     </w:rPr>
   </w:style>
-  <w:style w:type="paragraph" w:styleId="161">
+  <w:style w:type="paragraph" w:styleId="850">
     <w:name w:val="Subtitle"/>
-    <w:basedOn w:val="664"/>
-    <w:next w:val="664"/>
-    <w:link w:val="162"/>
+    <w:basedOn w:val="888"/>
+    <w:next w:val="888"/>
+    <w:link w:val="851"/>
     <w:uiPriority w:val="11"/>
     <w:qFormat/>
     <w:pPr>
@@ -30674,10 +33340,10 @@
       <w:szCs w:val="28"/>
     </w:rPr>
   </w:style>
-  <w:style w:type="character" w:styleId="162">
+  <w:style w:type="character" w:styleId="851">
     <w:name w:val="Subtitle Char"/>
-    <w:basedOn w:val="148"/>
-    <w:link w:val="161"/>
+    <w:basedOn w:val="838"/>
+    <w:link w:val="850"/>
     <w:uiPriority w:val="11"/>
     <w:pPr>
       <w:pBdr/>
@@ -30691,11 +33357,11 @@
       <w:szCs w:val="28"/>
     </w:rPr>
   </w:style>
-  <w:style w:type="paragraph" w:styleId="163">
+  <w:style w:type="paragraph" w:styleId="852">
     <w:name w:val="Quote"/>
-    <w:basedOn w:val="664"/>
-    <w:next w:val="664"/>
-    <w:link w:val="164"/>
+    <w:basedOn w:val="888"/>
+    <w:next w:val="888"/>
+    <w:link w:val="853"/>
     <w:uiPriority w:val="29"/>
     <w:qFormat/>
     <w:pPr>
@@ -30710,10 +33376,10 @@
       <w:color w:val="404040" w:themeColor="text1" w:themeTint="BF"/>
     </w:rPr>
   </w:style>
-  <w:style w:type="character" w:styleId="164">
+  <w:style w:type="character" w:styleId="853">
     <w:name w:val="Quote Char"/>
-    <w:basedOn w:val="148"/>
-    <w:link w:val="163"/>
+    <w:basedOn w:val="838"/>
+    <w:link w:val="852"/>
     <w:uiPriority w:val="29"/>
     <w:pPr>
       <w:pBdr/>
@@ -30726,9 +33392,9 @@
       <w:color w:val="404040" w:themeColor="text1" w:themeTint="BF"/>
     </w:rPr>
   </w:style>
-  <w:style w:type="character" w:styleId="166">
+  <w:style w:type="character" w:styleId="854">
     <w:name w:val="Intense Emphasis"/>
-    <w:basedOn w:val="148"/>
+    <w:basedOn w:val="838"/>
     <w:uiPriority w:val="21"/>
     <w:qFormat/>
     <w:pPr>
@@ -30742,11 +33408,11 @@
       <w:color w:val="0f4761" w:themeColor="accent1" w:themeShade="BF"/>
     </w:rPr>
   </w:style>
-  <w:style w:type="paragraph" w:styleId="167">
+  <w:style w:type="paragraph" w:styleId="855">
     <w:name w:val="Intense Quote"/>
-    <w:basedOn w:val="664"/>
-    <w:next w:val="664"/>
-    <w:link w:val="168"/>
+    <w:basedOn w:val="888"/>
+    <w:next w:val="888"/>
+    <w:link w:val="856"/>
     <w:uiPriority w:val="30"/>
     <w:qFormat/>
     <w:pPr>
@@ -30764,10 +33430,10 @@
       <w:color w:val="0f4761" w:themeColor="accent1" w:themeShade="BF"/>
     </w:rPr>
   </w:style>
-  <w:style w:type="character" w:styleId="168">
+  <w:style w:type="character" w:styleId="856">
     <w:name w:val="Intense Quote Char"/>
-    <w:basedOn w:val="148"/>
-    <w:link w:val="167"/>
+    <w:basedOn w:val="838"/>
+    <w:link w:val="855"/>
     <w:uiPriority w:val="30"/>
     <w:pPr>
       <w:pBdr/>
@@ -30780,9 +33446,9 @@
       <w:color w:val="0f4761" w:themeColor="accent1" w:themeShade="BF"/>
     </w:rPr>
   </w:style>
-  <w:style w:type="character" w:styleId="169">
+  <w:style w:type="character" w:styleId="857">
     <w:name w:val="Intense Reference"/>
-    <w:basedOn w:val="148"/>
+    <w:basedOn w:val="838"/>
     <w:uiPriority w:val="32"/>
     <w:qFormat/>
     <w:pPr>
@@ -30798,9 +33464,9 @@
       <w:spacing w:val="5"/>
     </w:rPr>
   </w:style>
-  <w:style w:type="character" w:styleId="171">
+  <w:style w:type="character" w:styleId="858">
     <w:name w:val="Subtle Emphasis"/>
-    <w:basedOn w:val="148"/>
+    <w:basedOn w:val="838"/>
     <w:uiPriority w:val="19"/>
     <w:qFormat/>
     <w:pPr>
@@ -30814,9 +33480,9 @@
       <w:color w:val="404040" w:themeColor="text1" w:themeTint="BF"/>
     </w:rPr>
   </w:style>
-  <w:style w:type="character" w:styleId="172">
+  <w:style w:type="character" w:styleId="859">
     <w:name w:val="Emphasis"/>
-    <w:basedOn w:val="148"/>
+    <w:basedOn w:val="838"/>
     <w:uiPriority w:val="20"/>
     <w:qFormat/>
     <w:pPr>
@@ -30829,9 +33495,9 @@
       <w:iCs/>
     </w:rPr>
   </w:style>
-  <w:style w:type="character" w:styleId="173">
+  <w:style w:type="character" w:styleId="860">
     <w:name w:val="Strong"/>
-    <w:basedOn w:val="148"/>
+    <w:basedOn w:val="838"/>
     <w:uiPriority w:val="22"/>
     <w:qFormat/>
     <w:pPr>
@@ -30844,9 +33510,9 @@
       <w:bCs/>
     </w:rPr>
   </w:style>
-  <w:style w:type="character" w:styleId="174">
+  <w:style w:type="character" w:styleId="861">
     <w:name w:val="Subtle Reference"/>
-    <w:basedOn w:val="148"/>
+    <w:basedOn w:val="838"/>
     <w:uiPriority w:val="31"/>
     <w:qFormat/>
     <w:pPr>
@@ -30859,9 +33525,9 @@
       <w:color w:val="5a5a5a" w:themeColor="text1" w:themeTint="A5"/>
     </w:rPr>
   </w:style>
-  <w:style w:type="character" w:styleId="175">
+  <w:style w:type="character" w:styleId="862">
     <w:name w:val="Book Title"/>
-    <w:basedOn w:val="148"/>
+    <w:basedOn w:val="838"/>
     <w:uiPriority w:val="33"/>
     <w:qFormat/>
     <w:pPr>
@@ -30877,10 +33543,10 @@
       <w:spacing w:val="5"/>
     </w:rPr>
   </w:style>
-  <w:style w:type="paragraph" w:styleId="176">
+  <w:style w:type="paragraph" w:styleId="863">
     <w:name w:val="Header"/>
-    <w:basedOn w:val="664"/>
-    <w:link w:val="177"/>
+    <w:basedOn w:val="888"/>
+    <w:link w:val="864"/>
     <w:uiPriority w:val="99"/>
     <w:unhideWhenUsed/>
     <w:pPr>
@@ -30893,10 +33559,10 @@
       <w:ind/>
     </w:pPr>
   </w:style>
-  <w:style w:type="character" w:styleId="177">
+  <w:style w:type="character" w:styleId="864">
     <w:name w:val="Header Char"/>
-    <w:basedOn w:val="148"/>
-    <w:link w:val="176"/>
+    <w:basedOn w:val="838"/>
+    <w:link w:val="863"/>
     <w:uiPriority w:val="99"/>
     <w:pPr>
       <w:pBdr/>
@@ -30904,10 +33570,10 @@
       <w:ind/>
     </w:pPr>
   </w:style>
-  <w:style w:type="paragraph" w:styleId="178">
+  <w:style w:type="paragraph" w:styleId="865">
     <w:name w:val="Footer"/>
-    <w:basedOn w:val="664"/>
-    <w:link w:val="179"/>
+    <w:basedOn w:val="888"/>
+    <w:link w:val="866"/>
     <w:uiPriority w:val="99"/>
     <w:unhideWhenUsed/>
     <w:pPr>
@@ -30920,10 +33586,10 @@
       <w:ind/>
     </w:pPr>
   </w:style>
-  <w:style w:type="character" w:styleId="179">
+  <w:style w:type="character" w:styleId="866">
     <w:name w:val="Footer Char"/>
-    <w:basedOn w:val="148"/>
-    <w:link w:val="178"/>
+    <w:basedOn w:val="838"/>
+    <w:link w:val="865"/>
     <w:uiPriority w:val="99"/>
     <w:pPr>
       <w:pBdr/>
@@ -30931,10 +33597,10 @@
       <w:ind/>
     </w:pPr>
   </w:style>
-  <w:style w:type="paragraph" w:styleId="180">
+  <w:style w:type="paragraph" w:styleId="867">
     <w:name w:val="Caption"/>
-    <w:basedOn w:val="664"/>
-    <w:next w:val="664"/>
+    <w:basedOn w:val="888"/>
+    <w:next w:val="888"/>
     <w:uiPriority w:val="35"/>
     <w:unhideWhenUsed/>
     <w:qFormat/>
@@ -30951,10 +33617,10 @@
       <w:szCs w:val="18"/>
     </w:rPr>
   </w:style>
-  <w:style w:type="paragraph" w:styleId="181">
+  <w:style w:type="paragraph" w:styleId="868">
     <w:name w:val="footnote text"/>
-    <w:basedOn w:val="664"/>
-    <w:link w:val="182"/>
+    <w:basedOn w:val="888"/>
+    <w:link w:val="869"/>
     <w:uiPriority w:val="99"/>
     <w:semiHidden/>
     <w:unhideWhenUsed/>
@@ -30968,10 +33634,10 @@
       <w:szCs w:val="20"/>
     </w:rPr>
   </w:style>
-  <w:style w:type="character" w:styleId="182">
+  <w:style w:type="character" w:styleId="869">
     <w:name w:val="Footnote Text Char"/>
-    <w:basedOn w:val="148"/>
-    <w:link w:val="181"/>
+    <w:basedOn w:val="838"/>
+    <w:link w:val="868"/>
     <w:uiPriority w:val="99"/>
     <w:semiHidden/>
     <w:pPr>
@@ -30984,9 +33650,9 @@
       <w:szCs w:val="20"/>
     </w:rPr>
   </w:style>
-  <w:style w:type="character" w:styleId="183">
+  <w:style w:type="character" w:styleId="870">
     <w:name w:val="footnote reference"/>
-    <w:basedOn w:val="148"/>
+    <w:basedOn w:val="838"/>
     <w:uiPriority w:val="99"/>
     <w:semiHidden/>
     <w:unhideWhenUsed/>
@@ -30999,10 +33665,10 @@
       <w:vertAlign w:val="superscript"/>
     </w:rPr>
   </w:style>
-  <w:style w:type="paragraph" w:styleId="184">
+  <w:style w:type="paragraph" w:styleId="871">
     <w:name w:val="endnote text"/>
-    <w:basedOn w:val="664"/>
-    <w:link w:val="185"/>
+    <w:basedOn w:val="888"/>
+    <w:link w:val="872"/>
     <w:uiPriority w:val="99"/>
     <w:semiHidden/>
     <w:unhideWhenUsed/>
@@ -31016,10 +33682,10 @@
       <w:szCs w:val="20"/>
     </w:rPr>
   </w:style>
-  <w:style w:type="character" w:styleId="185">
+  <w:style w:type="character" w:styleId="872">
     <w:name w:val="Endnote Text Char"/>
-    <w:basedOn w:val="148"/>
-    <w:link w:val="184"/>
+    <w:basedOn w:val="838"/>
+    <w:link w:val="871"/>
     <w:uiPriority w:val="99"/>
     <w:semiHidden/>
     <w:pPr>
@@ -31032,9 +33698,9 @@
       <w:szCs w:val="20"/>
     </w:rPr>
   </w:style>
-  <w:style w:type="character" w:styleId="186">
+  <w:style w:type="character" w:styleId="873">
     <w:name w:val="endnote reference"/>
-    <w:basedOn w:val="148"/>
+    <w:basedOn w:val="838"/>
     <w:uiPriority w:val="99"/>
     <w:semiHidden/>
     <w:unhideWhenUsed/>
@@ -31047,9 +33713,9 @@
       <w:vertAlign w:val="superscript"/>
     </w:rPr>
   </w:style>
-  <w:style w:type="character" w:styleId="187">
+  <w:style w:type="character" w:styleId="874">
     <w:name w:val="Hyperlink"/>
-    <w:basedOn w:val="148"/>
+    <w:basedOn w:val="838"/>
     <w:uiPriority w:val="99"/>
     <w:unhideWhenUsed/>
     <w:pPr>
@@ -31062,9 +33728,9 @@
       <w:u w:val="single"/>
     </w:rPr>
   </w:style>
-  <w:style w:type="character" w:styleId="188">
+  <w:style w:type="character" w:styleId="875">
     <w:name w:val="FollowedHyperlink"/>
-    <w:basedOn w:val="148"/>
+    <w:basedOn w:val="838"/>
     <w:uiPriority w:val="99"/>
     <w:semiHidden/>
     <w:unhideWhenUsed/>
@@ -31078,10 +33744,10 @@
       <w:u w:val="single"/>
     </w:rPr>
   </w:style>
-  <w:style w:type="paragraph" w:styleId="189">
+  <w:style w:type="paragraph" w:styleId="876">
     <w:name w:val="toc 1"/>
-    <w:basedOn w:val="664"/>
-    <w:next w:val="664"/>
+    <w:basedOn w:val="888"/>
+    <w:next w:val="888"/>
     <w:uiPriority w:val="39"/>
     <w:unhideWhenUsed/>
     <w:pPr>
@@ -31090,10 +33756,10 @@
       <w:ind/>
     </w:pPr>
   </w:style>
-  <w:style w:type="paragraph" w:styleId="190">
+  <w:style w:type="paragraph" w:styleId="877">
     <w:name w:val="toc 2"/>
-    <w:basedOn w:val="664"/>
-    <w:next w:val="664"/>
+    <w:basedOn w:val="888"/>
+    <w:next w:val="888"/>
     <w:uiPriority w:val="39"/>
     <w:unhideWhenUsed/>
     <w:pPr>
@@ -31102,10 +33768,10 @@
       <w:ind w:left="220"/>
     </w:pPr>
   </w:style>
-  <w:style w:type="paragraph" w:styleId="191">
+  <w:style w:type="paragraph" w:styleId="878">
     <w:name w:val="toc 3"/>
-    <w:basedOn w:val="664"/>
-    <w:next w:val="664"/>
+    <w:basedOn w:val="888"/>
+    <w:next w:val="888"/>
     <w:uiPriority w:val="39"/>
     <w:unhideWhenUsed/>
     <w:pPr>
@@ -31114,10 +33780,10 @@
       <w:ind w:left="440"/>
     </w:pPr>
   </w:style>
-  <w:style w:type="paragraph" w:styleId="192">
+  <w:style w:type="paragraph" w:styleId="879">
     <w:name w:val="toc 4"/>
-    <w:basedOn w:val="664"/>
-    <w:next w:val="664"/>
+    <w:basedOn w:val="888"/>
+    <w:next w:val="888"/>
     <w:uiPriority w:val="39"/>
     <w:unhideWhenUsed/>
     <w:pPr>
@@ -31126,10 +33792,10 @@
       <w:ind w:left="660"/>
     </w:pPr>
   </w:style>
-  <w:style w:type="paragraph" w:styleId="193">
+  <w:style w:type="paragraph" w:styleId="880">
     <w:name w:val="toc 5"/>
-    <w:basedOn w:val="664"/>
-    <w:next w:val="664"/>
+    <w:basedOn w:val="888"/>
+    <w:next w:val="888"/>
     <w:uiPriority w:val="39"/>
     <w:unhideWhenUsed/>
     <w:pPr>
@@ -31138,10 +33804,10 @@
       <w:ind w:left="880"/>
     </w:pPr>
   </w:style>
-  <w:style w:type="paragraph" w:styleId="194">
+  <w:style w:type="paragraph" w:styleId="881">
     <w:name w:val="toc 6"/>
-    <w:basedOn w:val="664"/>
-    <w:next w:val="664"/>
+    <w:basedOn w:val="888"/>
+    <w:next w:val="888"/>
     <w:uiPriority w:val="39"/>
     <w:unhideWhenUsed/>
     <w:pPr>
@@ -31150,10 +33816,10 @@
       <w:ind w:left="1100"/>
     </w:pPr>
   </w:style>
-  <w:style w:type="paragraph" w:styleId="195">
+  <w:style w:type="paragraph" w:styleId="882">
     <w:name w:val="toc 7"/>
-    <w:basedOn w:val="664"/>
-    <w:next w:val="664"/>
+    <w:basedOn w:val="888"/>
+    <w:next w:val="888"/>
     <w:uiPriority w:val="39"/>
     <w:unhideWhenUsed/>
     <w:pPr>
@@ -31162,10 +33828,10 @@
       <w:ind w:left="1320"/>
     </w:pPr>
   </w:style>
-  <w:style w:type="paragraph" w:styleId="196">
+  <w:style w:type="paragraph" w:styleId="883">
     <w:name w:val="toc 8"/>
-    <w:basedOn w:val="664"/>
-    <w:next w:val="664"/>
+    <w:basedOn w:val="888"/>
+    <w:next w:val="888"/>
     <w:uiPriority w:val="39"/>
     <w:unhideWhenUsed/>
     <w:pPr>
@@ -31174,10 +33840,10 @@
       <w:ind w:left="1540"/>
     </w:pPr>
   </w:style>
-  <w:style w:type="paragraph" w:styleId="197">
+  <w:style w:type="paragraph" w:styleId="884">
     <w:name w:val="toc 9"/>
-    <w:basedOn w:val="664"/>
-    <w:next w:val="664"/>
+    <w:basedOn w:val="888"/>
+    <w:next w:val="888"/>
     <w:uiPriority w:val="39"/>
     <w:unhideWhenUsed/>
     <w:pPr>
@@ -31186,9 +33852,9 @@
       <w:ind w:left="1760"/>
     </w:pPr>
   </w:style>
-  <w:style w:type="character" w:styleId="198">
+  <w:style w:type="character" w:styleId="885">
     <w:name w:val="Placeholder Text"/>
-    <w:basedOn w:val="148"/>
+    <w:basedOn w:val="838"/>
     <w:uiPriority w:val="99"/>
     <w:semiHidden/>
     <w:pPr>
@@ -31200,7 +33866,7 @@
       <w:color w:val="666666"/>
     </w:rPr>
   </w:style>
-  <w:style w:type="paragraph" w:styleId="208">
+  <w:style w:type="paragraph" w:styleId="886">
     <w:name w:val="TOC Heading"/>
     <w:uiPriority w:val="39"/>
     <w:unhideWhenUsed/>
@@ -31210,10 +33876,10 @@
       <w:ind/>
     </w:pPr>
   </w:style>
-  <w:style w:type="paragraph" w:styleId="209">
+  <w:style w:type="paragraph" w:styleId="887">
     <w:name w:val="table of figures"/>
-    <w:basedOn w:val="664"/>
-    <w:next w:val="664"/>
+    <w:basedOn w:val="888"/>
+    <w:next w:val="888"/>
     <w:uiPriority w:val="99"/>
     <w:unhideWhenUsed/>
     <w:pPr>
@@ -31222,7 +33888,7 @@
       <w:ind/>
     </w:pPr>
   </w:style>
-  <w:style w:type="paragraph" w:styleId="664" w:default="1">
+  <w:style w:type="paragraph" w:styleId="888" w:default="1">
     <w:name w:val="Normal"/>
     <w:qFormat/>
     <w:pPr>
@@ -31231,7 +33897,7 @@
       <w:ind/>
     </w:pPr>
   </w:style>
-  <w:style w:type="table" w:styleId="665" w:default="1">
+  <w:style w:type="table" w:styleId="889" w:default="1">
     <w:name w:val="Normal Table"/>
     <w:uiPriority w:val="99"/>
     <w:semiHidden/>
@@ -31424,7 +34090,7 @@
       </w:tcPr>
     </w:tblStylePr>
   </w:style>
-  <w:style w:type="numbering" w:styleId="666" w:default="1">
+  <w:style w:type="numbering" w:styleId="890" w:default="1">
     <w:name w:val="No List"/>
     <w:uiPriority w:val="99"/>
     <w:semiHidden/>
@@ -31435,9 +34101,9 @@
       <w:ind/>
     </w:pPr>
   </w:style>
-  <w:style w:type="paragraph" w:styleId="667">
+  <w:style w:type="paragraph" w:styleId="891">
     <w:name w:val="No Spacing"/>
-    <w:basedOn w:val="664"/>
+    <w:basedOn w:val="888"/>
     <w:uiPriority w:val="1"/>
     <w:qFormat/>
     <w:pPr>
@@ -31446,9 +34112,9 @@
       <w:ind/>
     </w:pPr>
   </w:style>
-  <w:style w:type="paragraph" w:styleId="668">
+  <w:style w:type="paragraph" w:styleId="892">
     <w:name w:val="List Paragraph"/>
-    <w:basedOn w:val="664"/>
+    <w:basedOn w:val="888"/>
     <w:uiPriority w:val="34"/>
     <w:qFormat/>
     <w:pPr>
